--- a/06-学生侧材料/讲义/学生专用版/2-结构化学/配位光谱与对称性桥-超级充实版（学生专用版）.docx
+++ b/06-学生侧材料/讲义/学生专用版/2-结构化学/配位光谱与对称性桥-超级充实版（学生专用版）.docx
@@ -6880,7 +6880,7 @@
         <w:rPr>
           <w:rFonts w:hint="eastAsia" w:ascii="Times New Roman" w:hAnsi="Times New Roman" w:eastAsia="FangSong" w:cs="Times New Roman"/>
         </w:rPr>
-        <w:t>其字母代码蕴含着极其严密的微观量子力学意义</w:t>
+        <w:t>其字母代码蕴含着严密的微观量子力学意义</w:t>
       </w:r>
       <w:r>
         <w:rPr>
@@ -23891,7 +23891,7 @@
         <w:rPr>
           <w:rFonts w:hint="eastAsia" w:ascii="Times New Roman" w:hAnsi="Times New Roman" w:eastAsia="FangSong" w:cs="Times New Roman"/>
         </w:rPr>
-        <w:t>轨道的能量发生断崖式下坠</w:t>
+        <w:t>轨道的能量发生显著下坠</w:t>
       </w:r>
       <w:r>
         <w:rPr>
@@ -24338,7 +24338,7 @@
         <w:rPr>
           <w:rFonts w:hint="eastAsia" w:ascii="Times New Roman" w:hAnsi="Times New Roman" w:eastAsia="FangSong" w:cs="Times New Roman"/>
         </w:rPr>
-        <w:t>与下方较平缓的四个轨道之间拉开了极其宽阔的能隙</w:t>
+        <w:t>与下方较平缓的四个轨道之间拉开了宽阔的能隙</w:t>
       </w:r>
       <w:r>
         <w:rPr>
@@ -24742,7 +24742,7 @@
         <w:rPr>
           <w:rFonts w:hint="eastAsia" w:ascii="Times New Roman" w:hAnsi="Times New Roman" w:eastAsia="FangSong" w:cs="Times New Roman"/>
         </w:rPr>
-        <w:t>而将能量惩罚极其巨大的</w:t>
+        <w:t>而将能量惩罚巨大的</w:t>
       </w:r>
       <w:r>
         <w:rPr>
@@ -27950,7 +27950,7 @@
         <w:rPr>
           <w:rFonts w:hint="eastAsia" w:ascii="Times New Roman" w:hAnsi="Times New Roman" w:eastAsia="FangSong" w:cs="Times New Roman"/>
         </w:rPr>
-        <w:t>在客观实验中必然导致配位场分裂能暴跌</w:t>
+        <w:t>在客观实验中必然导致配位场分裂能显著下降</w:t>
       </w:r>
       <w:r>
         <w:rPr>
@@ -28773,7 +28773,7 @@
         <w:rPr>
           <w:rFonts w:hint="eastAsia" w:ascii="Times New Roman" w:hAnsi="Times New Roman" w:eastAsia="FangSong" w:cs="Times New Roman"/>
         </w:rPr>
-        <w:t>从而展现出全化学界最强悍的裂场能力</w:t>
+        <w:t>从而展现出全化学界很强的裂场能力</w:t>
       </w:r>
       <w:r>
         <w:rPr>
@@ -29534,7 +29534,7 @@
         <w:rPr>
           <w:rFonts w:hint="eastAsia" w:ascii="Times New Roman" w:hAnsi="Times New Roman" w:eastAsia="FangSong" w:cs="Times New Roman"/>
         </w:rPr>
-        <w:t>自旋禁阻跃迁被极度压制</w:t>
+        <w:t>自旋禁阻跃迁被压制</w:t>
       </w:r>
       <w:r>
         <w:rPr>
@@ -31061,7 +31061,7 @@
         <w:rPr>
           <w:rFonts w:hint="eastAsia" w:ascii="Times New Roman" w:hAnsi="Times New Roman" w:eastAsia="FangSong" w:cs="Times New Roman"/>
         </w:rPr>
-        <w:t xml:space="preserve">轨道的主角量子数</w:t>
+        <w:t xml:space="preserve">轨道的角量子数</w:t>
       </w:r>
       <w:r>
         <w:rPr>
@@ -33397,7 +33397,7 @@
         <w:rPr>
           <w:rFonts w:hint="eastAsia" w:ascii="Times New Roman" w:hAnsi="Times New Roman" w:eastAsia="FangSong" w:cs="Times New Roman"/>
         </w:rPr>
-        <w:t>导致其摩尔吸光系数相较八面体跃迁发生数百倍的暴增</w:t>
+        <w:t>导致其摩尔吸光系数相较八面体跃迁发生数百倍的显著增大</w:t>
       </w:r>
       <w:r>
         <w:rPr>
@@ -33949,7 +33949,7 @@
         <w:rPr>
           <w:rFonts w:hint="eastAsia" w:ascii="Times New Roman" w:hAnsi="Times New Roman" w:eastAsia="FangSong" w:cs="Times New Roman"/>
         </w:rPr>
-        <w:t>展现出极其深邃浓郁色彩的吸收带</w:t>
+        <w:t>展现出深邃浓郁色彩的吸收带</w:t>
       </w:r>
       <w:r>
         <w:rPr>
@@ -35166,7 +35166,7 @@
         <w:rPr>
           <w:rFonts w:hint="eastAsia" w:ascii="Times New Roman" w:hAnsi="Times New Roman" w:eastAsia="FangSong" w:cs="Times New Roman"/>
         </w:rPr>
-        <w:t xml:space="preserve">最震撼的自然范例当属高锰酸根阴离子</w:t>
+        <w:t xml:space="preserve">最典型的范例当属高锰酸根阴离子</w:t>
       </w:r>
       <w:r>
         <w:rPr>
@@ -36259,7 +36259,7 @@
         <w:rPr>
           <w:rFonts w:hint="eastAsia" w:ascii="Times New Roman" w:hAnsi="Times New Roman" w:eastAsia="FangSong" w:cs="Times New Roman"/>
         </w:rPr>
-        <w:t>极其灵敏的鲜血红色显色</w:t>
+        <w:t>灵敏的鲜血红色显色</w:t>
       </w:r>
       <w:r>
         <w:rPr>
@@ -37036,7 +37036,7 @@
         <w:rPr>
           <w:rFonts w:hint="eastAsia" w:ascii="Times New Roman" w:hAnsi="Times New Roman" w:eastAsia="FangSong" w:cs="Times New Roman"/>
         </w:rPr>
-        <w:t>处展现出一个极为剧烈深沉的宽吸收峰</w:t>
+        <w:t>处展现出一个剧烈深沉的宽吸收峰</w:t>
       </w:r>
       <w:r>
         <w:rPr>
@@ -37048,7 +37048,7 @@
         <w:rPr>
           <w:rFonts w:hint="eastAsia" w:ascii="Times New Roman" w:hAnsi="Times New Roman" w:eastAsia="FangSong" w:cs="Times New Roman"/>
         </w:rPr>
-        <w:t>摩尔吸光系数高达惊人的</w:t>
+        <w:t>摩尔吸光系数高达</w:t>
       </w:r>
       <w:r>
         <w:rPr>
@@ -37446,7 +37446,7 @@
         <w:rPr>
           <w:rFonts w:hint="eastAsia" w:ascii="Times New Roman" w:hAnsi="Times New Roman" w:eastAsia="FangSong" w:cs="Times New Roman"/>
         </w:rPr>
-        <w:t>显现出的极为醒目的血红色</w:t>
+        <w:t>显现出的醒目的血红色</w:t>
       </w:r>
       <w:r>
         <w:rPr>
@@ -39344,7 +39344,7 @@
         <w:rPr>
           <w:rFonts w:hint="eastAsia" w:ascii="Times New Roman" w:hAnsi="Times New Roman" w:eastAsia="FangSong" w:cs="Times New Roman"/>
         </w:rPr>
-        <w:t>所有的激发态能级曲线发生极其剧烈的斜率折折突变</w:t>
+        <w:t>所有的激发态能级曲线发生剧烈的斜率折折突变</w:t>
       </w:r>
       <w:r>
         <w:rPr>
@@ -40989,7 +40989,7 @@
         <w:rPr>
           <w:rFonts w:hint="eastAsia" w:ascii="Times New Roman" w:hAnsi="Times New Roman" w:eastAsia="FangSong" w:cs="Times New Roman"/>
         </w:rPr>
-        <w:t>便能极其严密地反解出该过渡金属离子在配合物中的真实拉卡参数</w:t>
+        <w:t>便能严密地反解出该过渡金属离子在配合物中的真实拉卡参数</w:t>
       </w:r>
       <w:r>
         <w:rPr>
@@ -43618,7 +43618,7 @@
         <w:rPr>
           <w:rFonts w:hint="eastAsia" w:ascii="Times New Roman" w:hAnsi="Times New Roman" w:eastAsia="FangSong" w:cs="Times New Roman"/>
         </w:rPr>
-        <w:t>效应具有极度严格的轨道指向判据</w:t>
+        <w:t>效应具有严格的轨道指向判据</w:t>
       </w:r>
       <w:r>
         <w:rPr>
@@ -44552,7 +44552,7 @@
         <w:rPr>
           <w:rFonts w:hint="eastAsia" w:ascii="Times New Roman" w:hAnsi="Times New Roman" w:eastAsia="FangSong" w:cs="Times New Roman"/>
         </w:rPr>
-        <w:t>必然引发极度剧烈的宏观晶格畸变</w:t>
+        <w:t>必然引发剧烈的宏观晶格畸变</w:t>
       </w:r>
       <w:r>
         <w:rPr>
@@ -44588,7 +44588,7 @@
         <w:rPr>
           <w:rFonts w:hint="eastAsia" w:ascii="Times New Roman" w:hAnsi="Times New Roman" w:eastAsia="FangSong" w:cs="Times New Roman"/>
         </w:rPr>
-        <w:t>二价铜的六配位化合物展现出极其悬殊的键长分化</w:t>
+        <w:t>二价铜的六配位化合物展现出悬殊的键长分化</w:t>
       </w:r>
       <w:r>
         <w:rPr>
@@ -45353,7 +45353,7 @@
         <w:rPr>
           <w:rFonts w:hint="eastAsia" w:ascii="Times New Roman" w:hAnsi="Times New Roman" w:eastAsia="FangSong" w:cs="Times New Roman"/>
         </w:rPr>
-        <w:t>配体核间距造成的微扰极其微弱</w:t>
+        <w:t>配体核间距造成的微扰微弱</w:t>
       </w:r>
       <w:r>
         <w:rPr>
@@ -46420,7 +46420,7 @@
         <w:rPr>
           <w:rFonts w:hint="eastAsia" w:ascii="Times New Roman" w:hAnsi="Times New Roman" w:eastAsia="FangSong" w:cs="Times New Roman"/>
         </w:rPr>
-        <w:t>泰勒四角拉伸畸变引发了无机化学中最令人叹为观止的反应动力学奇迹</w:t>
+        <w:t>泰勒四角拉伸畸变引发了无机化学中突出的反应动力学特征</w:t>
       </w:r>
       <w:r>
         <w:rPr>
@@ -46675,7 +46675,7 @@
         <w:rPr>
           <w:rFonts w:hint="eastAsia" w:ascii="Times New Roman" w:hAnsi="Times New Roman" w:eastAsia="FangSong" w:cs="Times New Roman"/>
         </w:rPr>
-        <w:t>这两个轴向水分子以惊人的频率与溶剂水分子进行交换</w:t>
+        <w:t>这两个轴向水分子以显著的频率与溶剂水分子进行交换</w:t>
       </w:r>
       <w:r>
         <w:rPr>
@@ -47058,7 +47058,7 @@
         <w:rPr>
           <w:rFonts w:hint="eastAsia" w:ascii="Times New Roman" w:hAnsi="Times New Roman" w:eastAsia="FangSong" w:cs="Times New Roman"/>
         </w:rPr>
-        <w:t>与之形成极其鲜明对立的是</w:t>
+        <w:t>与之形成鲜明对立的是</w:t>
       </w:r>
       <w:r>
         <w:rPr>
@@ -47418,7 +47418,7 @@
         <w:rPr>
           <w:rFonts w:hint="eastAsia" w:ascii="Times New Roman" w:hAnsi="Times New Roman" w:eastAsia="FangSong" w:cs="Times New Roman"/>
         </w:rPr>
-        <w:t>且拥有极其巨大的晶体场稳定化能</w:t>
+        <w:t>且拥有巨大的晶体场稳定化能</w:t>
       </w:r>
       <w:r>
         <w:rPr>
@@ -52635,7 +52635,7 @@
         <w:rPr>
           <w:rFonts w:hint="eastAsia" w:ascii="Times New Roman" w:hAnsi="Times New Roman" w:eastAsia="FangSong" w:cs="Times New Roman"/>
         </w:rPr>
-        <w:t>水溶液在肉眼观察下呈现出极其微弱</w:t>
+        <w:t>水溶液在肉眼观察下呈现出微弱</w:t>
       </w:r>
       <w:r>
         <w:rPr>
@@ -53638,7 +53638,7 @@
         <w:rPr>
           <w:rFonts w:hint="eastAsia" w:ascii="Times New Roman" w:hAnsi="Times New Roman" w:eastAsia="FangSong" w:cs="Times New Roman"/>
         </w:rPr>
-        <w:t>其稀水溶液呈现极其夺目鲜艳的深紫黑色</w:t>
+        <w:t>其稀水溶液呈现夺目鲜艳的深紫黑色</w:t>
       </w:r>
       <w:r>
         <w:rPr>
@@ -56528,7 +56528,7 @@
         <w:rPr>
           <w:rFonts w:hint="eastAsia" w:ascii="Times New Roman" w:hAnsi="Times New Roman" w:eastAsia="FangSong" w:cs="Times New Roman"/>
         </w:rPr>
-        <w:t>发生暴增</w:t>
+        <w:t>发生显著增大</w:t>
       </w:r>
       <w:r>
         <w:rPr>
@@ -57569,7 +57569,7 @@
         <w:rPr>
           <w:rFonts w:hint="eastAsia" w:ascii="Times New Roman" w:hAnsi="Times New Roman" w:eastAsia="FangSong" w:cs="Times New Roman"/>
         </w:rPr>
-        <w:t xml:space="preserve">处的摩尔吸光系数暴增至</w:t>
+        <w:t xml:space="preserve">处的摩尔吸光系数显著增大至</w:t>
       </w:r>
       <w:r>
         <w:rPr>
@@ -57770,7 +57770,7 @@
         <w:rPr>
           <w:rFonts w:hint="eastAsia" w:ascii="Times New Roman" w:hAnsi="Times New Roman" w:eastAsia="FangSong" w:cs="Times New Roman"/>
         </w:rPr>
-        <w:t>请从下列两个对称性与轨道理论角度深入剖析吸光系数暴增的微观根源</w:t>
+        <w:t>请从下列两个对称性与轨道理论角度深入剖析吸光系数显著增大的微观根源</w:t>
       </w:r>
       <w:r>
         <w:rPr>
@@ -58700,7 +58700,7 @@
         <w:rPr>
           <w:rFonts w:hint="eastAsia" w:ascii="Times New Roman" w:hAnsi="Times New Roman" w:eastAsia="FangSong" w:cs="Times New Roman"/>
         </w:rPr>
-        <w:t>而且几乎所有激发态曲线的斜率均发生极其剧烈的向下或向上折折突变</w:t>
+        <w:t>而且几乎所有激发态曲线的斜率均发生剧烈的向下或向上折折突变</w:t>
       </w:r>
       <w:r>
         <w:rPr>
@@ -62372,7 +62372,7 @@
         <w:rPr>
           <w:rFonts w:hint="eastAsia" w:ascii="Times New Roman" w:hAnsi="Times New Roman" w:eastAsia="FangSong" w:cs="Times New Roman"/>
         </w:rPr>
-        <w:t>该配合物在水溶液中呈现极其深艳浓郁的深橙红色</w:t>
+        <w:t>该配合物在水溶液中呈现深艳浓郁的深橙红色</w:t>
       </w:r>
       <w:r>
         <w:rPr>
@@ -64909,7 +64909,7 @@
         <w:rPr>
           <w:rFonts w:hint="eastAsia" w:ascii="Times New Roman" w:hAnsi="Times New Roman" w:eastAsia="FangSong" w:cs="Times New Roman"/>
         </w:rPr>
-        <w:t>测得该配合物在可见光区的吸收峰呈现出极其显著的</w:t>
+        <w:t>测得该配合物在可见光区的吸收峰呈现出显著的</w:t>
       </w:r>
       <w:r>
         <w:rPr>

--- a/06-学生侧材料/讲义/学生专用版/2-结构化学/配位光谱与对称性桥-超级充实版（学生专用版）.docx
+++ b/06-学生侧材料/讲义/学生专用版/2-结构化学/配位光谱与对称性桥-超级充实版（学生专用版）.docx
@@ -271,6 +271,7 @@
     <w:p>
       <w:pPr>
         <w:pStyle w:val="BodyText"/>
+        <w:spacing w:after="80"/>
         <w:ind w:firstLine="420"/>
       </w:pPr>
       <w:r>
@@ -1397,104 +1398,152 @@
         <w:t xml:space="preserve">。</w:t>
       </w:r>
     </w:p>
+    <w:tbl>
+      <w:tblPr>
+        <w:tblStyle w:val="Table"/>
+        <w:tblW w:type="pct" w:w="5000"/>
+        <w:tblLayout w:type="fixed"/>
+        <w:tblLook w:firstRow="1" w:lastRow="0" w:firstColumn="0" w:lastColumn="0" w:noHBand="0" w:noVBand="0" w:val="0020"/>
+        <w:jc w:val="center"/>
+        <w:tblBorders>
+          <w:top w:val="single" w:sz="12" w:space="0" w:color="333333"/>
+          <w:bottom w:val="single" w:sz="12" w:space="0" w:color="333333"/>
+          <w:left w:val="none"/>
+          <w:right w:val="none"/>
+          <w:insideH w:val="none"/>
+          <w:insideV w:val="none"/>
+        </w:tblBorders>
+      </w:tblPr>
+      <w:tblGrid>
+        <w:gridCol w:w="7920"/>
+      </w:tblGrid>
+      <w:tr>
+        <w:trPr>
+          <w:tblHeader w:val="on"/>
+        </w:trPr>
+        <w:tc>
+          <w:tcPr>
+            <w:tcBorders>
+              <w:bottom w:val="single" w:sz="6" w:space="0" w:color="333333"/>
+            </w:tcBorders>
+          </w:tcPr>
+          <w:p>
+            <w:pPr>
+              <w:pStyle w:val="Compact"/>
+              <w:jc w:val="center"/>
+            </w:pPr>
+            <w:r>
+              <w:rPr>
+                <w:rFonts w:hint="eastAsia" w:ascii="Times New Roman" w:hAnsi="Times New Roman" w:eastAsia="SimHei" w:cs="Times New Roman"/>
+                <w:b/>
+              </w:rPr>
+              <w:t xml:space="preserve">典型分子骨架</w:t>
+            </w:r>
+          </w:p>
+        </w:tc>
+      </w:tr>
+      <w:tr>
+        <w:tc>
+          <w:tcPr/>
+          <w:p>
+            <w:pPr>
+              <w:pStyle w:val="Compact"/>
+              <w:jc w:val="center"/>
+            </w:pPr>
+            <w:r>
+              <w:rPr>
+                <w:rFonts w:ascii="Times New Roman" w:hAnsi="Times New Roman" w:eastAsia="Times New Roman" w:cs="Times New Roman"/>
+              </w:rPr>
+              <w:drawing>
+                <wp:inline>
+                  <wp:extent cx="2667000" cy="791846"/>
+                  <wp:effectExtent b="0" l="0" r="0" t="0"/>
+                  <wp:docPr descr="" title="" id="10" name="Picture"/>
+                  <a:graphic>
+                    <a:graphicData uri="http://schemas.openxmlformats.org/drawingml/2006/picture">
+                      <pic:pic>
+                        <pic:nvPicPr>
+                          <pic:cNvPr descr="b369ac278cde524d4dd934a0f1d378fb7125fc19403d26853d3b10ff1f2add24.jpg" id="11" name="Picture"/>
+                          <pic:cNvPicPr>
+                            <a:picLocks noChangeArrowheads="1" noChangeAspect="1"/>
+                          </pic:cNvPicPr>
+                        </pic:nvPicPr>
+                        <pic:blipFill>
+                          <a:blip r:embed="rId9"/>
+                          <a:stretch>
+                            <a:fillRect/>
+                          </a:stretch>
+                        </pic:blipFill>
+                        <pic:spPr bwMode="auto">
+                          <a:xfrm>
+                            <a:off x="0" y="0"/>
+                            <a:ext cx="2667000" cy="791846"/>
+                          </a:xfrm>
+                          <a:prstGeom prst="rect">
+                            <a:avLst/>
+                          </a:prstGeom>
+                          <a:noFill/>
+                          <a:ln w="9525">
+                            <a:noFill/>
+                            <a:headEnd/>
+                            <a:tailEnd/>
+                          </a:ln>
+                        </pic:spPr>
+                      </pic:pic>
+                    </a:graphicData>
+                  </a:graphic>
+                </wp:inline>
+              </w:drawing>
+            </w:r>
+          </w:p>
+        </w:tc>
+      </w:tr>
+      <w:tr>
+        <w:tc>
+          <w:tcPr/>
+          <w:p>
+            <w:pPr>
+              <w:pStyle w:val="Compact"/>
+              <w:jc w:val="center"/>
+            </w:pPr>
+            <w:r>
+              <w:rPr>
+                <w:rFonts w:ascii="Times New Roman" w:hAnsi="Times New Roman" w:eastAsia="Times New Roman" w:cs="Times New Roman"/>
+              </w:rPr>
+              <w:t xml:space="preserve">&gt; </w:t>
+            </w:r>
+            <w:r>
+              <w:rPr>
+                <w:rFonts w:hint="eastAsia" w:ascii="Times New Roman" w:hAnsi="Times New Roman" w:eastAsia="FangSong" w:cs="Times New Roman"/>
+              </w:rPr>
+              <w:t xml:space="preserve">图</w:t>
+            </w:r>
+            <w:r>
+              <w:rPr>
+                <w:rFonts w:ascii="Times New Roman" w:hAnsi="Times New Roman" w:eastAsia="Times New Roman" w:cs="Times New Roman"/>
+              </w:rPr>
+              <w:t xml:space="preserve"> </w:t>
+            </w:r>
+            <w:r>
+              <w:rPr>
+                <w:rFonts w:hint="eastAsia" w:ascii="Times New Roman" w:hAnsi="Times New Roman" w:eastAsia="Times New Roman" w:cs="Times New Roman"/>
+              </w:rPr>
+              <w:t>9-1：</w:t>
+            </w:r>
+            <w:r>
+              <w:rPr>
+                <w:rFonts w:hint="eastAsia" w:ascii="Times New Roman" w:hAnsi="Times New Roman" w:eastAsia="FangSong" w:cs="Times New Roman"/>
+              </w:rPr>
+              <w:t>典型分子骨架与对称点群判定</w:t>
+            </w:r>
+          </w:p>
+        </w:tc>
+      </w:tr>
+    </w:tbl>
     <w:p>
       <w:pPr>
         <w:pStyle w:val="BodyText"/>
-        <w:spacing w:before="160" w:after="80"/>
-        <w:jc w:val="center"/>
-      </w:pPr>
-      <w:r>
-        <w:rPr>
-          <w:rFonts w:ascii="Times New Roman" w:hAnsi="Times New Roman" w:eastAsia="Times New Roman" w:cs="Times New Roman"/>
-        </w:rPr>
-        <w:drawing>
-          <wp:inline>
-            <wp:extent cx="2667000" cy="791846"/>
-            <wp:effectExtent b="0" l="0" r="0" t="0"/>
-            <wp:docPr descr="" title="" id="10" name="Picture"/>
-            <a:graphic>
-              <a:graphicData uri="http://schemas.openxmlformats.org/drawingml/2006/picture">
-                <pic:pic>
-                  <pic:nvPicPr>
-                    <pic:cNvPr descr="b369ac278cde524d4dd934a0f1d378fb7125fc19403d26853d3b10ff1f2add24.jpg" id="11" name="Picture"/>
-                    <pic:cNvPicPr>
-                      <a:picLocks noChangeArrowheads="1" noChangeAspect="1"/>
-                    </pic:cNvPicPr>
-                  </pic:nvPicPr>
-                  <pic:blipFill>
-                    <a:blip r:embed="rId9"/>
-                    <a:stretch>
-                      <a:fillRect/>
-                    </a:stretch>
-                  </pic:blipFill>
-                  <pic:spPr bwMode="auto">
-                    <a:xfrm>
-                      <a:off x="0" y="0"/>
-                      <a:ext cx="2667000" cy="791846"/>
-                    </a:xfrm>
-                    <a:prstGeom prst="rect">
-                      <a:avLst/>
-                    </a:prstGeom>
-                    <a:noFill/>
-                    <a:ln w="9525">
-                      <a:noFill/>
-                      <a:headEnd/>
-                      <a:tailEnd/>
-                    </a:ln>
-                  </pic:spPr>
-                </pic:pic>
-              </a:graphicData>
-            </a:graphic>
-          </wp:inline>
-        </w:drawing>
-      </w:r>
-    </w:p>
-    <w:p>
-      <w:pPr>
-        <w:pStyle w:val="BlockText"/>
-        <w:spacing w:before="40" w:after="160"/>
-        <w:jc w:val="center"/>
-      </w:pPr>
-      <w:r>
-        <w:rPr>
-          <w:rFonts w:hint="eastAsia" w:ascii="Times New Roman" w:hAnsi="Times New Roman" w:eastAsia="FangSong" w:cs="Times New Roman"/>
-          <w:b w:val="0"/>
-          <w:i w:val="0"/>
-          <w:sz w:val="21"/>
-        </w:rPr>
-        <w:t xml:space="preserve">图</w:t>
-      </w:r>
-      <w:r>
-        <w:rPr>
-          <w:rFonts w:ascii="Times New Roman" w:hAnsi="Times New Roman" w:eastAsia="FangSong" w:cs="Times New Roman"/>
-          <w:b w:val="0"/>
-          <w:i w:val="0"/>
-          <w:sz w:val="21"/>
-        </w:rPr>
-        <w:t xml:space="preserve"> </w:t>
-      </w:r>
-      <w:r>
-        <w:rPr>
-          <w:rFonts w:hint="eastAsia" w:ascii="Times New Roman" w:hAnsi="Times New Roman" w:eastAsia="FangSong" w:cs="Times New Roman"/>
-          <w:b w:val="0"/>
-          <w:i w:val="0"/>
-          <w:sz w:val="21"/>
-        </w:rPr>
-        <w:t>9-1：</w:t>
-      </w:r>
-      <w:r>
-        <w:rPr>
-          <w:rFonts w:hint="eastAsia" w:ascii="Times New Roman" w:hAnsi="Times New Roman" w:eastAsia="FangSong" w:cs="Times New Roman"/>
-          <w:b w:val="0"/>
-          <w:i w:val="0"/>
-          <w:sz w:val="21"/>
-        </w:rPr>
-        <w:t>典型分子骨架与对称点群判定</w:t>
-      </w:r>
-    </w:p>
-    <w:p>
-      <w:pPr>
-        <w:pStyle w:val="FirstParagraph"/>
+        <w:spacing w:before="120"/>
         <w:ind w:firstLine="420"/>
       </w:pPr>
       <w:r>
@@ -2385,6 +2434,7 @@
     <w:p>
       <w:pPr>
         <w:pStyle w:val="BodyText"/>
+        <w:spacing w:after="80"/>
         <w:ind w:firstLine="420"/>
       </w:pPr>
       <w:r>
@@ -3117,104 +3167,152 @@
         <w:t xml:space="preserve">。</w:t>
       </w:r>
     </w:p>
+    <w:tbl>
+      <w:tblPr>
+        <w:tblStyle w:val="Table"/>
+        <w:tblW w:type="pct" w:w="5000"/>
+        <w:tblLayout w:type="fixed"/>
+        <w:tblLook w:firstRow="1" w:lastRow="0" w:firstColumn="0" w:lastColumn="0" w:noHBand="0" w:noVBand="0" w:val="0020"/>
+        <w:jc w:val="center"/>
+        <w:tblBorders>
+          <w:top w:val="single" w:sz="12" w:space="0" w:color="333333"/>
+          <w:bottom w:val="single" w:sz="12" w:space="0" w:color="333333"/>
+          <w:left w:val="none"/>
+          <w:right w:val="none"/>
+          <w:insideH w:val="none"/>
+          <w:insideV w:val="none"/>
+        </w:tblBorders>
+      </w:tblPr>
+      <w:tblGrid>
+        <w:gridCol w:w="7920"/>
+      </w:tblGrid>
+      <w:tr>
+        <w:trPr>
+          <w:tblHeader w:val="on"/>
+        </w:trPr>
+        <w:tc>
+          <w:tcPr>
+            <w:tcBorders>
+              <w:bottom w:val="single" w:sz="6" w:space="0" w:color="333333"/>
+            </w:tcBorders>
+          </w:tcPr>
+          <w:p>
+            <w:pPr>
+              <w:pStyle w:val="Compact"/>
+              <w:jc w:val="center"/>
+            </w:pPr>
+            <w:r>
+              <w:rPr>
+                <w:rFonts w:hint="eastAsia" w:ascii="Times New Roman" w:hAnsi="Times New Roman" w:eastAsia="SimHei" w:cs="Times New Roman"/>
+                <w:b/>
+              </w:rPr>
+              <w:t xml:space="preserve">晶体空间群</w:t>
+            </w:r>
+          </w:p>
+        </w:tc>
+      </w:tr>
+      <w:tr>
+        <w:tc>
+          <w:tcPr/>
+          <w:p>
+            <w:pPr>
+              <w:pStyle w:val="Compact"/>
+              <w:jc w:val="center"/>
+            </w:pPr>
+            <w:r>
+              <w:rPr>
+                <w:rFonts w:ascii="Times New Roman" w:hAnsi="Times New Roman" w:eastAsia="Times New Roman" w:cs="Times New Roman"/>
+              </w:rPr>
+              <w:drawing>
+                <wp:inline>
+                  <wp:extent cx="2667000" cy="1591619"/>
+                  <wp:effectExtent b="0" l="0" r="0" t="0"/>
+                  <wp:docPr descr="" title="" id="13" name="Picture"/>
+                  <a:graphic>
+                    <a:graphicData uri="http://schemas.openxmlformats.org/drawingml/2006/picture">
+                      <pic:pic>
+                        <pic:nvPicPr>
+                          <pic:cNvPr descr="83e40c1f0ddada89bbd67f581ee16670deb06ec628f1d461b145d879151166e7.png" id="14" name="Picture"/>
+                          <pic:cNvPicPr>
+                            <a:picLocks noChangeArrowheads="1" noChangeAspect="1"/>
+                          </pic:cNvPicPr>
+                        </pic:nvPicPr>
+                        <pic:blipFill>
+                          <a:blip r:embed="rId12"/>
+                          <a:stretch>
+                            <a:fillRect/>
+                          </a:stretch>
+                        </pic:blipFill>
+                        <pic:spPr bwMode="auto">
+                          <a:xfrm>
+                            <a:off x="0" y="0"/>
+                            <a:ext cx="2667000" cy="1591619"/>
+                          </a:xfrm>
+                          <a:prstGeom prst="rect">
+                            <a:avLst/>
+                          </a:prstGeom>
+                          <a:noFill/>
+                          <a:ln w="9525">
+                            <a:noFill/>
+                            <a:headEnd/>
+                            <a:tailEnd/>
+                          </a:ln>
+                        </pic:spPr>
+                      </pic:pic>
+                    </a:graphicData>
+                  </a:graphic>
+                </wp:inline>
+              </w:drawing>
+            </w:r>
+          </w:p>
+        </w:tc>
+      </w:tr>
+      <w:tr>
+        <w:tc>
+          <w:tcPr/>
+          <w:p>
+            <w:pPr>
+              <w:pStyle w:val="Compact"/>
+              <w:jc w:val="center"/>
+            </w:pPr>
+            <w:r>
+              <w:rPr>
+                <w:rFonts w:ascii="Times New Roman" w:hAnsi="Times New Roman" w:eastAsia="Times New Roman" w:cs="Times New Roman"/>
+              </w:rPr>
+              <w:t xml:space="preserve">&gt; </w:t>
+            </w:r>
+            <w:r>
+              <w:rPr>
+                <w:rFonts w:hint="eastAsia" w:ascii="Times New Roman" w:hAnsi="Times New Roman" w:eastAsia="FangSong" w:cs="Times New Roman"/>
+              </w:rPr>
+              <w:t xml:space="preserve">图</w:t>
+            </w:r>
+            <w:r>
+              <w:rPr>
+                <w:rFonts w:ascii="Times New Roman" w:hAnsi="Times New Roman" w:eastAsia="Times New Roman" w:cs="Times New Roman"/>
+              </w:rPr>
+              <w:t xml:space="preserve"> </w:t>
+            </w:r>
+            <w:r>
+              <w:rPr>
+                <w:rFonts w:hint="eastAsia" w:ascii="Times New Roman" w:hAnsi="Times New Roman" w:eastAsia="Times New Roman" w:cs="Times New Roman"/>
+              </w:rPr>
+              <w:t>9-2：</w:t>
+            </w:r>
+            <w:r>
+              <w:rPr>
+                <w:rFonts w:hint="eastAsia" w:ascii="Times New Roman" w:hAnsi="Times New Roman" w:eastAsia="FangSong" w:cs="Times New Roman"/>
+              </w:rPr>
+              <w:t>晶体空间群与旋转对称操作矩阵</w:t>
+            </w:r>
+          </w:p>
+        </w:tc>
+      </w:tr>
+    </w:tbl>
     <w:p>
       <w:pPr>
         <w:pStyle w:val="BodyText"/>
-        <w:spacing w:before="160" w:after="80"/>
-        <w:jc w:val="center"/>
-      </w:pPr>
-      <w:r>
-        <w:rPr>
-          <w:rFonts w:ascii="Times New Roman" w:hAnsi="Times New Roman" w:eastAsia="Times New Roman" w:cs="Times New Roman"/>
-        </w:rPr>
-        <w:drawing>
-          <wp:inline>
-            <wp:extent cx="2667000" cy="1591619"/>
-            <wp:effectExtent b="0" l="0" r="0" t="0"/>
-            <wp:docPr descr="" title="" id="13" name="Picture"/>
-            <a:graphic>
-              <a:graphicData uri="http://schemas.openxmlformats.org/drawingml/2006/picture">
-                <pic:pic>
-                  <pic:nvPicPr>
-                    <pic:cNvPr descr="83e40c1f0ddada89bbd67f581ee16670deb06ec628f1d461b145d879151166e7.png" id="14" name="Picture"/>
-                    <pic:cNvPicPr>
-                      <a:picLocks noChangeArrowheads="1" noChangeAspect="1"/>
-                    </pic:cNvPicPr>
-                  </pic:nvPicPr>
-                  <pic:blipFill>
-                    <a:blip r:embed="rId12"/>
-                    <a:stretch>
-                      <a:fillRect/>
-                    </a:stretch>
-                  </pic:blipFill>
-                  <pic:spPr bwMode="auto">
-                    <a:xfrm>
-                      <a:off x="0" y="0"/>
-                      <a:ext cx="2667000" cy="1591619"/>
-                    </a:xfrm>
-                    <a:prstGeom prst="rect">
-                      <a:avLst/>
-                    </a:prstGeom>
-                    <a:noFill/>
-                    <a:ln w="9525">
-                      <a:noFill/>
-                      <a:headEnd/>
-                      <a:tailEnd/>
-                    </a:ln>
-                  </pic:spPr>
-                </pic:pic>
-              </a:graphicData>
-            </a:graphic>
-          </wp:inline>
-        </w:drawing>
-      </w:r>
-    </w:p>
-    <w:p>
-      <w:pPr>
-        <w:pStyle w:val="BlockText"/>
-        <w:spacing w:before="40" w:after="160"/>
-        <w:jc w:val="center"/>
-      </w:pPr>
-      <w:r>
-        <w:rPr>
-          <w:rFonts w:hint="eastAsia" w:ascii="Times New Roman" w:hAnsi="Times New Roman" w:eastAsia="FangSong" w:cs="Times New Roman"/>
-          <w:b w:val="0"/>
-          <w:i w:val="0"/>
-          <w:sz w:val="21"/>
-        </w:rPr>
-        <w:t xml:space="preserve">图</w:t>
-      </w:r>
-      <w:r>
-        <w:rPr>
-          <w:rFonts w:ascii="Times New Roman" w:hAnsi="Times New Roman" w:eastAsia="FangSong" w:cs="Times New Roman"/>
-          <w:b w:val="0"/>
-          <w:i w:val="0"/>
-          <w:sz w:val="21"/>
-        </w:rPr>
-        <w:t xml:space="preserve"> </w:t>
-      </w:r>
-      <w:r>
-        <w:rPr>
-          <w:rFonts w:hint="eastAsia" w:ascii="Times New Roman" w:hAnsi="Times New Roman" w:eastAsia="FangSong" w:cs="Times New Roman"/>
-          <w:b w:val="0"/>
-          <w:i w:val="0"/>
-          <w:sz w:val="21"/>
-        </w:rPr>
-        <w:t>9-2：</w:t>
-      </w:r>
-      <w:r>
-        <w:rPr>
-          <w:rFonts w:hint="eastAsia" w:ascii="Times New Roman" w:hAnsi="Times New Roman" w:eastAsia="FangSong" w:cs="Times New Roman"/>
-          <w:b w:val="0"/>
-          <w:i w:val="0"/>
-          <w:sz w:val="21"/>
-        </w:rPr>
-        <w:t>晶体空间群与旋转对称操作矩阵</w:t>
-      </w:r>
-    </w:p>
-    <w:p>
-      <w:pPr>
-        <w:pStyle w:val="FirstParagraph"/>
+        <w:spacing w:before="120" w:after="80"/>
         <w:ind w:firstLine="420"/>
       </w:pPr>
       <w:r>
@@ -3820,199 +3918,266 @@
         <w:t>。</w:t>
       </w:r>
     </w:p>
+    <w:tbl>
+      <w:tblPr>
+        <w:tblStyle w:val="Table"/>
+        <w:tblW w:type="pct" w:w="5000"/>
+        <w:tblLayout w:type="fixed"/>
+        <w:tblLook w:firstRow="1" w:lastRow="0" w:firstColumn="0" w:lastColumn="0" w:noHBand="0" w:noVBand="0" w:val="0020"/>
+        <w:jc w:val="center"/>
+        <w:tblBorders>
+          <w:top w:val="single" w:sz="12" w:space="0" w:color="333333"/>
+          <w:bottom w:val="single" w:sz="12" w:space="0" w:color="333333"/>
+          <w:left w:val="none"/>
+          <w:right w:val="none"/>
+          <w:insideH w:val="none"/>
+          <w:insideV w:val="none"/>
+        </w:tblBorders>
+      </w:tblPr>
+      <w:tblGrid>
+        <w:gridCol w:w="3960"/>
+        <w:gridCol w:w="3960"/>
+      </w:tblGrid>
+      <w:tr>
+        <w:trPr>
+          <w:tblHeader w:val="on"/>
+        </w:trPr>
+        <w:tc>
+          <w:tcPr>
+            <w:tcBorders>
+              <w:bottom w:val="single" w:sz="6" w:space="0" w:color="333333"/>
+            </w:tcBorders>
+          </w:tcPr>
+          <w:p>
+            <w:pPr>
+              <w:pStyle w:val="Compact"/>
+              <w:jc w:val="center"/>
+            </w:pPr>
+            <w:r>
+              <w:rPr>
+                <w:rFonts w:hint="eastAsia" w:ascii="Times New Roman" w:hAnsi="Times New Roman" w:eastAsia="SimHei" w:cs="Times New Roman"/>
+                <w:b/>
+              </w:rPr>
+              <w:t xml:space="preserve">正八面体配位多面体立体模</w:t>
+            </w:r>
+          </w:p>
+        </w:tc>
+        <w:tc>
+          <w:tcPr>
+            <w:tcBorders>
+              <w:bottom w:val="single" w:sz="6" w:space="0" w:color="333333"/>
+            </w:tcBorders>
+          </w:tcPr>
+          <w:p>
+            <w:pPr>
+              <w:pStyle w:val="Compact"/>
+              <w:jc w:val="center"/>
+            </w:pPr>
+            <w:r>
+              <w:rPr>
+                <w:rFonts w:hint="eastAsia" w:ascii="Times New Roman" w:hAnsi="Times New Roman" w:eastAsia="SimHei" w:cs="Times New Roman"/>
+                <w:b/>
+              </w:rPr>
+              <w:t xml:space="preserve">正八面体</w:t>
+            </w:r>
+          </w:p>
+        </w:tc>
+      </w:tr>
+      <w:tr>
+        <w:tc>
+          <w:tcPr/>
+          <w:p>
+            <w:pPr>
+              <w:pStyle w:val="Compact"/>
+              <w:jc w:val="center"/>
+            </w:pPr>
+            <w:r>
+              <w:rPr>
+                <w:rFonts w:ascii="Times New Roman" w:hAnsi="Times New Roman" w:eastAsia="Times New Roman" w:cs="Times New Roman"/>
+              </w:rPr>
+              <w:drawing>
+                <wp:inline>
+                  <wp:extent cx="2381250" cy="2699091"/>
+                  <wp:effectExtent b="0" l="0" r="0" t="0"/>
+                  <wp:docPr descr="" title="" id="16" name="Picture"/>
+                  <a:graphic>
+                    <a:graphicData uri="http://schemas.openxmlformats.org/drawingml/2006/picture">
+                      <pic:pic>
+                        <pic:nvPicPr>
+                          <pic:cNvPr descr="920cf46c8a697683f18fa09937351bc4fd62b794adef3d5a8af4045b016e9b77.png" id="17" name="Picture"/>
+                          <pic:cNvPicPr>
+                            <a:picLocks noChangeArrowheads="1" noChangeAspect="1"/>
+                          </pic:cNvPicPr>
+                        </pic:nvPicPr>
+                        <pic:blipFill>
+                          <a:blip r:embed="rId15"/>
+                          <a:stretch>
+                            <a:fillRect/>
+                          </a:stretch>
+                        </pic:blipFill>
+                        <pic:spPr bwMode="auto">
+                          <a:xfrm>
+                            <a:off x="0" y="0"/>
+                            <a:ext cx="2381250" cy="2699091"/>
+                          </a:xfrm>
+                          <a:prstGeom prst="rect">
+                            <a:avLst/>
+                          </a:prstGeom>
+                          <a:noFill/>
+                          <a:ln w="9525">
+                            <a:noFill/>
+                            <a:headEnd/>
+                            <a:tailEnd/>
+                          </a:ln>
+                        </pic:spPr>
+                      </pic:pic>
+                    </a:graphicData>
+                  </a:graphic>
+                </wp:inline>
+              </w:drawing>
+            </w:r>
+          </w:p>
+        </w:tc>
+        <w:tc>
+          <w:tcPr/>
+          <w:p>
+            <w:pPr>
+              <w:pStyle w:val="Compact"/>
+              <w:jc w:val="center"/>
+            </w:pPr>
+            <w:r>
+              <w:rPr>
+                <w:rFonts w:ascii="Times New Roman" w:hAnsi="Times New Roman" w:eastAsia="Times New Roman" w:cs="Times New Roman"/>
+              </w:rPr>
+              <w:drawing>
+                <wp:inline>
+                  <wp:extent cx="2381250" cy="1011055"/>
+                  <wp:effectExtent b="0" l="0" r="0" t="0"/>
+                  <wp:docPr descr="" title="" id="19" name="Picture"/>
+                  <a:graphic>
+                    <a:graphicData uri="http://schemas.openxmlformats.org/drawingml/2006/picture">
+                      <pic:pic>
+                        <pic:nvPicPr>
+                          <pic:cNvPr descr="00c288fedbeb8768380746d01d8ff67430682bac1ac3fc75c73600b7fb0f1e87.jpg" id="20" name="Picture"/>
+                          <pic:cNvPicPr>
+                            <a:picLocks noChangeArrowheads="1" noChangeAspect="1"/>
+                          </pic:cNvPicPr>
+                        </pic:nvPicPr>
+                        <pic:blipFill>
+                          <a:blip r:embed="rId18"/>
+                          <a:stretch>
+                            <a:fillRect/>
+                          </a:stretch>
+                        </pic:blipFill>
+                        <pic:spPr bwMode="auto">
+                          <a:xfrm>
+                            <a:off x="0" y="0"/>
+                            <a:ext cx="2381250" cy="1011055"/>
+                          </a:xfrm>
+                          <a:prstGeom prst="rect">
+                            <a:avLst/>
+                          </a:prstGeom>
+                          <a:noFill/>
+                          <a:ln w="9525">
+                            <a:noFill/>
+                            <a:headEnd/>
+                            <a:tailEnd/>
+                          </a:ln>
+                        </pic:spPr>
+                      </pic:pic>
+                    </a:graphicData>
+                  </a:graphic>
+                </wp:inline>
+              </w:drawing>
+            </w:r>
+          </w:p>
+        </w:tc>
+      </w:tr>
+      <w:tr>
+        <w:tc>
+          <w:tcPr/>
+          <w:p>
+            <w:pPr>
+              <w:pStyle w:val="Compact"/>
+              <w:jc w:val="center"/>
+            </w:pPr>
+            <w:r>
+              <w:rPr>
+                <w:rFonts w:ascii="Times New Roman" w:hAnsi="Times New Roman" w:eastAsia="Times New Roman" w:cs="Times New Roman"/>
+              </w:rPr>
+              <w:t xml:space="preserve">&gt; </w:t>
+            </w:r>
+            <w:r>
+              <w:rPr>
+                <w:rFonts w:hint="eastAsia" w:ascii="Times New Roman" w:hAnsi="Times New Roman" w:eastAsia="FangSong" w:cs="Times New Roman"/>
+              </w:rPr>
+              <w:t xml:space="preserve">图</w:t>
+            </w:r>
+            <w:r>
+              <w:rPr>
+                <w:rFonts w:ascii="Times New Roman" w:hAnsi="Times New Roman" w:eastAsia="Times New Roman" w:cs="Times New Roman"/>
+              </w:rPr>
+              <w:t xml:space="preserve"> </w:t>
+            </w:r>
+            <w:r>
+              <w:rPr>
+                <w:rFonts w:hint="eastAsia" w:ascii="Times New Roman" w:hAnsi="Times New Roman" w:eastAsia="Times New Roman" w:cs="Times New Roman"/>
+              </w:rPr>
+              <w:t>9-3：</w:t>
+            </w:r>
+            <w:r>
+              <w:rPr>
+                <w:rFonts w:hint="eastAsia" w:ascii="Times New Roman" w:hAnsi="Times New Roman" w:eastAsia="FangSong" w:cs="Times New Roman"/>
+              </w:rPr>
+              <w:t>正八面体配位多面体立体模型</w:t>
+            </w:r>
+          </w:p>
+        </w:tc>
+        <w:tc>
+          <w:tcPr/>
+          <w:p>
+            <w:pPr>
+              <w:pStyle w:val="Compact"/>
+              <w:jc w:val="center"/>
+            </w:pPr>
+            <w:r>
+              <w:rPr>
+                <w:rFonts w:ascii="Times New Roman" w:hAnsi="Times New Roman" w:eastAsia="Times New Roman" w:cs="Times New Roman"/>
+              </w:rPr>
+              <w:t xml:space="preserve">&gt; </w:t>
+            </w:r>
+            <w:r>
+              <w:rPr>
+                <w:rFonts w:hint="eastAsia" w:ascii="Times New Roman" w:hAnsi="Times New Roman" w:eastAsia="FangSong" w:cs="Times New Roman"/>
+              </w:rPr>
+              <w:t xml:space="preserve">图</w:t>
+            </w:r>
+            <w:r>
+              <w:rPr>
+                <w:rFonts w:ascii="Times New Roman" w:hAnsi="Times New Roman" w:eastAsia="Times New Roman" w:cs="Times New Roman"/>
+              </w:rPr>
+              <w:t xml:space="preserve"> </w:t>
+            </w:r>
+            <w:r>
+              <w:rPr>
+                <w:rFonts w:hint="eastAsia" w:ascii="Times New Roman" w:hAnsi="Times New Roman" w:eastAsia="Times New Roman" w:cs="Times New Roman"/>
+              </w:rPr>
+              <w:t>9-4：</w:t>
+            </w:r>
+            <w:r>
+              <w:rPr>
+                <w:rFonts w:hint="eastAsia" w:ascii="Times New Roman" w:hAnsi="Times New Roman" w:eastAsia="FangSong" w:cs="Times New Roman"/>
+              </w:rPr>
+              <w:t>正八面体与三棱柱多面体几何对比</w:t>
+            </w:r>
+          </w:p>
+        </w:tc>
+      </w:tr>
+    </w:tbl>
     <w:p>
       <w:pPr>
         <w:pStyle w:val="BodyText"/>
-        <w:spacing w:before="160" w:after="80"/>
-        <w:jc w:val="center"/>
-      </w:pPr>
-      <w:r>
-        <w:rPr>
-          <w:rFonts w:ascii="Times New Roman" w:hAnsi="Times New Roman" w:eastAsia="Times New Roman" w:cs="Times New Roman"/>
-        </w:rPr>
-        <w:drawing>
-          <wp:inline>
-            <wp:extent cx="2667000" cy="3022982"/>
-            <wp:effectExtent b="0" l="0" r="0" t="0"/>
-            <wp:docPr descr="" title="" id="16" name="Picture"/>
-            <a:graphic>
-              <a:graphicData uri="http://schemas.openxmlformats.org/drawingml/2006/picture">
-                <pic:pic>
-                  <pic:nvPicPr>
-                    <pic:cNvPr descr="920cf46c8a697683f18fa09937351bc4fd62b794adef3d5a8af4045b016e9b77.png" id="17" name="Picture"/>
-                    <pic:cNvPicPr>
-                      <a:picLocks noChangeArrowheads="1" noChangeAspect="1"/>
-                    </pic:cNvPicPr>
-                  </pic:nvPicPr>
-                  <pic:blipFill>
-                    <a:blip r:embed="rId15"/>
-                    <a:stretch>
-                      <a:fillRect/>
-                    </a:stretch>
-                  </pic:blipFill>
-                  <pic:spPr bwMode="auto">
-                    <a:xfrm>
-                      <a:off x="0" y="0"/>
-                      <a:ext cx="2667000" cy="3022982"/>
-                    </a:xfrm>
-                    <a:prstGeom prst="rect">
-                      <a:avLst/>
-                    </a:prstGeom>
-                    <a:noFill/>
-                    <a:ln w="9525">
-                      <a:noFill/>
-                      <a:headEnd/>
-                      <a:tailEnd/>
-                    </a:ln>
-                  </pic:spPr>
-                </pic:pic>
-              </a:graphicData>
-            </a:graphic>
-          </wp:inline>
-        </w:drawing>
-      </w:r>
-    </w:p>
-    <w:p>
-      <w:pPr>
-        <w:pStyle w:val="BlockText"/>
-        <w:spacing w:before="40" w:after="160"/>
-        <w:jc w:val="center"/>
-      </w:pPr>
-      <w:r>
-        <w:rPr>
-          <w:rFonts w:hint="eastAsia" w:ascii="Times New Roman" w:hAnsi="Times New Roman" w:eastAsia="FangSong" w:cs="Times New Roman"/>
-          <w:b w:val="0"/>
-          <w:i w:val="0"/>
-          <w:sz w:val="21"/>
-        </w:rPr>
-        <w:t xml:space="preserve">图</w:t>
-      </w:r>
-      <w:r>
-        <w:rPr>
-          <w:rFonts w:ascii="Times New Roman" w:hAnsi="Times New Roman" w:eastAsia="FangSong" w:cs="Times New Roman"/>
-          <w:b w:val="0"/>
-          <w:i w:val="0"/>
-          <w:sz w:val="21"/>
-        </w:rPr>
-        <w:t xml:space="preserve"> </w:t>
-      </w:r>
-      <w:r>
-        <w:rPr>
-          <w:rFonts w:hint="eastAsia" w:ascii="Times New Roman" w:hAnsi="Times New Roman" w:eastAsia="FangSong" w:cs="Times New Roman"/>
-          <w:b w:val="0"/>
-          <w:i w:val="0"/>
-          <w:sz w:val="21"/>
-        </w:rPr>
-        <w:t>9-3：</w:t>
-      </w:r>
-      <w:r>
-        <w:rPr>
-          <w:rFonts w:hint="eastAsia" w:ascii="Times New Roman" w:hAnsi="Times New Roman" w:eastAsia="FangSong" w:cs="Times New Roman"/>
-          <w:b w:val="0"/>
-          <w:i w:val="0"/>
-          <w:sz w:val="21"/>
-        </w:rPr>
-        <w:t>正八面体配位多面体立体模型</w:t>
-      </w:r>
-    </w:p>
-    <w:p>
-      <w:pPr>
-        <w:pStyle w:val="FirstParagraph"/>
-        <w:spacing w:before="160" w:after="80"/>
-        <w:jc w:val="center"/>
-      </w:pPr>
-      <w:r>
-        <w:rPr>
-          <w:rFonts w:ascii="Times New Roman" w:hAnsi="Times New Roman" w:eastAsia="Times New Roman" w:cs="Times New Roman"/>
-        </w:rPr>
-        <w:drawing>
-          <wp:inline>
-            <wp:extent cx="2667000" cy="1132381"/>
-            <wp:effectExtent b="0" l="0" r="0" t="0"/>
-            <wp:docPr descr="" title="" id="19" name="Picture"/>
-            <a:graphic>
-              <a:graphicData uri="http://schemas.openxmlformats.org/drawingml/2006/picture">
-                <pic:pic>
-                  <pic:nvPicPr>
-                    <pic:cNvPr descr="00c288fedbeb8768380746d01d8ff67430682bac1ac3fc75c73600b7fb0f1e87.jpg" id="20" name="Picture"/>
-                    <pic:cNvPicPr>
-                      <a:picLocks noChangeArrowheads="1" noChangeAspect="1"/>
-                    </pic:cNvPicPr>
-                  </pic:nvPicPr>
-                  <pic:blipFill>
-                    <a:blip r:embed="rId18"/>
-                    <a:stretch>
-                      <a:fillRect/>
-                    </a:stretch>
-                  </pic:blipFill>
-                  <pic:spPr bwMode="auto">
-                    <a:xfrm>
-                      <a:off x="0" y="0"/>
-                      <a:ext cx="2667000" cy="1132381"/>
-                    </a:xfrm>
-                    <a:prstGeom prst="rect">
-                      <a:avLst/>
-                    </a:prstGeom>
-                    <a:noFill/>
-                    <a:ln w="9525">
-                      <a:noFill/>
-                      <a:headEnd/>
-                      <a:tailEnd/>
-                    </a:ln>
-                  </pic:spPr>
-                </pic:pic>
-              </a:graphicData>
-            </a:graphic>
-          </wp:inline>
-        </w:drawing>
-      </w:r>
-    </w:p>
-    <w:p>
-      <w:pPr>
-        <w:pStyle w:val="BlockText"/>
-        <w:spacing w:before="40" w:after="160"/>
-        <w:jc w:val="center"/>
-      </w:pPr>
-      <w:r>
-        <w:rPr>
-          <w:rFonts w:hint="eastAsia" w:ascii="Times New Roman" w:hAnsi="Times New Roman" w:eastAsia="FangSong" w:cs="Times New Roman"/>
-          <w:b w:val="0"/>
-          <w:i w:val="0"/>
-          <w:sz w:val="21"/>
-        </w:rPr>
-        <w:t xml:space="preserve">图</w:t>
-      </w:r>
-      <w:r>
-        <w:rPr>
-          <w:rFonts w:ascii="Times New Roman" w:hAnsi="Times New Roman" w:eastAsia="FangSong" w:cs="Times New Roman"/>
-          <w:b w:val="0"/>
-          <w:i w:val="0"/>
-          <w:sz w:val="21"/>
-        </w:rPr>
-        <w:t xml:space="preserve"> </w:t>
-      </w:r>
-      <w:r>
-        <w:rPr>
-          <w:rFonts w:hint="eastAsia" w:ascii="Times New Roman" w:hAnsi="Times New Roman" w:eastAsia="FangSong" w:cs="Times New Roman"/>
-          <w:b w:val="0"/>
-          <w:i w:val="0"/>
-          <w:sz w:val="21"/>
-        </w:rPr>
-        <w:t>9-4：</w:t>
-      </w:r>
-      <w:r>
-        <w:rPr>
-          <w:rFonts w:hint="eastAsia" w:ascii="Times New Roman" w:hAnsi="Times New Roman" w:eastAsia="FangSong" w:cs="Times New Roman"/>
-          <w:b w:val="0"/>
-          <w:i w:val="0"/>
-          <w:sz w:val="21"/>
-        </w:rPr>
-        <w:t>正八面体与三棱柱多面体几何对比</w:t>
-      </w:r>
-    </w:p>
-    <w:p>
-      <w:pPr>
-        <w:pStyle w:val="FirstParagraph"/>
+        <w:spacing w:before="120" w:after="80"/>
         <w:ind w:firstLine="420"/>
       </w:pPr>
       <w:r>
@@ -4492,104 +4657,152 @@
         <w:t>。</w:t>
       </w:r>
     </w:p>
+    <w:tbl>
+      <w:tblPr>
+        <w:tblStyle w:val="Table"/>
+        <w:tblW w:type="pct" w:w="5000"/>
+        <w:tblLayout w:type="fixed"/>
+        <w:tblLook w:firstRow="1" w:lastRow="0" w:firstColumn="0" w:lastColumn="0" w:noHBand="0" w:noVBand="0" w:val="0020"/>
+        <w:jc w:val="center"/>
+        <w:tblBorders>
+          <w:top w:val="single" w:sz="12" w:space="0" w:color="333333"/>
+          <w:bottom w:val="single" w:sz="12" w:space="0" w:color="333333"/>
+          <w:left w:val="none"/>
+          <w:right w:val="none"/>
+          <w:insideH w:val="none"/>
+          <w:insideV w:val="none"/>
+        </w:tblBorders>
+      </w:tblPr>
+      <w:tblGrid>
+        <w:gridCol w:w="7920"/>
+      </w:tblGrid>
+      <w:tr>
+        <w:trPr>
+          <w:tblHeader w:val="on"/>
+        </w:trPr>
+        <w:tc>
+          <w:tcPr>
+            <w:tcBorders>
+              <w:bottom w:val="single" w:sz="6" w:space="0" w:color="333333"/>
+            </w:tcBorders>
+          </w:tcPr>
+          <w:p>
+            <w:pPr>
+              <w:pStyle w:val="Compact"/>
+              <w:jc w:val="center"/>
+            </w:pPr>
+            <w:r>
+              <w:rPr>
+                <w:rFonts w:hint="eastAsia" w:ascii="Times New Roman" w:hAnsi="Times New Roman" w:eastAsia="SimHei" w:cs="Times New Roman"/>
+                <w:b/>
+              </w:rPr>
+              <w:t xml:space="preserve">八面体手性异构体对映空间</w:t>
+            </w:r>
+          </w:p>
+        </w:tc>
+      </w:tr>
+      <w:tr>
+        <w:tc>
+          <w:tcPr/>
+          <w:p>
+            <w:pPr>
+              <w:pStyle w:val="Compact"/>
+              <w:jc w:val="center"/>
+            </w:pPr>
+            <w:r>
+              <w:rPr>
+                <w:rFonts w:ascii="Times New Roman" w:hAnsi="Times New Roman" w:eastAsia="Times New Roman" w:cs="Times New Roman"/>
+              </w:rPr>
+              <w:drawing>
+                <wp:inline>
+                  <wp:extent cx="2667000" cy="1547287"/>
+                  <wp:effectExtent b="0" l="0" r="0" t="0"/>
+                  <wp:docPr descr="" title="" id="22" name="Picture"/>
+                  <a:graphic>
+                    <a:graphicData uri="http://schemas.openxmlformats.org/drawingml/2006/picture">
+                      <pic:pic>
+                        <pic:nvPicPr>
+                          <pic:cNvPr descr="4c27fee08a2e6b356393bf35b45f062c8d72934397769812110c90e1920d5585.jpg" id="23" name="Picture"/>
+                          <pic:cNvPicPr>
+                            <a:picLocks noChangeArrowheads="1" noChangeAspect="1"/>
+                          </pic:cNvPicPr>
+                        </pic:nvPicPr>
+                        <pic:blipFill>
+                          <a:blip r:embed="rId21"/>
+                          <a:stretch>
+                            <a:fillRect/>
+                          </a:stretch>
+                        </pic:blipFill>
+                        <pic:spPr bwMode="auto">
+                          <a:xfrm>
+                            <a:off x="0" y="0"/>
+                            <a:ext cx="2667000" cy="1547287"/>
+                          </a:xfrm>
+                          <a:prstGeom prst="rect">
+                            <a:avLst/>
+                          </a:prstGeom>
+                          <a:noFill/>
+                          <a:ln w="9525">
+                            <a:noFill/>
+                            <a:headEnd/>
+                            <a:tailEnd/>
+                          </a:ln>
+                        </pic:spPr>
+                      </pic:pic>
+                    </a:graphicData>
+                  </a:graphic>
+                </wp:inline>
+              </w:drawing>
+            </w:r>
+          </w:p>
+        </w:tc>
+      </w:tr>
+      <w:tr>
+        <w:tc>
+          <w:tcPr/>
+          <w:p>
+            <w:pPr>
+              <w:pStyle w:val="Compact"/>
+              <w:jc w:val="center"/>
+            </w:pPr>
+            <w:r>
+              <w:rPr>
+                <w:rFonts w:ascii="Times New Roman" w:hAnsi="Times New Roman" w:eastAsia="Times New Roman" w:cs="Times New Roman"/>
+              </w:rPr>
+              <w:t xml:space="preserve">&gt; </w:t>
+            </w:r>
+            <w:r>
+              <w:rPr>
+                <w:rFonts w:hint="eastAsia" w:ascii="Times New Roman" w:hAnsi="Times New Roman" w:eastAsia="FangSong" w:cs="Times New Roman"/>
+              </w:rPr>
+              <w:t xml:space="preserve">图</w:t>
+            </w:r>
+            <w:r>
+              <w:rPr>
+                <w:rFonts w:ascii="Times New Roman" w:hAnsi="Times New Roman" w:eastAsia="Times New Roman" w:cs="Times New Roman"/>
+              </w:rPr>
+              <w:t xml:space="preserve"> </w:t>
+            </w:r>
+            <w:r>
+              <w:rPr>
+                <w:rFonts w:hint="eastAsia" w:ascii="Times New Roman" w:hAnsi="Times New Roman" w:eastAsia="Times New Roman" w:cs="Times New Roman"/>
+              </w:rPr>
+              <w:t>9-5：</w:t>
+            </w:r>
+            <w:r>
+              <w:rPr>
+                <w:rFonts w:hint="eastAsia" w:ascii="Times New Roman" w:hAnsi="Times New Roman" w:eastAsia="FangSong" w:cs="Times New Roman"/>
+              </w:rPr>
+              <w:t>八面体手性异构体对映空间分布</w:t>
+            </w:r>
+          </w:p>
+        </w:tc>
+      </w:tr>
+    </w:tbl>
     <w:p>
       <w:pPr>
         <w:pStyle w:val="BodyText"/>
-        <w:spacing w:before="160" w:after="80"/>
-        <w:jc w:val="center"/>
-      </w:pPr>
-      <w:r>
-        <w:rPr>
-          <w:rFonts w:ascii="Times New Roman" w:hAnsi="Times New Roman" w:eastAsia="Times New Roman" w:cs="Times New Roman"/>
-        </w:rPr>
-        <w:drawing>
-          <wp:inline>
-            <wp:extent cx="2667000" cy="1547287"/>
-            <wp:effectExtent b="0" l="0" r="0" t="0"/>
-            <wp:docPr descr="" title="" id="22" name="Picture"/>
-            <a:graphic>
-              <a:graphicData uri="http://schemas.openxmlformats.org/drawingml/2006/picture">
-                <pic:pic>
-                  <pic:nvPicPr>
-                    <pic:cNvPr descr="4c27fee08a2e6b356393bf35b45f062c8d72934397769812110c90e1920d5585.jpg" id="23" name="Picture"/>
-                    <pic:cNvPicPr>
-                      <a:picLocks noChangeArrowheads="1" noChangeAspect="1"/>
-                    </pic:cNvPicPr>
-                  </pic:nvPicPr>
-                  <pic:blipFill>
-                    <a:blip r:embed="rId21"/>
-                    <a:stretch>
-                      <a:fillRect/>
-                    </a:stretch>
-                  </pic:blipFill>
-                  <pic:spPr bwMode="auto">
-                    <a:xfrm>
-                      <a:off x="0" y="0"/>
-                      <a:ext cx="2667000" cy="1547287"/>
-                    </a:xfrm>
-                    <a:prstGeom prst="rect">
-                      <a:avLst/>
-                    </a:prstGeom>
-                    <a:noFill/>
-                    <a:ln w="9525">
-                      <a:noFill/>
-                      <a:headEnd/>
-                      <a:tailEnd/>
-                    </a:ln>
-                  </pic:spPr>
-                </pic:pic>
-              </a:graphicData>
-            </a:graphic>
-          </wp:inline>
-        </w:drawing>
-      </w:r>
-    </w:p>
-    <w:p>
-      <w:pPr>
-        <w:pStyle w:val="BlockText"/>
-        <w:spacing w:before="40" w:after="160"/>
-        <w:jc w:val="center"/>
-      </w:pPr>
-      <w:r>
-        <w:rPr>
-          <w:rFonts w:hint="eastAsia" w:ascii="Times New Roman" w:hAnsi="Times New Roman" w:eastAsia="FangSong" w:cs="Times New Roman"/>
-          <w:b w:val="0"/>
-          <w:i w:val="0"/>
-          <w:sz w:val="21"/>
-        </w:rPr>
-        <w:t xml:space="preserve">图</w:t>
-      </w:r>
-      <w:r>
-        <w:rPr>
-          <w:rFonts w:ascii="Times New Roman" w:hAnsi="Times New Roman" w:eastAsia="FangSong" w:cs="Times New Roman"/>
-          <w:b w:val="0"/>
-          <w:i w:val="0"/>
-          <w:sz w:val="21"/>
-        </w:rPr>
-        <w:t xml:space="preserve"> </w:t>
-      </w:r>
-      <w:r>
-        <w:rPr>
-          <w:rFonts w:hint="eastAsia" w:ascii="Times New Roman" w:hAnsi="Times New Roman" w:eastAsia="FangSong" w:cs="Times New Roman"/>
-          <w:b w:val="0"/>
-          <w:i w:val="0"/>
-          <w:sz w:val="21"/>
-        </w:rPr>
-        <w:t>9-5：</w:t>
-      </w:r>
-      <w:r>
-        <w:rPr>
-          <w:rFonts w:hint="eastAsia" w:ascii="Times New Roman" w:hAnsi="Times New Roman" w:eastAsia="FangSong" w:cs="Times New Roman"/>
-          <w:b w:val="0"/>
-          <w:i w:val="0"/>
-          <w:sz w:val="21"/>
-        </w:rPr>
-        <w:t>八面体手性异构体对映空间分布</w:t>
-      </w:r>
-    </w:p>
-    <w:p>
-      <w:pPr>
-        <w:pStyle w:val="FirstParagraph"/>
+        <w:spacing w:before="120"/>
         <w:ind w:firstLine="420"/>
       </w:pPr>
       <w:r>
@@ -7863,6 +8076,7 @@
     <w:p>
       <w:pPr>
         <w:pStyle w:val="BodyText"/>
+        <w:spacing w:after="80"/>
         <w:ind w:firstLine="420"/>
       </w:pPr>
       <w:r>
@@ -8321,104 +8535,152 @@
         <w:t xml:space="preserve">。</w:t>
       </w:r>
     </w:p>
+    <w:tbl>
+      <w:tblPr>
+        <w:tblStyle w:val="Table"/>
+        <w:tblW w:type="pct" w:w="5000"/>
+        <w:tblLayout w:type="fixed"/>
+        <w:tblLook w:firstRow="1" w:lastRow="0" w:firstColumn="0" w:lastColumn="0" w:noHBand="0" w:noVBand="0" w:val="0020"/>
+        <w:jc w:val="center"/>
+        <w:tblBorders>
+          <w:top w:val="single" w:sz="12" w:space="0" w:color="333333"/>
+          <w:bottom w:val="single" w:sz="12" w:space="0" w:color="333333"/>
+          <w:left w:val="none"/>
+          <w:right w:val="none"/>
+          <w:insideH w:val="none"/>
+          <w:insideV w:val="none"/>
+        </w:tblBorders>
+      </w:tblPr>
+      <w:tblGrid>
+        <w:gridCol w:w="7920"/>
+      </w:tblGrid>
+      <w:tr>
+        <w:trPr>
+          <w:tblHeader w:val="on"/>
+        </w:trPr>
+        <w:tc>
+          <w:tcPr>
+            <w:tcBorders>
+              <w:bottom w:val="single" w:sz="6" w:space="0" w:color="333333"/>
+            </w:tcBorders>
+          </w:tcPr>
+          <w:p>
+            <w:pPr>
+              <w:pStyle w:val="Compact"/>
+              <w:jc w:val="center"/>
+            </w:pPr>
+            <w:r>
+              <w:rPr>
+                <w:rFonts w:hint="eastAsia" w:ascii="Times New Roman" w:hAnsi="Times New Roman" w:eastAsia="SimHei" w:cs="Times New Roman"/>
+                <w:b/>
+              </w:rPr>
+              <w:t xml:space="preserve">五种金属轨道三维波函数取</w:t>
+            </w:r>
+          </w:p>
+        </w:tc>
+      </w:tr>
+      <w:tr>
+        <w:tc>
+          <w:tcPr/>
+          <w:p>
+            <w:pPr>
+              <w:pStyle w:val="Compact"/>
+              <w:jc w:val="center"/>
+            </w:pPr>
+            <w:r>
+              <w:rPr>
+                <w:rFonts w:ascii="Times New Roman" w:hAnsi="Times New Roman" w:eastAsia="Times New Roman" w:cs="Times New Roman"/>
+              </w:rPr>
+              <w:drawing>
+                <wp:inline>
+                  <wp:extent cx="2667000" cy="1873651"/>
+                  <wp:effectExtent b="0" l="0" r="0" t="0"/>
+                  <wp:docPr descr="" title="" id="26" name="Picture"/>
+                  <a:graphic>
+                    <a:graphicData uri="http://schemas.openxmlformats.org/drawingml/2006/picture">
+                      <pic:pic>
+                        <pic:nvPicPr>
+                          <pic:cNvPr descr="89f7cc578e1ac1246d3cec0f6a1a807c3d6ab36e5681f563b65c14e3c48d1fed.jpg" id="27" name="Picture"/>
+                          <pic:cNvPicPr>
+                            <a:picLocks noChangeArrowheads="1" noChangeAspect="1"/>
+                          </pic:cNvPicPr>
+                        </pic:nvPicPr>
+                        <pic:blipFill>
+                          <a:blip r:embed="rId25"/>
+                          <a:stretch>
+                            <a:fillRect/>
+                          </a:stretch>
+                        </pic:blipFill>
+                        <pic:spPr bwMode="auto">
+                          <a:xfrm>
+                            <a:off x="0" y="0"/>
+                            <a:ext cx="2667000" cy="1873651"/>
+                          </a:xfrm>
+                          <a:prstGeom prst="rect">
+                            <a:avLst/>
+                          </a:prstGeom>
+                          <a:noFill/>
+                          <a:ln w="9525">
+                            <a:noFill/>
+                            <a:headEnd/>
+                            <a:tailEnd/>
+                          </a:ln>
+                        </pic:spPr>
+                      </pic:pic>
+                    </a:graphicData>
+                  </a:graphic>
+                </wp:inline>
+              </w:drawing>
+            </w:r>
+          </w:p>
+        </w:tc>
+      </w:tr>
+      <w:tr>
+        <w:tc>
+          <w:tcPr/>
+          <w:p>
+            <w:pPr>
+              <w:pStyle w:val="Compact"/>
+              <w:jc w:val="center"/>
+            </w:pPr>
+            <w:r>
+              <w:rPr>
+                <w:rFonts w:ascii="Times New Roman" w:hAnsi="Times New Roman" w:eastAsia="Times New Roman" w:cs="Times New Roman"/>
+              </w:rPr>
+              <w:t xml:space="preserve">&gt; </w:t>
+            </w:r>
+            <w:r>
+              <w:rPr>
+                <w:rFonts w:hint="eastAsia" w:ascii="Times New Roman" w:hAnsi="Times New Roman" w:eastAsia="FangSong" w:cs="Times New Roman"/>
+              </w:rPr>
+              <w:t xml:space="preserve">图</w:t>
+            </w:r>
+            <w:r>
+              <w:rPr>
+                <w:rFonts w:ascii="Times New Roman" w:hAnsi="Times New Roman" w:eastAsia="Times New Roman" w:cs="Times New Roman"/>
+              </w:rPr>
+              <w:t xml:space="preserve"> </w:t>
+            </w:r>
+            <w:r>
+              <w:rPr>
+                <w:rFonts w:hint="eastAsia" w:ascii="Times New Roman" w:hAnsi="Times New Roman" w:eastAsia="Times New Roman" w:cs="Times New Roman"/>
+              </w:rPr>
+              <w:t>9-6：</w:t>
+            </w:r>
+            <w:r>
+              <w:rPr>
+                <w:rFonts w:hint="eastAsia" w:ascii="Times New Roman" w:hAnsi="Times New Roman" w:eastAsia="FangSong" w:cs="Times New Roman"/>
+              </w:rPr>
+              <w:t>五种金属轨道三维波函数取向</w:t>
+            </w:r>
+          </w:p>
+        </w:tc>
+      </w:tr>
+    </w:tbl>
     <w:p>
       <w:pPr>
         <w:pStyle w:val="BodyText"/>
-        <w:spacing w:before="160" w:after="80"/>
-        <w:jc w:val="center"/>
-      </w:pPr>
-      <w:r>
-        <w:rPr>
-          <w:rFonts w:ascii="Times New Roman" w:hAnsi="Times New Roman" w:eastAsia="Times New Roman" w:cs="Times New Roman"/>
-        </w:rPr>
-        <w:drawing>
-          <wp:inline>
-            <wp:extent cx="2667000" cy="1873651"/>
-            <wp:effectExtent b="0" l="0" r="0" t="0"/>
-            <wp:docPr descr="" title="" id="26" name="Picture"/>
-            <a:graphic>
-              <a:graphicData uri="http://schemas.openxmlformats.org/drawingml/2006/picture">
-                <pic:pic>
-                  <pic:nvPicPr>
-                    <pic:cNvPr descr="89f7cc578e1ac1246d3cec0f6a1a807c3d6ab36e5681f563b65c14e3c48d1fed.jpg" id="27" name="Picture"/>
-                    <pic:cNvPicPr>
-                      <a:picLocks noChangeArrowheads="1" noChangeAspect="1"/>
-                    </pic:cNvPicPr>
-                  </pic:nvPicPr>
-                  <pic:blipFill>
-                    <a:blip r:embed="rId25"/>
-                    <a:stretch>
-                      <a:fillRect/>
-                    </a:stretch>
-                  </pic:blipFill>
-                  <pic:spPr bwMode="auto">
-                    <a:xfrm>
-                      <a:off x="0" y="0"/>
-                      <a:ext cx="2667000" cy="1873651"/>
-                    </a:xfrm>
-                    <a:prstGeom prst="rect">
-                      <a:avLst/>
-                    </a:prstGeom>
-                    <a:noFill/>
-                    <a:ln w="9525">
-                      <a:noFill/>
-                      <a:headEnd/>
-                      <a:tailEnd/>
-                    </a:ln>
-                  </pic:spPr>
-                </pic:pic>
-              </a:graphicData>
-            </a:graphic>
-          </wp:inline>
-        </w:drawing>
-      </w:r>
-    </w:p>
-    <w:p>
-      <w:pPr>
-        <w:pStyle w:val="BlockText"/>
-        <w:spacing w:before="40" w:after="160"/>
-        <w:jc w:val="center"/>
-      </w:pPr>
-      <w:r>
-        <w:rPr>
-          <w:rFonts w:hint="eastAsia" w:ascii="Times New Roman" w:hAnsi="Times New Roman" w:eastAsia="FangSong" w:cs="Times New Roman"/>
-          <w:b w:val="0"/>
-          <w:i w:val="0"/>
-          <w:sz w:val="21"/>
-        </w:rPr>
-        <w:t xml:space="preserve">图</w:t>
-      </w:r>
-      <w:r>
-        <w:rPr>
-          <w:rFonts w:ascii="Times New Roman" w:hAnsi="Times New Roman" w:eastAsia="FangSong" w:cs="Times New Roman"/>
-          <w:b w:val="0"/>
-          <w:i w:val="0"/>
-          <w:sz w:val="21"/>
-        </w:rPr>
-        <w:t xml:space="preserve"> </w:t>
-      </w:r>
-      <w:r>
-        <w:rPr>
-          <w:rFonts w:hint="eastAsia" w:ascii="Times New Roman" w:hAnsi="Times New Roman" w:eastAsia="FangSong" w:cs="Times New Roman"/>
-          <w:b w:val="0"/>
-          <w:i w:val="0"/>
-          <w:sz w:val="21"/>
-        </w:rPr>
-        <w:t>9-6：</w:t>
-      </w:r>
-      <w:r>
-        <w:rPr>
-          <w:rFonts w:hint="eastAsia" w:ascii="Times New Roman" w:hAnsi="Times New Roman" w:eastAsia="FangSong" w:cs="Times New Roman"/>
-          <w:b w:val="0"/>
-          <w:i w:val="0"/>
-          <w:sz w:val="21"/>
-        </w:rPr>
-        <w:t>五种金属轨道三维波函数取向</w:t>
-      </w:r>
-    </w:p>
-    <w:p>
-      <w:pPr>
-        <w:pStyle w:val="FirstParagraph"/>
+        <w:spacing w:before="120"/>
         <w:ind w:firstLine="420"/>
       </w:pPr>
       <w:r>
@@ -8913,6 +9175,7 @@
     <w:p>
       <w:pPr>
         <w:pStyle w:val="FirstParagraph"/>
+        <w:spacing w:after="80"/>
       </w:pPr>
       <m:oMathPara>
         <m:oMathParaPr>
@@ -9027,104 +9290,152 @@
         </m:oMath>
       </m:oMathPara>
     </w:p>
+    <w:tbl>
+      <w:tblPr>
+        <w:tblStyle w:val="Table"/>
+        <w:tblW w:type="pct" w:w="5000"/>
+        <w:tblLayout w:type="fixed"/>
+        <w:tblLook w:firstRow="1" w:lastRow="0" w:firstColumn="0" w:lastColumn="0" w:noHBand="0" w:noVBand="0" w:val="0020"/>
+        <w:jc w:val="center"/>
+        <w:tblBorders>
+          <w:top w:val="single" w:sz="12" w:space="0" w:color="333333"/>
+          <w:bottom w:val="single" w:sz="12" w:space="0" w:color="333333"/>
+          <w:left w:val="none"/>
+          <w:right w:val="none"/>
+          <w:insideH w:val="none"/>
+          <w:insideV w:val="none"/>
+        </w:tblBorders>
+      </w:tblPr>
+      <w:tblGrid>
+        <w:gridCol w:w="7920"/>
+      </w:tblGrid>
+      <w:tr>
+        <w:trPr>
+          <w:tblHeader w:val="on"/>
+        </w:trPr>
+        <w:tc>
+          <w:tcPr>
+            <w:tcBorders>
+              <w:bottom w:val="single" w:sz="6" w:space="0" w:color="333333"/>
+            </w:tcBorders>
+          </w:tcPr>
+          <w:p>
+            <w:pPr>
+              <w:pStyle w:val="Compact"/>
+              <w:jc w:val="center"/>
+            </w:pPr>
+            <w:r>
+              <w:rPr>
+                <w:rFonts w:hint="eastAsia" w:ascii="Times New Roman" w:hAnsi="Times New Roman" w:eastAsia="SimHei" w:cs="Times New Roman"/>
+                <w:b/>
+              </w:rPr>
+              <w:t xml:space="preserve">五种三维轨道角度波函数截</w:t>
+            </w:r>
+          </w:p>
+        </w:tc>
+      </w:tr>
+      <w:tr>
+        <w:tc>
+          <w:tcPr/>
+          <w:p>
+            <w:pPr>
+              <w:pStyle w:val="Compact"/>
+              <w:jc w:val="center"/>
+            </w:pPr>
+            <w:r>
+              <w:rPr>
+                <w:rFonts w:ascii="Times New Roman" w:hAnsi="Times New Roman" w:eastAsia="Times New Roman" w:cs="Times New Roman"/>
+              </w:rPr>
+              <w:drawing>
+                <wp:inline>
+                  <wp:extent cx="2667000" cy="1820427"/>
+                  <wp:effectExtent b="0" l="0" r="0" t="0"/>
+                  <wp:docPr descr="" title="" id="29" name="Picture"/>
+                  <a:graphic>
+                    <a:graphicData uri="http://schemas.openxmlformats.org/drawingml/2006/picture">
+                      <pic:pic>
+                        <pic:nvPicPr>
+                          <pic:cNvPr descr="9d7da84c2e0d70e53df5ee6f3c03e02c314f65faad7872e612f0fce5c85a85d4.jpg" id="30" name="Picture"/>
+                          <pic:cNvPicPr>
+                            <a:picLocks noChangeArrowheads="1" noChangeAspect="1"/>
+                          </pic:cNvPicPr>
+                        </pic:nvPicPr>
+                        <pic:blipFill>
+                          <a:blip r:embed="rId28"/>
+                          <a:stretch>
+                            <a:fillRect/>
+                          </a:stretch>
+                        </pic:blipFill>
+                        <pic:spPr bwMode="auto">
+                          <a:xfrm>
+                            <a:off x="0" y="0"/>
+                            <a:ext cx="2667000" cy="1820427"/>
+                          </a:xfrm>
+                          <a:prstGeom prst="rect">
+                            <a:avLst/>
+                          </a:prstGeom>
+                          <a:noFill/>
+                          <a:ln w="9525">
+                            <a:noFill/>
+                            <a:headEnd/>
+                            <a:tailEnd/>
+                          </a:ln>
+                        </pic:spPr>
+                      </pic:pic>
+                    </a:graphicData>
+                  </a:graphic>
+                </wp:inline>
+              </w:drawing>
+            </w:r>
+          </w:p>
+        </w:tc>
+      </w:tr>
+      <w:tr>
+        <w:tc>
+          <w:tcPr/>
+          <w:p>
+            <w:pPr>
+              <w:pStyle w:val="Compact"/>
+              <w:jc w:val="center"/>
+            </w:pPr>
+            <w:r>
+              <w:rPr>
+                <w:rFonts w:ascii="Times New Roman" w:hAnsi="Times New Roman" w:eastAsia="Times New Roman" w:cs="Times New Roman"/>
+              </w:rPr>
+              <w:t xml:space="preserve">&gt; </w:t>
+            </w:r>
+            <w:r>
+              <w:rPr>
+                <w:rFonts w:hint="eastAsia" w:ascii="Times New Roman" w:hAnsi="Times New Roman" w:eastAsia="FangSong" w:cs="Times New Roman"/>
+              </w:rPr>
+              <w:t xml:space="preserve">图</w:t>
+            </w:r>
+            <w:r>
+              <w:rPr>
+                <w:rFonts w:ascii="Times New Roman" w:hAnsi="Times New Roman" w:eastAsia="Times New Roman" w:cs="Times New Roman"/>
+              </w:rPr>
+              <w:t xml:space="preserve"> </w:t>
+            </w:r>
+            <w:r>
+              <w:rPr>
+                <w:rFonts w:hint="eastAsia" w:ascii="Times New Roman" w:hAnsi="Times New Roman" w:eastAsia="Times New Roman" w:cs="Times New Roman"/>
+              </w:rPr>
+              <w:t>9-7：</w:t>
+            </w:r>
+            <w:r>
+              <w:rPr>
+                <w:rFonts w:hint="eastAsia" w:ascii="Times New Roman" w:hAnsi="Times New Roman" w:eastAsia="FangSong" w:cs="Times New Roman"/>
+              </w:rPr>
+              <w:t>五种三维轨道角度波函数截面</w:t>
+            </w:r>
+          </w:p>
+        </w:tc>
+      </w:tr>
+    </w:tbl>
     <w:p>
       <w:pPr>
-        <w:pStyle w:val="FirstParagraph"/>
-        <w:spacing w:before="160" w:after="80"/>
-        <w:jc w:val="center"/>
-      </w:pPr>
-      <w:r>
-        <w:rPr>
-          <w:rFonts w:ascii="Times New Roman" w:hAnsi="Times New Roman" w:eastAsia="Times New Roman" w:cs="Times New Roman"/>
-        </w:rPr>
-        <w:drawing>
-          <wp:inline>
-            <wp:extent cx="2667000" cy="1820427"/>
-            <wp:effectExtent b="0" l="0" r="0" t="0"/>
-            <wp:docPr descr="" title="" id="29" name="Picture"/>
-            <a:graphic>
-              <a:graphicData uri="http://schemas.openxmlformats.org/drawingml/2006/picture">
-                <pic:pic>
-                  <pic:nvPicPr>
-                    <pic:cNvPr descr="9d7da84c2e0d70e53df5ee6f3c03e02c314f65faad7872e612f0fce5c85a85d4.jpg" id="30" name="Picture"/>
-                    <pic:cNvPicPr>
-                      <a:picLocks noChangeArrowheads="1" noChangeAspect="1"/>
-                    </pic:cNvPicPr>
-                  </pic:nvPicPr>
-                  <pic:blipFill>
-                    <a:blip r:embed="rId28"/>
-                    <a:stretch>
-                      <a:fillRect/>
-                    </a:stretch>
-                  </pic:blipFill>
-                  <pic:spPr bwMode="auto">
-                    <a:xfrm>
-                      <a:off x="0" y="0"/>
-                      <a:ext cx="2667000" cy="1820427"/>
-                    </a:xfrm>
-                    <a:prstGeom prst="rect">
-                      <a:avLst/>
-                    </a:prstGeom>
-                    <a:noFill/>
-                    <a:ln w="9525">
-                      <a:noFill/>
-                      <a:headEnd/>
-                      <a:tailEnd/>
-                    </a:ln>
-                  </pic:spPr>
-                </pic:pic>
-              </a:graphicData>
-            </a:graphic>
-          </wp:inline>
-        </w:drawing>
-      </w:r>
-    </w:p>
-    <w:p>
-      <w:pPr>
-        <w:pStyle w:val="BlockText"/>
-        <w:spacing w:before="40" w:after="160"/>
-        <w:jc w:val="center"/>
-      </w:pPr>
-      <w:r>
-        <w:rPr>
-          <w:rFonts w:hint="eastAsia" w:ascii="Times New Roman" w:hAnsi="Times New Roman" w:eastAsia="FangSong" w:cs="Times New Roman"/>
-          <w:b w:val="0"/>
-          <w:i w:val="0"/>
-          <w:sz w:val="21"/>
-        </w:rPr>
-        <w:t xml:space="preserve">图</w:t>
-      </w:r>
-      <w:r>
-        <w:rPr>
-          <w:rFonts w:ascii="Times New Roman" w:hAnsi="Times New Roman" w:eastAsia="FangSong" w:cs="Times New Roman"/>
-          <w:b w:val="0"/>
-          <w:i w:val="0"/>
-          <w:sz w:val="21"/>
-        </w:rPr>
-        <w:t xml:space="preserve"> </w:t>
-      </w:r>
-      <w:r>
-        <w:rPr>
-          <w:rFonts w:hint="eastAsia" w:ascii="Times New Roman" w:hAnsi="Times New Roman" w:eastAsia="FangSong" w:cs="Times New Roman"/>
-          <w:b w:val="0"/>
-          <w:i w:val="0"/>
-          <w:sz w:val="21"/>
-        </w:rPr>
-        <w:t>9-7：</w:t>
-      </w:r>
-      <w:r>
-        <w:rPr>
-          <w:rFonts w:hint="eastAsia" w:ascii="Times New Roman" w:hAnsi="Times New Roman" w:eastAsia="FangSong" w:cs="Times New Roman"/>
-          <w:b w:val="0"/>
-          <w:i w:val="0"/>
-          <w:sz w:val="21"/>
-        </w:rPr>
-        <w:t>五种三维轨道角度波函数截面</w:t>
-      </w:r>
-    </w:p>
-    <w:p>
-      <w:pPr>
-        <w:pStyle w:val="FirstParagraph"/>
+        <w:pStyle w:val="BodyText"/>
+        <w:spacing w:before="120"/>
         <w:ind w:firstLine="420"/>
       </w:pPr>
       <w:r>
@@ -14376,6 +14687,7 @@
     <w:p>
       <w:pPr>
         <w:pStyle w:val="BodyText"/>
+        <w:spacing w:after="80"/>
         <w:ind w:firstLine="420"/>
       </w:pPr>
       <w:r>
@@ -14515,199 +14827,266 @@
         <w:t>！</w:t>
       </w:r>
     </w:p>
+    <w:tbl>
+      <w:tblPr>
+        <w:tblStyle w:val="Table"/>
+        <w:tblW w:type="pct" w:w="5000"/>
+        <w:tblLayout w:type="fixed"/>
+        <w:tblLook w:firstRow="1" w:lastRow="0" w:firstColumn="0" w:lastColumn="0" w:noHBand="0" w:noVBand="0" w:val="0020"/>
+        <w:jc w:val="center"/>
+        <w:tblBorders>
+          <w:top w:val="single" w:sz="12" w:space="0" w:color="333333"/>
+          <w:bottom w:val="single" w:sz="12" w:space="0" w:color="333333"/>
+          <w:left w:val="none"/>
+          <w:right w:val="none"/>
+          <w:insideH w:val="none"/>
+          <w:insideV w:val="none"/>
+        </w:tblBorders>
+      </w:tblPr>
+      <w:tblGrid>
+        <w:gridCol w:w="3960"/>
+        <w:gridCol w:w="3960"/>
+      </w:tblGrid>
+      <w:tr>
+        <w:trPr>
+          <w:tblHeader w:val="on"/>
+        </w:trPr>
+        <w:tc>
+          <w:tcPr>
+            <w:tcBorders>
+              <w:bottom w:val="single" w:sz="6" w:space="0" w:color="333333"/>
+            </w:tcBorders>
+          </w:tcPr>
+          <w:p>
+            <w:pPr>
+              <w:pStyle w:val="Compact"/>
+              <w:jc w:val="center"/>
+            </w:pPr>
+            <w:r>
+              <w:rPr>
+                <w:rFonts w:hint="eastAsia" w:ascii="Times New Roman" w:hAnsi="Times New Roman" w:eastAsia="SimHei" w:cs="Times New Roman"/>
+                <w:b/>
+              </w:rPr>
+              <w:t xml:space="preserve">八面体场中五种轨道空间朝</w:t>
+            </w:r>
+          </w:p>
+        </w:tc>
+        <w:tc>
+          <w:tcPr>
+            <w:tcBorders>
+              <w:bottom w:val="single" w:sz="6" w:space="0" w:color="333333"/>
+            </w:tcBorders>
+          </w:tcPr>
+          <w:p>
+            <w:pPr>
+              <w:pStyle w:val="Compact"/>
+              <w:jc w:val="center"/>
+            </w:pPr>
+            <w:r>
+              <w:rPr>
+                <w:rFonts w:hint="eastAsia" w:ascii="Times New Roman" w:hAnsi="Times New Roman" w:eastAsia="SimHei" w:cs="Times New Roman"/>
+                <w:b/>
+              </w:rPr>
+              <w:t xml:space="preserve">八面体场轨道电子云</w:t>
+            </w:r>
+          </w:p>
+        </w:tc>
+      </w:tr>
+      <w:tr>
+        <w:tc>
+          <w:tcPr/>
+          <w:p>
+            <w:pPr>
+              <w:pStyle w:val="Compact"/>
+              <w:jc w:val="center"/>
+            </w:pPr>
+            <w:r>
+              <w:rPr>
+                <w:rFonts w:ascii="Times New Roman" w:hAnsi="Times New Roman" w:eastAsia="Times New Roman" w:cs="Times New Roman"/>
+              </w:rPr>
+              <w:drawing>
+                <wp:inline>
+                  <wp:extent cx="2381250" cy="536104"/>
+                  <wp:effectExtent b="0" l="0" r="0" t="0"/>
+                  <wp:docPr descr="" title="" id="33" name="Picture"/>
+                  <a:graphic>
+                    <a:graphicData uri="http://schemas.openxmlformats.org/drawingml/2006/picture">
+                      <pic:pic>
+                        <pic:nvPicPr>
+                          <pic:cNvPr descr="42b57f3be6373a202238ba213e1e83bcb123a6cb8ab8933a62b71dc4d6ce2da5.jpg" id="34" name="Picture"/>
+                          <pic:cNvPicPr>
+                            <a:picLocks noChangeArrowheads="1" noChangeAspect="1"/>
+                          </pic:cNvPicPr>
+                        </pic:nvPicPr>
+                        <pic:blipFill>
+                          <a:blip r:embed="rId32"/>
+                          <a:stretch>
+                            <a:fillRect/>
+                          </a:stretch>
+                        </pic:blipFill>
+                        <pic:spPr bwMode="auto">
+                          <a:xfrm>
+                            <a:off x="0" y="0"/>
+                            <a:ext cx="2381250" cy="536104"/>
+                          </a:xfrm>
+                          <a:prstGeom prst="rect">
+                            <a:avLst/>
+                          </a:prstGeom>
+                          <a:noFill/>
+                          <a:ln w="9525">
+                            <a:noFill/>
+                            <a:headEnd/>
+                            <a:tailEnd/>
+                          </a:ln>
+                        </pic:spPr>
+                      </pic:pic>
+                    </a:graphicData>
+                  </a:graphic>
+                </wp:inline>
+              </w:drawing>
+            </w:r>
+          </w:p>
+        </w:tc>
+        <w:tc>
+          <w:tcPr/>
+          <w:p>
+            <w:pPr>
+              <w:pStyle w:val="Compact"/>
+              <w:jc w:val="center"/>
+            </w:pPr>
+            <w:r>
+              <w:rPr>
+                <w:rFonts w:ascii="Times New Roman" w:hAnsi="Times New Roman" w:eastAsia="Times New Roman" w:cs="Times New Roman"/>
+              </w:rPr>
+              <w:drawing>
+                <wp:inline>
+                  <wp:extent cx="2381250" cy="509156"/>
+                  <wp:effectExtent b="0" l="0" r="0" t="0"/>
+                  <wp:docPr descr="" title="" id="36" name="Picture"/>
+                  <a:graphic>
+                    <a:graphicData uri="http://schemas.openxmlformats.org/drawingml/2006/picture">
+                      <pic:pic>
+                        <pic:nvPicPr>
+                          <pic:cNvPr descr="5016704d532f7b1ad7caac8f615d8796ea3349d1dba90038855ccba99450f75c.jpg" id="37" name="Picture"/>
+                          <pic:cNvPicPr>
+                            <a:picLocks noChangeArrowheads="1" noChangeAspect="1"/>
+                          </pic:cNvPicPr>
+                        </pic:nvPicPr>
+                        <pic:blipFill>
+                          <a:blip r:embed="rId35"/>
+                          <a:stretch>
+                            <a:fillRect/>
+                          </a:stretch>
+                        </pic:blipFill>
+                        <pic:spPr bwMode="auto">
+                          <a:xfrm>
+                            <a:off x="0" y="0"/>
+                            <a:ext cx="2381250" cy="509156"/>
+                          </a:xfrm>
+                          <a:prstGeom prst="rect">
+                            <a:avLst/>
+                          </a:prstGeom>
+                          <a:noFill/>
+                          <a:ln w="9525">
+                            <a:noFill/>
+                            <a:headEnd/>
+                            <a:tailEnd/>
+                          </a:ln>
+                        </pic:spPr>
+                      </pic:pic>
+                    </a:graphicData>
+                  </a:graphic>
+                </wp:inline>
+              </w:drawing>
+            </w:r>
+          </w:p>
+        </w:tc>
+      </w:tr>
+      <w:tr>
+        <w:tc>
+          <w:tcPr/>
+          <w:p>
+            <w:pPr>
+              <w:pStyle w:val="Compact"/>
+              <w:jc w:val="center"/>
+            </w:pPr>
+            <w:r>
+              <w:rPr>
+                <w:rFonts w:ascii="Times New Roman" w:hAnsi="Times New Roman" w:eastAsia="Times New Roman" w:cs="Times New Roman"/>
+              </w:rPr>
+              <w:t xml:space="preserve">&gt; </w:t>
+            </w:r>
+            <w:r>
+              <w:rPr>
+                <w:rFonts w:hint="eastAsia" w:ascii="Times New Roman" w:hAnsi="Times New Roman" w:eastAsia="FangSong" w:cs="Times New Roman"/>
+              </w:rPr>
+              <w:t xml:space="preserve">图</w:t>
+            </w:r>
+            <w:r>
+              <w:rPr>
+                <w:rFonts w:ascii="Times New Roman" w:hAnsi="Times New Roman" w:eastAsia="Times New Roman" w:cs="Times New Roman"/>
+              </w:rPr>
+              <w:t xml:space="preserve"> </w:t>
+            </w:r>
+            <w:r>
+              <w:rPr>
+                <w:rFonts w:hint="eastAsia" w:ascii="Times New Roman" w:hAnsi="Times New Roman" w:eastAsia="Times New Roman" w:cs="Times New Roman"/>
+              </w:rPr>
+              <w:t>9-8：</w:t>
+            </w:r>
+            <w:r>
+              <w:rPr>
+                <w:rFonts w:hint="eastAsia" w:ascii="Times New Roman" w:hAnsi="Times New Roman" w:eastAsia="FangSong" w:cs="Times New Roman"/>
+              </w:rPr>
+              <w:t>八面体场中五种轨道空间朝向</w:t>
+            </w:r>
+          </w:p>
+        </w:tc>
+        <w:tc>
+          <w:tcPr/>
+          <w:p>
+            <w:pPr>
+              <w:pStyle w:val="Compact"/>
+              <w:jc w:val="center"/>
+            </w:pPr>
+            <w:r>
+              <w:rPr>
+                <w:rFonts w:ascii="Times New Roman" w:hAnsi="Times New Roman" w:eastAsia="Times New Roman" w:cs="Times New Roman"/>
+              </w:rPr>
+              <w:t xml:space="preserve">&gt; </w:t>
+            </w:r>
+            <w:r>
+              <w:rPr>
+                <w:rFonts w:hint="eastAsia" w:ascii="Times New Roman" w:hAnsi="Times New Roman" w:eastAsia="FangSong" w:cs="Times New Roman"/>
+              </w:rPr>
+              <w:t xml:space="preserve">图</w:t>
+            </w:r>
+            <w:r>
+              <w:rPr>
+                <w:rFonts w:ascii="Times New Roman" w:hAnsi="Times New Roman" w:eastAsia="Times New Roman" w:cs="Times New Roman"/>
+              </w:rPr>
+              <w:t xml:space="preserve"> </w:t>
+            </w:r>
+            <w:r>
+              <w:rPr>
+                <w:rFonts w:hint="eastAsia" w:ascii="Times New Roman" w:hAnsi="Times New Roman" w:eastAsia="Times New Roman" w:cs="Times New Roman"/>
+              </w:rPr>
+              <w:t>9-9：</w:t>
+            </w:r>
+            <w:r>
+              <w:rPr>
+                <w:rFonts w:hint="eastAsia" w:ascii="Times New Roman" w:hAnsi="Times New Roman" w:eastAsia="FangSong" w:cs="Times New Roman"/>
+              </w:rPr>
+              <w:t>八面体场轨道电子云与配体重叠</w:t>
+            </w:r>
+          </w:p>
+        </w:tc>
+      </w:tr>
+    </w:tbl>
     <w:p>
       <w:pPr>
         <w:pStyle w:val="BodyText"/>
-        <w:spacing w:before="160" w:after="80"/>
-        <w:jc w:val="center"/>
-      </w:pPr>
-      <w:r>
-        <w:rPr>
-          <w:rFonts w:ascii="Times New Roman" w:hAnsi="Times New Roman" w:eastAsia="Times New Roman" w:cs="Times New Roman"/>
-        </w:rPr>
-        <w:drawing>
-          <wp:inline>
-            <wp:extent cx="2667000" cy="600436"/>
-            <wp:effectExtent b="0" l="0" r="0" t="0"/>
-            <wp:docPr descr="" title="" id="33" name="Picture"/>
-            <a:graphic>
-              <a:graphicData uri="http://schemas.openxmlformats.org/drawingml/2006/picture">
-                <pic:pic>
-                  <pic:nvPicPr>
-                    <pic:cNvPr descr="42b57f3be6373a202238ba213e1e83bcb123a6cb8ab8933a62b71dc4d6ce2da5.jpg" id="34" name="Picture"/>
-                    <pic:cNvPicPr>
-                      <a:picLocks noChangeArrowheads="1" noChangeAspect="1"/>
-                    </pic:cNvPicPr>
-                  </pic:nvPicPr>
-                  <pic:blipFill>
-                    <a:blip r:embed="rId32"/>
-                    <a:stretch>
-                      <a:fillRect/>
-                    </a:stretch>
-                  </pic:blipFill>
-                  <pic:spPr bwMode="auto">
-                    <a:xfrm>
-                      <a:off x="0" y="0"/>
-                      <a:ext cx="2667000" cy="600436"/>
-                    </a:xfrm>
-                    <a:prstGeom prst="rect">
-                      <a:avLst/>
-                    </a:prstGeom>
-                    <a:noFill/>
-                    <a:ln w="9525">
-                      <a:noFill/>
-                      <a:headEnd/>
-                      <a:tailEnd/>
-                    </a:ln>
-                  </pic:spPr>
-                </pic:pic>
-              </a:graphicData>
-            </a:graphic>
-          </wp:inline>
-        </w:drawing>
-      </w:r>
-    </w:p>
-    <w:p>
-      <w:pPr>
-        <w:pStyle w:val="BlockText"/>
-        <w:spacing w:before="40" w:after="160"/>
-        <w:jc w:val="center"/>
-      </w:pPr>
-      <w:r>
-        <w:rPr>
-          <w:rFonts w:hint="eastAsia" w:ascii="Times New Roman" w:hAnsi="Times New Roman" w:eastAsia="FangSong" w:cs="Times New Roman"/>
-          <w:b w:val="0"/>
-          <w:i w:val="0"/>
-          <w:sz w:val="21"/>
-        </w:rPr>
-        <w:t xml:space="preserve">图</w:t>
-      </w:r>
-      <w:r>
-        <w:rPr>
-          <w:rFonts w:ascii="Times New Roman" w:hAnsi="Times New Roman" w:eastAsia="FangSong" w:cs="Times New Roman"/>
-          <w:b w:val="0"/>
-          <w:i w:val="0"/>
-          <w:sz w:val="21"/>
-        </w:rPr>
-        <w:t xml:space="preserve"> </w:t>
-      </w:r>
-      <w:r>
-        <w:rPr>
-          <w:rFonts w:hint="eastAsia" w:ascii="Times New Roman" w:hAnsi="Times New Roman" w:eastAsia="FangSong" w:cs="Times New Roman"/>
-          <w:b w:val="0"/>
-          <w:i w:val="0"/>
-          <w:sz w:val="21"/>
-        </w:rPr>
-        <w:t>9-8：</w:t>
-      </w:r>
-      <w:r>
-        <w:rPr>
-          <w:rFonts w:hint="eastAsia" w:ascii="Times New Roman" w:hAnsi="Times New Roman" w:eastAsia="FangSong" w:cs="Times New Roman"/>
-          <w:b w:val="0"/>
-          <w:i w:val="0"/>
-          <w:sz w:val="21"/>
-        </w:rPr>
-        <w:t>八面体场中五种轨道空间朝向</w:t>
-      </w:r>
-    </w:p>
-    <w:p>
-      <w:pPr>
-        <w:pStyle w:val="FirstParagraph"/>
-        <w:spacing w:before="160" w:after="80"/>
-        <w:jc w:val="center"/>
-      </w:pPr>
-      <w:r>
-        <w:rPr>
-          <w:rFonts w:ascii="Times New Roman" w:hAnsi="Times New Roman" w:eastAsia="Times New Roman" w:cs="Times New Roman"/>
-        </w:rPr>
-        <w:drawing>
-          <wp:inline>
-            <wp:extent cx="2667000" cy="570254"/>
-            <wp:effectExtent b="0" l="0" r="0" t="0"/>
-            <wp:docPr descr="" title="" id="36" name="Picture"/>
-            <a:graphic>
-              <a:graphicData uri="http://schemas.openxmlformats.org/drawingml/2006/picture">
-                <pic:pic>
-                  <pic:nvPicPr>
-                    <pic:cNvPr descr="5016704d532f7b1ad7caac8f615d8796ea3349d1dba90038855ccba99450f75c.jpg" id="37" name="Picture"/>
-                    <pic:cNvPicPr>
-                      <a:picLocks noChangeArrowheads="1" noChangeAspect="1"/>
-                    </pic:cNvPicPr>
-                  </pic:nvPicPr>
-                  <pic:blipFill>
-                    <a:blip r:embed="rId35"/>
-                    <a:stretch>
-                      <a:fillRect/>
-                    </a:stretch>
-                  </pic:blipFill>
-                  <pic:spPr bwMode="auto">
-                    <a:xfrm>
-                      <a:off x="0" y="0"/>
-                      <a:ext cx="2667000" cy="570254"/>
-                    </a:xfrm>
-                    <a:prstGeom prst="rect">
-                      <a:avLst/>
-                    </a:prstGeom>
-                    <a:noFill/>
-                    <a:ln w="9525">
-                      <a:noFill/>
-                      <a:headEnd/>
-                      <a:tailEnd/>
-                    </a:ln>
-                  </pic:spPr>
-                </pic:pic>
-              </a:graphicData>
-            </a:graphic>
-          </wp:inline>
-        </w:drawing>
-      </w:r>
-    </w:p>
-    <w:p>
-      <w:pPr>
-        <w:pStyle w:val="BlockText"/>
-        <w:spacing w:before="40" w:after="160"/>
-        <w:jc w:val="center"/>
-      </w:pPr>
-      <w:r>
-        <w:rPr>
-          <w:rFonts w:hint="eastAsia" w:ascii="Times New Roman" w:hAnsi="Times New Roman" w:eastAsia="FangSong" w:cs="Times New Roman"/>
-          <w:b w:val="0"/>
-          <w:i w:val="0"/>
-          <w:sz w:val="21"/>
-        </w:rPr>
-        <w:t xml:space="preserve">图</w:t>
-      </w:r>
-      <w:r>
-        <w:rPr>
-          <w:rFonts w:ascii="Times New Roman" w:hAnsi="Times New Roman" w:eastAsia="FangSong" w:cs="Times New Roman"/>
-          <w:b w:val="0"/>
-          <w:i w:val="0"/>
-          <w:sz w:val="21"/>
-        </w:rPr>
-        <w:t xml:space="preserve"> </w:t>
-      </w:r>
-      <w:r>
-        <w:rPr>
-          <w:rFonts w:hint="eastAsia" w:ascii="Times New Roman" w:hAnsi="Times New Roman" w:eastAsia="FangSong" w:cs="Times New Roman"/>
-          <w:b w:val="0"/>
-          <w:i w:val="0"/>
-          <w:sz w:val="21"/>
-        </w:rPr>
-        <w:t>9-9：</w:t>
-      </w:r>
-      <w:r>
-        <w:rPr>
-          <w:rFonts w:hint="eastAsia" w:ascii="Times New Roman" w:hAnsi="Times New Roman" w:eastAsia="FangSong" w:cs="Times New Roman"/>
-          <w:b w:val="0"/>
-          <w:i w:val="0"/>
-          <w:sz w:val="21"/>
-        </w:rPr>
-        <w:t>八面体场轨道电子云与配体重叠</w:t>
-      </w:r>
-    </w:p>
-    <w:p>
-      <w:pPr>
-        <w:pStyle w:val="FirstParagraph"/>
+        <w:spacing w:before="120"/>
         <w:ind w:firstLine="420"/>
       </w:pPr>
       <w:r>
@@ -15666,6 +16045,7 @@
     <w:p>
       <w:pPr>
         <w:pStyle w:val="BodyText"/>
+        <w:spacing w:after="80"/>
       </w:pPr>
       <m:oMathPara>
         <m:oMathParaPr>
@@ -15756,104 +16136,152 @@
         </m:oMath>
       </m:oMathPara>
     </w:p>
+    <w:tbl>
+      <w:tblPr>
+        <w:tblStyle w:val="Table"/>
+        <w:tblW w:type="pct" w:w="5000"/>
+        <w:tblLayout w:type="fixed"/>
+        <w:tblLook w:firstRow="1" w:lastRow="0" w:firstColumn="0" w:lastColumn="0" w:noHBand="0" w:noVBand="0" w:val="0020"/>
+        <w:jc w:val="center"/>
+        <w:tblBorders>
+          <w:top w:val="single" w:sz="12" w:space="0" w:color="333333"/>
+          <w:bottom w:val="single" w:sz="12" w:space="0" w:color="333333"/>
+          <w:left w:val="none"/>
+          <w:right w:val="none"/>
+          <w:insideH w:val="none"/>
+          <w:insideV w:val="none"/>
+        </w:tblBorders>
+      </w:tblPr>
+      <w:tblGrid>
+        <w:gridCol w:w="7920"/>
+      </w:tblGrid>
+      <w:tr>
+        <w:trPr>
+          <w:tblHeader w:val="on"/>
+        </w:trPr>
+        <w:tc>
+          <w:tcPr>
+            <w:tcBorders>
+              <w:bottom w:val="single" w:sz="6" w:space="0" w:color="333333"/>
+            </w:tcBorders>
+          </w:tcPr>
+          <w:p>
+            <w:pPr>
+              <w:pStyle w:val="Compact"/>
+              <w:jc w:val="center"/>
+            </w:pPr>
+            <w:r>
+              <w:rPr>
+                <w:rFonts w:hint="eastAsia" w:ascii="Times New Roman" w:hAnsi="Times New Roman" w:eastAsia="SimHei" w:cs="Times New Roman"/>
+                <w:b/>
+              </w:rPr>
+              <w:t xml:space="preserve">四面体晶体场轨道</w:t>
+            </w:r>
+          </w:p>
+        </w:tc>
+      </w:tr>
+      <w:tr>
+        <w:tc>
+          <w:tcPr/>
+          <w:p>
+            <w:pPr>
+              <w:pStyle w:val="Compact"/>
+              <w:jc w:val="center"/>
+            </w:pPr>
+            <w:r>
+              <w:rPr>
+                <w:rFonts w:ascii="Times New Roman" w:hAnsi="Times New Roman" w:eastAsia="Times New Roman" w:cs="Times New Roman"/>
+              </w:rPr>
+              <w:drawing>
+                <wp:inline>
+                  <wp:extent cx="2667000" cy="498645"/>
+                  <wp:effectExtent b="0" l="0" r="0" t="0"/>
+                  <wp:docPr descr="" title="" id="39" name="Picture"/>
+                  <a:graphic>
+                    <a:graphicData uri="http://schemas.openxmlformats.org/drawingml/2006/picture">
+                      <pic:pic>
+                        <pic:nvPicPr>
+                          <pic:cNvPr descr="45c0bbeb313ddf67d1c381b84e7475106296c4ef3057e3d30ae12b15805b8441.jpg" id="40" name="Picture"/>
+                          <pic:cNvPicPr>
+                            <a:picLocks noChangeArrowheads="1" noChangeAspect="1"/>
+                          </pic:cNvPicPr>
+                        </pic:nvPicPr>
+                        <pic:blipFill>
+                          <a:blip r:embed="rId38"/>
+                          <a:stretch>
+                            <a:fillRect/>
+                          </a:stretch>
+                        </pic:blipFill>
+                        <pic:spPr bwMode="auto">
+                          <a:xfrm>
+                            <a:off x="0" y="0"/>
+                            <a:ext cx="2667000" cy="498645"/>
+                          </a:xfrm>
+                          <a:prstGeom prst="rect">
+                            <a:avLst/>
+                          </a:prstGeom>
+                          <a:noFill/>
+                          <a:ln w="9525">
+                            <a:noFill/>
+                            <a:headEnd/>
+                            <a:tailEnd/>
+                          </a:ln>
+                        </pic:spPr>
+                      </pic:pic>
+                    </a:graphicData>
+                  </a:graphic>
+                </wp:inline>
+              </w:drawing>
+            </w:r>
+          </w:p>
+        </w:tc>
+      </w:tr>
+      <w:tr>
+        <w:tc>
+          <w:tcPr/>
+          <w:p>
+            <w:pPr>
+              <w:pStyle w:val="Compact"/>
+              <w:jc w:val="center"/>
+            </w:pPr>
+            <w:r>
+              <w:rPr>
+                <w:rFonts w:ascii="Times New Roman" w:hAnsi="Times New Roman" w:eastAsia="Times New Roman" w:cs="Times New Roman"/>
+              </w:rPr>
+              <w:t xml:space="preserve">&gt; </w:t>
+            </w:r>
+            <w:r>
+              <w:rPr>
+                <w:rFonts w:hint="eastAsia" w:ascii="Times New Roman" w:hAnsi="Times New Roman" w:eastAsia="FangSong" w:cs="Times New Roman"/>
+              </w:rPr>
+              <w:t xml:space="preserve">图</w:t>
+            </w:r>
+            <w:r>
+              <w:rPr>
+                <w:rFonts w:ascii="Times New Roman" w:hAnsi="Times New Roman" w:eastAsia="Times New Roman" w:cs="Times New Roman"/>
+              </w:rPr>
+              <w:t xml:space="preserve"> </w:t>
+            </w:r>
+            <w:r>
+              <w:rPr>
+                <w:rFonts w:hint="eastAsia" w:ascii="Times New Roman" w:hAnsi="Times New Roman" w:eastAsia="Times New Roman" w:cs="Times New Roman"/>
+              </w:rPr>
+              <w:t>9-10：</w:t>
+            </w:r>
+            <w:r>
+              <w:rPr>
+                <w:rFonts w:hint="eastAsia" w:ascii="Times New Roman" w:hAnsi="Times New Roman" w:eastAsia="FangSong" w:cs="Times New Roman"/>
+              </w:rPr>
+              <w:t>四面体晶体场轨道与配体重叠</w:t>
+            </w:r>
+          </w:p>
+        </w:tc>
+      </w:tr>
+    </w:tbl>
     <w:p>
       <w:pPr>
-        <w:pStyle w:val="FirstParagraph"/>
-        <w:spacing w:before="160" w:after="80"/>
-        <w:jc w:val="center"/>
-      </w:pPr>
-      <w:r>
-        <w:rPr>
-          <w:rFonts w:ascii="Times New Roman" w:hAnsi="Times New Roman" w:eastAsia="Times New Roman" w:cs="Times New Roman"/>
-        </w:rPr>
-        <w:drawing>
-          <wp:inline>
-            <wp:extent cx="2667000" cy="498645"/>
-            <wp:effectExtent b="0" l="0" r="0" t="0"/>
-            <wp:docPr descr="" title="" id="39" name="Picture"/>
-            <a:graphic>
-              <a:graphicData uri="http://schemas.openxmlformats.org/drawingml/2006/picture">
-                <pic:pic>
-                  <pic:nvPicPr>
-                    <pic:cNvPr descr="45c0bbeb313ddf67d1c381b84e7475106296c4ef3057e3d30ae12b15805b8441.jpg" id="40" name="Picture"/>
-                    <pic:cNvPicPr>
-                      <a:picLocks noChangeArrowheads="1" noChangeAspect="1"/>
-                    </pic:cNvPicPr>
-                  </pic:nvPicPr>
-                  <pic:blipFill>
-                    <a:blip r:embed="rId38"/>
-                    <a:stretch>
-                      <a:fillRect/>
-                    </a:stretch>
-                  </pic:blipFill>
-                  <pic:spPr bwMode="auto">
-                    <a:xfrm>
-                      <a:off x="0" y="0"/>
-                      <a:ext cx="2667000" cy="498645"/>
-                    </a:xfrm>
-                    <a:prstGeom prst="rect">
-                      <a:avLst/>
-                    </a:prstGeom>
-                    <a:noFill/>
-                    <a:ln w="9525">
-                      <a:noFill/>
-                      <a:headEnd/>
-                      <a:tailEnd/>
-                    </a:ln>
-                  </pic:spPr>
-                </pic:pic>
-              </a:graphicData>
-            </a:graphic>
-          </wp:inline>
-        </w:drawing>
-      </w:r>
-    </w:p>
-    <w:p>
-      <w:pPr>
-        <w:pStyle w:val="BlockText"/>
-        <w:spacing w:before="40" w:after="160"/>
-        <w:jc w:val="center"/>
-      </w:pPr>
-      <w:r>
-        <w:rPr>
-          <w:rFonts w:hint="eastAsia" w:ascii="Times New Roman" w:hAnsi="Times New Roman" w:eastAsia="FangSong" w:cs="Times New Roman"/>
-          <w:b w:val="0"/>
-          <w:i w:val="0"/>
-          <w:sz w:val="21"/>
-        </w:rPr>
-        <w:t xml:space="preserve">图</w:t>
-      </w:r>
-      <w:r>
-        <w:rPr>
-          <w:rFonts w:ascii="Times New Roman" w:hAnsi="Times New Roman" w:eastAsia="FangSong" w:cs="Times New Roman"/>
-          <w:b w:val="0"/>
-          <w:i w:val="0"/>
-          <w:sz w:val="21"/>
-        </w:rPr>
-        <w:t xml:space="preserve"> </w:t>
-      </w:r>
-      <w:r>
-        <w:rPr>
-          <w:rFonts w:hint="eastAsia" w:ascii="Times New Roman" w:hAnsi="Times New Roman" w:eastAsia="FangSong" w:cs="Times New Roman"/>
-          <w:b w:val="0"/>
-          <w:i w:val="0"/>
-          <w:sz w:val="21"/>
-        </w:rPr>
-        <w:t>9-10：</w:t>
-      </w:r>
-      <w:r>
-        <w:rPr>
-          <w:rFonts w:hint="eastAsia" w:ascii="Times New Roman" w:hAnsi="Times New Roman" w:eastAsia="FangSong" w:cs="Times New Roman"/>
-          <w:b w:val="0"/>
-          <w:i w:val="0"/>
-          <w:sz w:val="21"/>
-        </w:rPr>
-        <w:t>四面体晶体场轨道与配体重叠</w:t>
-      </w:r>
-    </w:p>
-    <w:p>
-      <w:pPr>
-        <w:pStyle w:val="FirstParagraph"/>
+        <w:pStyle w:val="BodyText"/>
+        <w:spacing w:before="120"/>
         <w:ind w:firstLine="420"/>
       </w:pPr>
       <w:r>
@@ -17894,6 +18322,7 @@
     <w:p>
       <w:pPr>
         <w:pStyle w:val="FirstParagraph"/>
+        <w:spacing w:after="80"/>
         <w:ind w:firstLine="420"/>
       </w:pPr>
       <w:r>
@@ -18169,199 +18598,266 @@
         <w:t>。</w:t>
       </w:r>
     </w:p>
+    <w:tbl>
+      <w:tblPr>
+        <w:tblStyle w:val="Table"/>
+        <w:tblW w:type="pct" w:w="5000"/>
+        <w:tblLayout w:type="fixed"/>
+        <w:tblLook w:firstRow="1" w:lastRow="0" w:firstColumn="0" w:lastColumn="0" w:noHBand="0" w:noVBand="0" w:val="0020"/>
+        <w:jc w:val="center"/>
+        <w:tblBorders>
+          <w:top w:val="single" w:sz="12" w:space="0" w:color="333333"/>
+          <w:bottom w:val="single" w:sz="12" w:space="0" w:color="333333"/>
+          <w:left w:val="none"/>
+          <w:right w:val="none"/>
+          <w:insideH w:val="none"/>
+          <w:insideV w:val="none"/>
+        </w:tblBorders>
+      </w:tblPr>
+      <w:tblGrid>
+        <w:gridCol w:w="3960"/>
+        <w:gridCol w:w="3960"/>
+      </w:tblGrid>
+      <w:tr>
+        <w:trPr>
+          <w:tblHeader w:val="on"/>
+        </w:trPr>
+        <w:tc>
+          <w:tcPr>
+            <w:tcBorders>
+              <w:bottom w:val="single" w:sz="6" w:space="0" w:color="333333"/>
+            </w:tcBorders>
+          </w:tcPr>
+          <w:p>
+            <w:pPr>
+              <w:pStyle w:val="Compact"/>
+              <w:jc w:val="center"/>
+            </w:pPr>
+            <w:r>
+              <w:rPr>
+                <w:rFonts w:hint="eastAsia" w:ascii="Times New Roman" w:hAnsi="Times New Roman" w:eastAsia="SimHei" w:cs="Times New Roman"/>
+                <w:b/>
+              </w:rPr>
+              <w:t xml:space="preserve">六氨合钴分子轨道能级图</w:t>
+            </w:r>
+          </w:p>
+        </w:tc>
+        <w:tc>
+          <w:tcPr>
+            <w:tcBorders>
+              <w:bottom w:val="single" w:sz="6" w:space="0" w:color="333333"/>
+            </w:tcBorders>
+          </w:tcPr>
+          <w:p>
+            <w:pPr>
+              <w:pStyle w:val="Compact"/>
+              <w:jc w:val="center"/>
+            </w:pPr>
+            <w:r>
+              <w:rPr>
+                <w:rFonts w:hint="eastAsia" w:ascii="Times New Roman" w:hAnsi="Times New Roman" w:eastAsia="SimHei" w:cs="Times New Roman"/>
+                <w:b/>
+              </w:rPr>
+              <w:t xml:space="preserve">八面体金属配体轨道相互作</w:t>
+            </w:r>
+          </w:p>
+        </w:tc>
+      </w:tr>
+      <w:tr>
+        <w:tc>
+          <w:tcPr/>
+          <w:p>
+            <w:pPr>
+              <w:pStyle w:val="Compact"/>
+              <w:jc w:val="center"/>
+            </w:pPr>
+            <w:r>
+              <w:rPr>
+                <w:rFonts w:ascii="Times New Roman" w:hAnsi="Times New Roman" w:eastAsia="Times New Roman" w:cs="Times New Roman"/>
+              </w:rPr>
+              <w:drawing>
+                <wp:inline>
+                  <wp:extent cx="2381250" cy="1057969"/>
+                  <wp:effectExtent b="0" l="0" r="0" t="0"/>
+                  <wp:docPr descr="" title="" id="42" name="Picture"/>
+                  <a:graphic>
+                    <a:graphicData uri="http://schemas.openxmlformats.org/drawingml/2006/picture">
+                      <pic:pic>
+                        <pic:nvPicPr>
+                          <pic:cNvPr descr="f144b41a7db3fc3f0440663eeeddf642f2f255933a6e203cae4ff261ec5006c0.jpg" id="43" name="Picture"/>
+                          <pic:cNvPicPr>
+                            <a:picLocks noChangeArrowheads="1" noChangeAspect="1"/>
+                          </pic:cNvPicPr>
+                        </pic:nvPicPr>
+                        <pic:blipFill>
+                          <a:blip r:embed="rId41"/>
+                          <a:stretch>
+                            <a:fillRect/>
+                          </a:stretch>
+                        </pic:blipFill>
+                        <pic:spPr bwMode="auto">
+                          <a:xfrm>
+                            <a:off x="0" y="0"/>
+                            <a:ext cx="2381250" cy="1057969"/>
+                          </a:xfrm>
+                          <a:prstGeom prst="rect">
+                            <a:avLst/>
+                          </a:prstGeom>
+                          <a:noFill/>
+                          <a:ln w="9525">
+                            <a:noFill/>
+                            <a:headEnd/>
+                            <a:tailEnd/>
+                          </a:ln>
+                        </pic:spPr>
+                      </pic:pic>
+                    </a:graphicData>
+                  </a:graphic>
+                </wp:inline>
+              </w:drawing>
+            </w:r>
+          </w:p>
+        </w:tc>
+        <w:tc>
+          <w:tcPr/>
+          <w:p>
+            <w:pPr>
+              <w:pStyle w:val="Compact"/>
+              <w:jc w:val="center"/>
+            </w:pPr>
+            <w:r>
+              <w:rPr>
+                <w:rFonts w:ascii="Times New Roman" w:hAnsi="Times New Roman" w:eastAsia="Times New Roman" w:cs="Times New Roman"/>
+              </w:rPr>
+              <w:drawing>
+                <wp:inline>
+                  <wp:extent cx="2381250" cy="3332005"/>
+                  <wp:effectExtent b="0" l="0" r="0" t="0"/>
+                  <wp:docPr descr="" title="" id="45" name="Picture"/>
+                  <a:graphic>
+                    <a:graphicData uri="http://schemas.openxmlformats.org/drawingml/2006/picture">
+                      <pic:pic>
+                        <pic:nvPicPr>
+                          <pic:cNvPr descr="d608081a1140f05d9093100488b1fe52f7c6fa58de1c3662cc879d91e2e9c452.jpg" id="46" name="Picture"/>
+                          <pic:cNvPicPr>
+                            <a:picLocks noChangeArrowheads="1" noChangeAspect="1"/>
+                          </pic:cNvPicPr>
+                        </pic:nvPicPr>
+                        <pic:blipFill>
+                          <a:blip r:embed="rId44"/>
+                          <a:stretch>
+                            <a:fillRect/>
+                          </a:stretch>
+                        </pic:blipFill>
+                        <pic:spPr bwMode="auto">
+                          <a:xfrm>
+                            <a:off x="0" y="0"/>
+                            <a:ext cx="2381250" cy="3332005"/>
+                          </a:xfrm>
+                          <a:prstGeom prst="rect">
+                            <a:avLst/>
+                          </a:prstGeom>
+                          <a:noFill/>
+                          <a:ln w="9525">
+                            <a:noFill/>
+                            <a:headEnd/>
+                            <a:tailEnd/>
+                          </a:ln>
+                        </pic:spPr>
+                      </pic:pic>
+                    </a:graphicData>
+                  </a:graphic>
+                </wp:inline>
+              </w:drawing>
+            </w:r>
+          </w:p>
+        </w:tc>
+      </w:tr>
+      <w:tr>
+        <w:tc>
+          <w:tcPr/>
+          <w:p>
+            <w:pPr>
+              <w:pStyle w:val="Compact"/>
+              <w:jc w:val="center"/>
+            </w:pPr>
+            <w:r>
+              <w:rPr>
+                <w:rFonts w:ascii="Times New Roman" w:hAnsi="Times New Roman" w:eastAsia="Times New Roman" w:cs="Times New Roman"/>
+              </w:rPr>
+              <w:t xml:space="preserve">&gt; </w:t>
+            </w:r>
+            <w:r>
+              <w:rPr>
+                <w:rFonts w:hint="eastAsia" w:ascii="Times New Roman" w:hAnsi="Times New Roman" w:eastAsia="FangSong" w:cs="Times New Roman"/>
+              </w:rPr>
+              <w:t xml:space="preserve">图</w:t>
+            </w:r>
+            <w:r>
+              <w:rPr>
+                <w:rFonts w:ascii="Times New Roman" w:hAnsi="Times New Roman" w:eastAsia="Times New Roman" w:cs="Times New Roman"/>
+              </w:rPr>
+              <w:t xml:space="preserve"> </w:t>
+            </w:r>
+            <w:r>
+              <w:rPr>
+                <w:rFonts w:hint="eastAsia" w:ascii="Times New Roman" w:hAnsi="Times New Roman" w:eastAsia="Times New Roman" w:cs="Times New Roman"/>
+              </w:rPr>
+              <w:t>9-11：</w:t>
+            </w:r>
+            <w:r>
+              <w:rPr>
+                <w:rFonts w:hint="eastAsia" w:ascii="Times New Roman" w:hAnsi="Times New Roman" w:eastAsia="FangSong" w:cs="Times New Roman"/>
+              </w:rPr>
+              <w:t>六氨合钴分子轨道能级图</w:t>
+            </w:r>
+          </w:p>
+        </w:tc>
+        <w:tc>
+          <w:tcPr/>
+          <w:p>
+            <w:pPr>
+              <w:pStyle w:val="Compact"/>
+              <w:jc w:val="center"/>
+            </w:pPr>
+            <w:r>
+              <w:rPr>
+                <w:rFonts w:ascii="Times New Roman" w:hAnsi="Times New Roman" w:eastAsia="Times New Roman" w:cs="Times New Roman"/>
+              </w:rPr>
+              <w:t xml:space="preserve">&gt; </w:t>
+            </w:r>
+            <w:r>
+              <w:rPr>
+                <w:rFonts w:hint="eastAsia" w:ascii="Times New Roman" w:hAnsi="Times New Roman" w:eastAsia="FangSong" w:cs="Times New Roman"/>
+              </w:rPr>
+              <w:t xml:space="preserve">图</w:t>
+            </w:r>
+            <w:r>
+              <w:rPr>
+                <w:rFonts w:ascii="Times New Roman" w:hAnsi="Times New Roman" w:eastAsia="Times New Roman" w:cs="Times New Roman"/>
+              </w:rPr>
+              <w:t xml:space="preserve"> </w:t>
+            </w:r>
+            <w:r>
+              <w:rPr>
+                <w:rFonts w:hint="eastAsia" w:ascii="Times New Roman" w:hAnsi="Times New Roman" w:eastAsia="Times New Roman" w:cs="Times New Roman"/>
+              </w:rPr>
+              <w:t>9-12：</w:t>
+            </w:r>
+            <w:r>
+              <w:rPr>
+                <w:rFonts w:hint="eastAsia" w:ascii="Times New Roman" w:hAnsi="Times New Roman" w:eastAsia="FangSong" w:cs="Times New Roman"/>
+              </w:rPr>
+              <w:t>八面体金属配体轨道相互作用</w:t>
+            </w:r>
+          </w:p>
+        </w:tc>
+      </w:tr>
+    </w:tbl>
     <w:p>
       <w:pPr>
         <w:pStyle w:val="BodyText"/>
-        <w:spacing w:before="160" w:after="80"/>
-        <w:jc w:val="center"/>
-      </w:pPr>
-      <w:r>
-        <w:rPr>
-          <w:rFonts w:ascii="Times New Roman" w:hAnsi="Times New Roman" w:eastAsia="Times New Roman" w:cs="Times New Roman"/>
-        </w:rPr>
-        <w:drawing>
-          <wp:inline>
-            <wp:extent cx="2667000" cy="1184925"/>
-            <wp:effectExtent b="0" l="0" r="0" t="0"/>
-            <wp:docPr descr="" title="" id="42" name="Picture"/>
-            <a:graphic>
-              <a:graphicData uri="http://schemas.openxmlformats.org/drawingml/2006/picture">
-                <pic:pic>
-                  <pic:nvPicPr>
-                    <pic:cNvPr descr="f144b41a7db3fc3f0440663eeeddf642f2f255933a6e203cae4ff261ec5006c0.jpg" id="43" name="Picture"/>
-                    <pic:cNvPicPr>
-                      <a:picLocks noChangeArrowheads="1" noChangeAspect="1"/>
-                    </pic:cNvPicPr>
-                  </pic:nvPicPr>
-                  <pic:blipFill>
-                    <a:blip r:embed="rId41"/>
-                    <a:stretch>
-                      <a:fillRect/>
-                    </a:stretch>
-                  </pic:blipFill>
-                  <pic:spPr bwMode="auto">
-                    <a:xfrm>
-                      <a:off x="0" y="0"/>
-                      <a:ext cx="2667000" cy="1184925"/>
-                    </a:xfrm>
-                    <a:prstGeom prst="rect">
-                      <a:avLst/>
-                    </a:prstGeom>
-                    <a:noFill/>
-                    <a:ln w="9525">
-                      <a:noFill/>
-                      <a:headEnd/>
-                      <a:tailEnd/>
-                    </a:ln>
-                  </pic:spPr>
-                </pic:pic>
-              </a:graphicData>
-            </a:graphic>
-          </wp:inline>
-        </w:drawing>
-      </w:r>
-    </w:p>
-    <w:p>
-      <w:pPr>
-        <w:pStyle w:val="BlockText"/>
-        <w:spacing w:before="40" w:after="160"/>
-        <w:jc w:val="center"/>
-      </w:pPr>
-      <w:r>
-        <w:rPr>
-          <w:rFonts w:hint="eastAsia" w:ascii="Times New Roman" w:hAnsi="Times New Roman" w:eastAsia="FangSong" w:cs="Times New Roman"/>
-          <w:b w:val="0"/>
-          <w:i w:val="0"/>
-          <w:sz w:val="21"/>
-        </w:rPr>
-        <w:t xml:space="preserve">图</w:t>
-      </w:r>
-      <w:r>
-        <w:rPr>
-          <w:rFonts w:ascii="Times New Roman" w:hAnsi="Times New Roman" w:eastAsia="FangSong" w:cs="Times New Roman"/>
-          <w:b w:val="0"/>
-          <w:i w:val="0"/>
-          <w:sz w:val="21"/>
-        </w:rPr>
-        <w:t xml:space="preserve"> </w:t>
-      </w:r>
-      <w:r>
-        <w:rPr>
-          <w:rFonts w:hint="eastAsia" w:ascii="Times New Roman" w:hAnsi="Times New Roman" w:eastAsia="FangSong" w:cs="Times New Roman"/>
-          <w:b w:val="0"/>
-          <w:i w:val="0"/>
-          <w:sz w:val="21"/>
-        </w:rPr>
-        <w:t>9-11：</w:t>
-      </w:r>
-      <w:r>
-        <w:rPr>
-          <w:rFonts w:hint="eastAsia" w:ascii="Times New Roman" w:hAnsi="Times New Roman" w:eastAsia="FangSong" w:cs="Times New Roman"/>
-          <w:b w:val="0"/>
-          <w:i w:val="0"/>
-          <w:sz w:val="21"/>
-        </w:rPr>
-        <w:t>六氨合钴分子轨道能级图</w:t>
-      </w:r>
-    </w:p>
-    <w:p>
-      <w:pPr>
-        <w:pStyle w:val="FirstParagraph"/>
-        <w:spacing w:before="160" w:after="80"/>
-        <w:jc w:val="center"/>
-      </w:pPr>
-      <w:r>
-        <w:rPr>
-          <w:rFonts w:ascii="Times New Roman" w:hAnsi="Times New Roman" w:eastAsia="Times New Roman" w:cs="Times New Roman"/>
-        </w:rPr>
-        <w:drawing>
-          <wp:inline>
-            <wp:extent cx="2667000" cy="3731846"/>
-            <wp:effectExtent b="0" l="0" r="0" t="0"/>
-            <wp:docPr descr="" title="" id="45" name="Picture"/>
-            <a:graphic>
-              <a:graphicData uri="http://schemas.openxmlformats.org/drawingml/2006/picture">
-                <pic:pic>
-                  <pic:nvPicPr>
-                    <pic:cNvPr descr="d608081a1140f05d9093100488b1fe52f7c6fa58de1c3662cc879d91e2e9c452.jpg" id="46" name="Picture"/>
-                    <pic:cNvPicPr>
-                      <a:picLocks noChangeArrowheads="1" noChangeAspect="1"/>
-                    </pic:cNvPicPr>
-                  </pic:nvPicPr>
-                  <pic:blipFill>
-                    <a:blip r:embed="rId44"/>
-                    <a:stretch>
-                      <a:fillRect/>
-                    </a:stretch>
-                  </pic:blipFill>
-                  <pic:spPr bwMode="auto">
-                    <a:xfrm>
-                      <a:off x="0" y="0"/>
-                      <a:ext cx="2667000" cy="3731846"/>
-                    </a:xfrm>
-                    <a:prstGeom prst="rect">
-                      <a:avLst/>
-                    </a:prstGeom>
-                    <a:noFill/>
-                    <a:ln w="9525">
-                      <a:noFill/>
-                      <a:headEnd/>
-                      <a:tailEnd/>
-                    </a:ln>
-                  </pic:spPr>
-                </pic:pic>
-              </a:graphicData>
-            </a:graphic>
-          </wp:inline>
-        </w:drawing>
-      </w:r>
-    </w:p>
-    <w:p>
-      <w:pPr>
-        <w:pStyle w:val="BlockText"/>
-        <w:spacing w:before="40" w:after="160"/>
-        <w:jc w:val="center"/>
-      </w:pPr>
-      <w:r>
-        <w:rPr>
-          <w:rFonts w:hint="eastAsia" w:ascii="Times New Roman" w:hAnsi="Times New Roman" w:eastAsia="FangSong" w:cs="Times New Roman"/>
-          <w:b w:val="0"/>
-          <w:i w:val="0"/>
-          <w:sz w:val="21"/>
-        </w:rPr>
-        <w:t xml:space="preserve">图</w:t>
-      </w:r>
-      <w:r>
-        <w:rPr>
-          <w:rFonts w:ascii="Times New Roman" w:hAnsi="Times New Roman" w:eastAsia="FangSong" w:cs="Times New Roman"/>
-          <w:b w:val="0"/>
-          <w:i w:val="0"/>
-          <w:sz w:val="21"/>
-        </w:rPr>
-        <w:t xml:space="preserve"> </w:t>
-      </w:r>
-      <w:r>
-        <w:rPr>
-          <w:rFonts w:hint="eastAsia" w:ascii="Times New Roman" w:hAnsi="Times New Roman" w:eastAsia="FangSong" w:cs="Times New Roman"/>
-          <w:b w:val="0"/>
-          <w:i w:val="0"/>
-          <w:sz w:val="21"/>
-        </w:rPr>
-        <w:t>9-12：</w:t>
-      </w:r>
-      <w:r>
-        <w:rPr>
-          <w:rFonts w:hint="eastAsia" w:ascii="Times New Roman" w:hAnsi="Times New Roman" w:eastAsia="FangSong" w:cs="Times New Roman"/>
-          <w:b w:val="0"/>
-          <w:i w:val="0"/>
-          <w:sz w:val="21"/>
-        </w:rPr>
-        <w:t>八面体金属配体轨道相互作用</w:t>
-      </w:r>
-    </w:p>
-    <w:p>
-      <w:pPr>
-        <w:pStyle w:val="FirstParagraph"/>
+        <w:spacing w:before="120"/>
         <w:ind w:firstLine="420"/>
       </w:pPr>
       <w:r>
@@ -19858,6 +20354,7 @@
     <w:p>
       <w:pPr>
         <w:pStyle w:val="BodyText"/>
+        <w:spacing w:after="80"/>
         <w:ind w:firstLine="420"/>
       </w:pPr>
       <w:r>
@@ -20869,199 +21366,266 @@
         <w:t>。</w:t>
       </w:r>
     </w:p>
+    <w:tbl>
+      <w:tblPr>
+        <w:tblStyle w:val="Table"/>
+        <w:tblW w:type="pct" w:w="5000"/>
+        <w:tblLayout w:type="fixed"/>
+        <w:tblLook w:firstRow="1" w:lastRow="0" w:firstColumn="0" w:lastColumn="0" w:noHBand="0" w:noVBand="0" w:val="0020"/>
+        <w:jc w:val="center"/>
+        <w:tblBorders>
+          <w:top w:val="single" w:sz="12" w:space="0" w:color="333333"/>
+          <w:bottom w:val="single" w:sz="12" w:space="0" w:color="333333"/>
+          <w:left w:val="none"/>
+          <w:right w:val="none"/>
+          <w:insideH w:val="none"/>
+          <w:insideV w:val="none"/>
+        </w:tblBorders>
+      </w:tblPr>
+      <w:tblGrid>
+        <w:gridCol w:w="3960"/>
+        <w:gridCol w:w="3960"/>
+      </w:tblGrid>
+      <w:tr>
+        <w:trPr>
+          <w:tblHeader w:val="on"/>
+        </w:trPr>
+        <w:tc>
+          <w:tcPr>
+            <w:tcBorders>
+              <w:bottom w:val="single" w:sz="6" w:space="0" w:color="333333"/>
+            </w:tcBorders>
+          </w:tcPr>
+          <w:p>
+            <w:pPr>
+              <w:pStyle w:val="Compact"/>
+              <w:jc w:val="center"/>
+            </w:pPr>
+            <w:r>
+              <w:rPr>
+                <w:rFonts w:hint="eastAsia" w:ascii="Times New Roman" w:hAnsi="Times New Roman" w:eastAsia="SimHei" w:cs="Times New Roman"/>
+                <w:b/>
+              </w:rPr>
+              <w:t xml:space="preserve">八面体晶体场轨道能级分裂</w:t>
+            </w:r>
+          </w:p>
+        </w:tc>
+        <w:tc>
+          <w:tcPr>
+            <w:tcBorders>
+              <w:bottom w:val="single" w:sz="6" w:space="0" w:color="333333"/>
+            </w:tcBorders>
+          </w:tcPr>
+          <w:p>
+            <w:pPr>
+              <w:pStyle w:val="Compact"/>
+              <w:jc w:val="center"/>
+            </w:pPr>
+            <w:r>
+              <w:rPr>
+                <w:rFonts w:hint="eastAsia" w:ascii="Times New Roman" w:hAnsi="Times New Roman" w:eastAsia="SimHei" w:cs="Times New Roman"/>
+                <w:b/>
+              </w:rPr>
+              <w:t xml:space="preserve">四面体配位场轨道能级分裂</w:t>
+            </w:r>
+          </w:p>
+        </w:tc>
+      </w:tr>
+      <w:tr>
+        <w:tc>
+          <w:tcPr/>
+          <w:p>
+            <w:pPr>
+              <w:pStyle w:val="Compact"/>
+              <w:jc w:val="center"/>
+            </w:pPr>
+            <w:r>
+              <w:rPr>
+                <w:rFonts w:ascii="Times New Roman" w:hAnsi="Times New Roman" w:eastAsia="Times New Roman" w:cs="Times New Roman"/>
+              </w:rPr>
+              <w:drawing>
+                <wp:inline>
+                  <wp:extent cx="2381250" cy="843196"/>
+                  <wp:effectExtent b="0" l="0" r="0" t="0"/>
+                  <wp:docPr descr="" title="" id="49" name="Picture"/>
+                  <a:graphic>
+                    <a:graphicData uri="http://schemas.openxmlformats.org/drawingml/2006/picture">
+                      <pic:pic>
+                        <pic:nvPicPr>
+                          <pic:cNvPr descr="5f17019ed47a446f6515092df204963ec690487335c040ce1b8bf22b9d631f8b.jpg" id="50" name="Picture"/>
+                          <pic:cNvPicPr>
+                            <a:picLocks noChangeArrowheads="1" noChangeAspect="1"/>
+                          </pic:cNvPicPr>
+                        </pic:nvPicPr>
+                        <pic:blipFill>
+                          <a:blip r:embed="rId48"/>
+                          <a:stretch>
+                            <a:fillRect/>
+                          </a:stretch>
+                        </pic:blipFill>
+                        <pic:spPr bwMode="auto">
+                          <a:xfrm>
+                            <a:off x="0" y="0"/>
+                            <a:ext cx="2381250" cy="843196"/>
+                          </a:xfrm>
+                          <a:prstGeom prst="rect">
+                            <a:avLst/>
+                          </a:prstGeom>
+                          <a:noFill/>
+                          <a:ln w="9525">
+                            <a:noFill/>
+                            <a:headEnd/>
+                            <a:tailEnd/>
+                          </a:ln>
+                        </pic:spPr>
+                      </pic:pic>
+                    </a:graphicData>
+                  </a:graphic>
+                </wp:inline>
+              </w:drawing>
+            </w:r>
+          </w:p>
+        </w:tc>
+        <w:tc>
+          <w:tcPr/>
+          <w:p>
+            <w:pPr>
+              <w:pStyle w:val="Compact"/>
+              <w:jc w:val="center"/>
+            </w:pPr>
+            <w:r>
+              <w:rPr>
+                <w:rFonts w:ascii="Times New Roman" w:hAnsi="Times New Roman" w:eastAsia="Times New Roman" w:cs="Times New Roman"/>
+              </w:rPr>
+              <w:drawing>
+                <wp:inline>
+                  <wp:extent cx="2381250" cy="1003889"/>
+                  <wp:effectExtent b="0" l="0" r="0" t="0"/>
+                  <wp:docPr descr="" title="" id="52" name="Picture"/>
+                  <a:graphic>
+                    <a:graphicData uri="http://schemas.openxmlformats.org/drawingml/2006/picture">
+                      <pic:pic>
+                        <pic:nvPicPr>
+                          <pic:cNvPr descr="3d41cabd219da94770b7ad73af1eae56361132a41048bbe915d4bf9d3f60edd5.jpg" id="53" name="Picture"/>
+                          <pic:cNvPicPr>
+                            <a:picLocks noChangeArrowheads="1" noChangeAspect="1"/>
+                          </pic:cNvPicPr>
+                        </pic:nvPicPr>
+                        <pic:blipFill>
+                          <a:blip r:embed="rId51"/>
+                          <a:stretch>
+                            <a:fillRect/>
+                          </a:stretch>
+                        </pic:blipFill>
+                        <pic:spPr bwMode="auto">
+                          <a:xfrm>
+                            <a:off x="0" y="0"/>
+                            <a:ext cx="2381250" cy="1003889"/>
+                          </a:xfrm>
+                          <a:prstGeom prst="rect">
+                            <a:avLst/>
+                          </a:prstGeom>
+                          <a:noFill/>
+                          <a:ln w="9525">
+                            <a:noFill/>
+                            <a:headEnd/>
+                            <a:tailEnd/>
+                          </a:ln>
+                        </pic:spPr>
+                      </pic:pic>
+                    </a:graphicData>
+                  </a:graphic>
+                </wp:inline>
+              </w:drawing>
+            </w:r>
+          </w:p>
+        </w:tc>
+      </w:tr>
+      <w:tr>
+        <w:tc>
+          <w:tcPr/>
+          <w:p>
+            <w:pPr>
+              <w:pStyle w:val="Compact"/>
+              <w:jc w:val="center"/>
+            </w:pPr>
+            <w:r>
+              <w:rPr>
+                <w:rFonts w:ascii="Times New Roman" w:hAnsi="Times New Roman" w:eastAsia="Times New Roman" w:cs="Times New Roman"/>
+              </w:rPr>
+              <w:t xml:space="preserve">&gt; </w:t>
+            </w:r>
+            <w:r>
+              <w:rPr>
+                <w:rFonts w:hint="eastAsia" w:ascii="Times New Roman" w:hAnsi="Times New Roman" w:eastAsia="FangSong" w:cs="Times New Roman"/>
+              </w:rPr>
+              <w:t xml:space="preserve">图</w:t>
+            </w:r>
+            <w:r>
+              <w:rPr>
+                <w:rFonts w:ascii="Times New Roman" w:hAnsi="Times New Roman" w:eastAsia="Times New Roman" w:cs="Times New Roman"/>
+              </w:rPr>
+              <w:t xml:space="preserve"> </w:t>
+            </w:r>
+            <w:r>
+              <w:rPr>
+                <w:rFonts w:hint="eastAsia" w:ascii="Times New Roman" w:hAnsi="Times New Roman" w:eastAsia="Times New Roman" w:cs="Times New Roman"/>
+              </w:rPr>
+              <w:t>9-13：</w:t>
+            </w:r>
+            <w:r>
+              <w:rPr>
+                <w:rFonts w:hint="eastAsia" w:ascii="Times New Roman" w:hAnsi="Times New Roman" w:eastAsia="FangSong" w:cs="Times New Roman"/>
+              </w:rPr>
+              <w:t>八面体晶体场轨道能级分裂图</w:t>
+            </w:r>
+          </w:p>
+        </w:tc>
+        <w:tc>
+          <w:tcPr/>
+          <w:p>
+            <w:pPr>
+              <w:pStyle w:val="Compact"/>
+              <w:jc w:val="center"/>
+            </w:pPr>
+            <w:r>
+              <w:rPr>
+                <w:rFonts w:ascii="Times New Roman" w:hAnsi="Times New Roman" w:eastAsia="Times New Roman" w:cs="Times New Roman"/>
+              </w:rPr>
+              <w:t xml:space="preserve">&gt; </w:t>
+            </w:r>
+            <w:r>
+              <w:rPr>
+                <w:rFonts w:hint="eastAsia" w:ascii="Times New Roman" w:hAnsi="Times New Roman" w:eastAsia="FangSong" w:cs="Times New Roman"/>
+              </w:rPr>
+              <w:t xml:space="preserve">图</w:t>
+            </w:r>
+            <w:r>
+              <w:rPr>
+                <w:rFonts w:ascii="Times New Roman" w:hAnsi="Times New Roman" w:eastAsia="Times New Roman" w:cs="Times New Roman"/>
+              </w:rPr>
+              <w:t xml:space="preserve"> </w:t>
+            </w:r>
+            <w:r>
+              <w:rPr>
+                <w:rFonts w:hint="eastAsia" w:ascii="Times New Roman" w:hAnsi="Times New Roman" w:eastAsia="Times New Roman" w:cs="Times New Roman"/>
+              </w:rPr>
+              <w:t>9-14：</w:t>
+            </w:r>
+            <w:r>
+              <w:rPr>
+                <w:rFonts w:hint="eastAsia" w:ascii="Times New Roman" w:hAnsi="Times New Roman" w:eastAsia="FangSong" w:cs="Times New Roman"/>
+              </w:rPr>
+              <w:t>四面体配位场轨道能级分裂图</w:t>
+            </w:r>
+          </w:p>
+        </w:tc>
+      </w:tr>
+    </w:tbl>
     <w:p>
       <w:pPr>
         <w:pStyle w:val="BodyText"/>
-        <w:spacing w:before="160" w:after="80"/>
-        <w:jc w:val="center"/>
-      </w:pPr>
-      <w:r>
-        <w:rPr>
-          <w:rFonts w:ascii="Times New Roman" w:hAnsi="Times New Roman" w:eastAsia="Times New Roman" w:cs="Times New Roman"/>
-        </w:rPr>
-        <w:drawing>
-          <wp:inline>
-            <wp:extent cx="2667000" cy="944380"/>
-            <wp:effectExtent b="0" l="0" r="0" t="0"/>
-            <wp:docPr descr="" title="" id="49" name="Picture"/>
-            <a:graphic>
-              <a:graphicData uri="http://schemas.openxmlformats.org/drawingml/2006/picture">
-                <pic:pic>
-                  <pic:nvPicPr>
-                    <pic:cNvPr descr="5f17019ed47a446f6515092df204963ec690487335c040ce1b8bf22b9d631f8b.jpg" id="50" name="Picture"/>
-                    <pic:cNvPicPr>
-                      <a:picLocks noChangeArrowheads="1" noChangeAspect="1"/>
-                    </pic:cNvPicPr>
-                  </pic:nvPicPr>
-                  <pic:blipFill>
-                    <a:blip r:embed="rId48"/>
-                    <a:stretch>
-                      <a:fillRect/>
-                    </a:stretch>
-                  </pic:blipFill>
-                  <pic:spPr bwMode="auto">
-                    <a:xfrm>
-                      <a:off x="0" y="0"/>
-                      <a:ext cx="2667000" cy="944380"/>
-                    </a:xfrm>
-                    <a:prstGeom prst="rect">
-                      <a:avLst/>
-                    </a:prstGeom>
-                    <a:noFill/>
-                    <a:ln w="9525">
-                      <a:noFill/>
-                      <a:headEnd/>
-                      <a:tailEnd/>
-                    </a:ln>
-                  </pic:spPr>
-                </pic:pic>
-              </a:graphicData>
-            </a:graphic>
-          </wp:inline>
-        </w:drawing>
-      </w:r>
-    </w:p>
-    <w:p>
-      <w:pPr>
-        <w:pStyle w:val="BlockText"/>
-        <w:spacing w:before="40" w:after="160"/>
-        <w:jc w:val="center"/>
-      </w:pPr>
-      <w:r>
-        <w:rPr>
-          <w:rFonts w:hint="eastAsia" w:ascii="Times New Roman" w:hAnsi="Times New Roman" w:eastAsia="FangSong" w:cs="Times New Roman"/>
-          <w:b w:val="0"/>
-          <w:i w:val="0"/>
-          <w:sz w:val="21"/>
-        </w:rPr>
-        <w:t xml:space="preserve">图</w:t>
-      </w:r>
-      <w:r>
-        <w:rPr>
-          <w:rFonts w:ascii="Times New Roman" w:hAnsi="Times New Roman" w:eastAsia="FangSong" w:cs="Times New Roman"/>
-          <w:b w:val="0"/>
-          <w:i w:val="0"/>
-          <w:sz w:val="21"/>
-        </w:rPr>
-        <w:t xml:space="preserve"> </w:t>
-      </w:r>
-      <w:r>
-        <w:rPr>
-          <w:rFonts w:hint="eastAsia" w:ascii="Times New Roman" w:hAnsi="Times New Roman" w:eastAsia="FangSong" w:cs="Times New Roman"/>
-          <w:b w:val="0"/>
-          <w:i w:val="0"/>
-          <w:sz w:val="21"/>
-        </w:rPr>
-        <w:t>9-13：</w:t>
-      </w:r>
-      <w:r>
-        <w:rPr>
-          <w:rFonts w:hint="eastAsia" w:ascii="Times New Roman" w:hAnsi="Times New Roman" w:eastAsia="FangSong" w:cs="Times New Roman"/>
-          <w:b w:val="0"/>
-          <w:i w:val="0"/>
-          <w:sz w:val="21"/>
-        </w:rPr>
-        <w:t>八面体晶体场轨道能级分裂图</w:t>
-      </w:r>
-    </w:p>
-    <w:p>
-      <w:pPr>
-        <w:pStyle w:val="FirstParagraph"/>
-        <w:spacing w:before="160" w:after="80"/>
-        <w:jc w:val="center"/>
-      </w:pPr>
-      <w:r>
-        <w:rPr>
-          <w:rFonts w:ascii="Times New Roman" w:hAnsi="Times New Roman" w:eastAsia="Times New Roman" w:cs="Times New Roman"/>
-        </w:rPr>
-        <w:drawing>
-          <wp:inline>
-            <wp:extent cx="2667000" cy="1124356"/>
-            <wp:effectExtent b="0" l="0" r="0" t="0"/>
-            <wp:docPr descr="" title="" id="52" name="Picture"/>
-            <a:graphic>
-              <a:graphicData uri="http://schemas.openxmlformats.org/drawingml/2006/picture">
-                <pic:pic>
-                  <pic:nvPicPr>
-                    <pic:cNvPr descr="3d41cabd219da94770b7ad73af1eae56361132a41048bbe915d4bf9d3f60edd5.jpg" id="53" name="Picture"/>
-                    <pic:cNvPicPr>
-                      <a:picLocks noChangeArrowheads="1" noChangeAspect="1"/>
-                    </pic:cNvPicPr>
-                  </pic:nvPicPr>
-                  <pic:blipFill>
-                    <a:blip r:embed="rId51"/>
-                    <a:stretch>
-                      <a:fillRect/>
-                    </a:stretch>
-                  </pic:blipFill>
-                  <pic:spPr bwMode="auto">
-                    <a:xfrm>
-                      <a:off x="0" y="0"/>
-                      <a:ext cx="2667000" cy="1124356"/>
-                    </a:xfrm>
-                    <a:prstGeom prst="rect">
-                      <a:avLst/>
-                    </a:prstGeom>
-                    <a:noFill/>
-                    <a:ln w="9525">
-                      <a:noFill/>
-                      <a:headEnd/>
-                      <a:tailEnd/>
-                    </a:ln>
-                  </pic:spPr>
-                </pic:pic>
-              </a:graphicData>
-            </a:graphic>
-          </wp:inline>
-        </w:drawing>
-      </w:r>
-    </w:p>
-    <w:p>
-      <w:pPr>
-        <w:pStyle w:val="BlockText"/>
-        <w:spacing w:before="40" w:after="160"/>
-        <w:jc w:val="center"/>
-      </w:pPr>
-      <w:r>
-        <w:rPr>
-          <w:rFonts w:hint="eastAsia" w:ascii="Times New Roman" w:hAnsi="Times New Roman" w:eastAsia="FangSong" w:cs="Times New Roman"/>
-          <w:b w:val="0"/>
-          <w:i w:val="0"/>
-          <w:sz w:val="21"/>
-        </w:rPr>
-        <w:t xml:space="preserve">图</w:t>
-      </w:r>
-      <w:r>
-        <w:rPr>
-          <w:rFonts w:ascii="Times New Roman" w:hAnsi="Times New Roman" w:eastAsia="FangSong" w:cs="Times New Roman"/>
-          <w:b w:val="0"/>
-          <w:i w:val="0"/>
-          <w:sz w:val="21"/>
-        </w:rPr>
-        <w:t xml:space="preserve"> </w:t>
-      </w:r>
-      <w:r>
-        <w:rPr>
-          <w:rFonts w:hint="eastAsia" w:ascii="Times New Roman" w:hAnsi="Times New Roman" w:eastAsia="FangSong" w:cs="Times New Roman"/>
-          <w:b w:val="0"/>
-          <w:i w:val="0"/>
-          <w:sz w:val="21"/>
-        </w:rPr>
-        <w:t>9-14：</w:t>
-      </w:r>
-      <w:r>
-        <w:rPr>
-          <w:rFonts w:hint="eastAsia" w:ascii="Times New Roman" w:hAnsi="Times New Roman" w:eastAsia="FangSong" w:cs="Times New Roman"/>
-          <w:b w:val="0"/>
-          <w:i w:val="0"/>
-          <w:sz w:val="21"/>
-        </w:rPr>
-        <w:t>四面体配位场轨道能级分裂图</w:t>
-      </w:r>
-    </w:p>
-    <w:p>
-      <w:pPr>
-        <w:pStyle w:val="FirstParagraph"/>
+        <w:spacing w:before="120"/>
         <w:ind w:firstLine="420"/>
       </w:pPr>
       <w:r>
@@ -22040,6 +22604,7 @@
     <w:p>
       <w:pPr>
         <w:pStyle w:val="FirstParagraph"/>
+        <w:spacing w:after="80"/>
         <w:ind w:firstLine="420"/>
       </w:pPr>
       <w:r>
@@ -22405,104 +22970,152 @@
         <w:t xml:space="preserve">）。</w:t>
       </w:r>
     </w:p>
+    <w:tbl>
+      <w:tblPr>
+        <w:tblStyle w:val="Table"/>
+        <w:tblW w:type="pct" w:w="5000"/>
+        <w:tblLayout w:type="fixed"/>
+        <w:tblLook w:firstRow="1" w:lastRow="0" w:firstColumn="0" w:lastColumn="0" w:noHBand="0" w:noVBand="0" w:val="0020"/>
+        <w:jc w:val="center"/>
+        <w:tblBorders>
+          <w:top w:val="single" w:sz="12" w:space="0" w:color="333333"/>
+          <w:bottom w:val="single" w:sz="12" w:space="0" w:color="333333"/>
+          <w:left w:val="none"/>
+          <w:right w:val="none"/>
+          <w:insideH w:val="none"/>
+          <w:insideV w:val="none"/>
+        </w:tblBorders>
+      </w:tblPr>
+      <w:tblGrid>
+        <w:gridCol w:w="7920"/>
+      </w:tblGrid>
+      <w:tr>
+        <w:trPr>
+          <w:tblHeader w:val="on"/>
+        </w:trPr>
+        <w:tc>
+          <w:tcPr>
+            <w:tcBorders>
+              <w:bottom w:val="single" w:sz="6" w:space="0" w:color="333333"/>
+            </w:tcBorders>
+          </w:tcPr>
+          <w:p>
+            <w:pPr>
+              <w:pStyle w:val="Compact"/>
+              <w:jc w:val="center"/>
+            </w:pPr>
+            <w:r>
+              <w:rPr>
+                <w:rFonts w:hint="eastAsia" w:ascii="Times New Roman" w:hAnsi="Times New Roman" w:eastAsia="SimHei" w:cs="Times New Roman"/>
+                <w:b/>
+              </w:rPr>
+              <w:t xml:space="preserve">平面四方场轨道分裂能级图</w:t>
+            </w:r>
+          </w:p>
+        </w:tc>
+      </w:tr>
+      <w:tr>
+        <w:tc>
+          <w:tcPr/>
+          <w:p>
+            <w:pPr>
+              <w:pStyle w:val="Compact"/>
+              <w:jc w:val="center"/>
+            </w:pPr>
+            <w:r>
+              <w:rPr>
+                <w:rFonts w:ascii="Times New Roman" w:hAnsi="Times New Roman" w:eastAsia="Times New Roman" w:cs="Times New Roman"/>
+              </w:rPr>
+              <w:drawing>
+                <wp:inline>
+                  <wp:extent cx="2667000" cy="1242688"/>
+                  <wp:effectExtent b="0" l="0" r="0" t="0"/>
+                  <wp:docPr descr="" title="" id="55" name="Picture"/>
+                  <a:graphic>
+                    <a:graphicData uri="http://schemas.openxmlformats.org/drawingml/2006/picture">
+                      <pic:pic>
+                        <pic:nvPicPr>
+                          <pic:cNvPr descr="39f49f72ee2c5c07150b3f9e7700a3103839a99827c118524cb1ca5a3faa6a7a.jpg" id="56" name="Picture"/>
+                          <pic:cNvPicPr>
+                            <a:picLocks noChangeArrowheads="1" noChangeAspect="1"/>
+                          </pic:cNvPicPr>
+                        </pic:nvPicPr>
+                        <pic:blipFill>
+                          <a:blip r:embed="rId54"/>
+                          <a:stretch>
+                            <a:fillRect/>
+                          </a:stretch>
+                        </pic:blipFill>
+                        <pic:spPr bwMode="auto">
+                          <a:xfrm>
+                            <a:off x="0" y="0"/>
+                            <a:ext cx="2667000" cy="1242688"/>
+                          </a:xfrm>
+                          <a:prstGeom prst="rect">
+                            <a:avLst/>
+                          </a:prstGeom>
+                          <a:noFill/>
+                          <a:ln w="9525">
+                            <a:noFill/>
+                            <a:headEnd/>
+                            <a:tailEnd/>
+                          </a:ln>
+                        </pic:spPr>
+                      </pic:pic>
+                    </a:graphicData>
+                  </a:graphic>
+                </wp:inline>
+              </w:drawing>
+            </w:r>
+          </w:p>
+        </w:tc>
+      </w:tr>
+      <w:tr>
+        <w:tc>
+          <w:tcPr/>
+          <w:p>
+            <w:pPr>
+              <w:pStyle w:val="Compact"/>
+              <w:jc w:val="center"/>
+            </w:pPr>
+            <w:r>
+              <w:rPr>
+                <w:rFonts w:ascii="Times New Roman" w:hAnsi="Times New Roman" w:eastAsia="Times New Roman" w:cs="Times New Roman"/>
+              </w:rPr>
+              <w:t xml:space="preserve">&gt; </w:t>
+            </w:r>
+            <w:r>
+              <w:rPr>
+                <w:rFonts w:hint="eastAsia" w:ascii="Times New Roman" w:hAnsi="Times New Roman" w:eastAsia="FangSong" w:cs="Times New Roman"/>
+              </w:rPr>
+              <w:t xml:space="preserve">图</w:t>
+            </w:r>
+            <w:r>
+              <w:rPr>
+                <w:rFonts w:ascii="Times New Roman" w:hAnsi="Times New Roman" w:eastAsia="Times New Roman" w:cs="Times New Roman"/>
+              </w:rPr>
+              <w:t xml:space="preserve"> </w:t>
+            </w:r>
+            <w:r>
+              <w:rPr>
+                <w:rFonts w:hint="eastAsia" w:ascii="Times New Roman" w:hAnsi="Times New Roman" w:eastAsia="Times New Roman" w:cs="Times New Roman"/>
+              </w:rPr>
+              <w:t>9-15：</w:t>
+            </w:r>
+            <w:r>
+              <w:rPr>
+                <w:rFonts w:hint="eastAsia" w:ascii="Times New Roman" w:hAnsi="Times New Roman" w:eastAsia="FangSong" w:cs="Times New Roman"/>
+              </w:rPr>
+              <w:t>平面四方场轨道分裂能级图</w:t>
+            </w:r>
+          </w:p>
+        </w:tc>
+      </w:tr>
+    </w:tbl>
     <w:p>
       <w:pPr>
         <w:pStyle w:val="BodyText"/>
-        <w:spacing w:before="160" w:after="80"/>
-        <w:jc w:val="center"/>
-      </w:pPr>
-      <w:r>
-        <w:rPr>
-          <w:rFonts w:ascii="Times New Roman" w:hAnsi="Times New Roman" w:eastAsia="Times New Roman" w:cs="Times New Roman"/>
-        </w:rPr>
-        <w:drawing>
-          <wp:inline>
-            <wp:extent cx="2667000" cy="1242688"/>
-            <wp:effectExtent b="0" l="0" r="0" t="0"/>
-            <wp:docPr descr="" title="" id="55" name="Picture"/>
-            <a:graphic>
-              <a:graphicData uri="http://schemas.openxmlformats.org/drawingml/2006/picture">
-                <pic:pic>
-                  <pic:nvPicPr>
-                    <pic:cNvPr descr="39f49f72ee2c5c07150b3f9e7700a3103839a99827c118524cb1ca5a3faa6a7a.jpg" id="56" name="Picture"/>
-                    <pic:cNvPicPr>
-                      <a:picLocks noChangeArrowheads="1" noChangeAspect="1"/>
-                    </pic:cNvPicPr>
-                  </pic:nvPicPr>
-                  <pic:blipFill>
-                    <a:blip r:embed="rId54"/>
-                    <a:stretch>
-                      <a:fillRect/>
-                    </a:stretch>
-                  </pic:blipFill>
-                  <pic:spPr bwMode="auto">
-                    <a:xfrm>
-                      <a:off x="0" y="0"/>
-                      <a:ext cx="2667000" cy="1242688"/>
-                    </a:xfrm>
-                    <a:prstGeom prst="rect">
-                      <a:avLst/>
-                    </a:prstGeom>
-                    <a:noFill/>
-                    <a:ln w="9525">
-                      <a:noFill/>
-                      <a:headEnd/>
-                      <a:tailEnd/>
-                    </a:ln>
-                  </pic:spPr>
-                </pic:pic>
-              </a:graphicData>
-            </a:graphic>
-          </wp:inline>
-        </w:drawing>
-      </w:r>
-    </w:p>
-    <w:p>
-      <w:pPr>
-        <w:pStyle w:val="BlockText"/>
-        <w:spacing w:before="40" w:after="160"/>
-        <w:jc w:val="center"/>
-      </w:pPr>
-      <w:r>
-        <w:rPr>
-          <w:rFonts w:hint="eastAsia" w:ascii="Times New Roman" w:hAnsi="Times New Roman" w:eastAsia="FangSong" w:cs="Times New Roman"/>
-          <w:b w:val="0"/>
-          <w:i w:val="0"/>
-          <w:sz w:val="21"/>
-        </w:rPr>
-        <w:t xml:space="preserve">图</w:t>
-      </w:r>
-      <w:r>
-        <w:rPr>
-          <w:rFonts w:ascii="Times New Roman" w:hAnsi="Times New Roman" w:eastAsia="FangSong" w:cs="Times New Roman"/>
-          <w:b w:val="0"/>
-          <w:i w:val="0"/>
-          <w:sz w:val="21"/>
-        </w:rPr>
-        <w:t xml:space="preserve"> </w:t>
-      </w:r>
-      <w:r>
-        <w:rPr>
-          <w:rFonts w:hint="eastAsia" w:ascii="Times New Roman" w:hAnsi="Times New Roman" w:eastAsia="FangSong" w:cs="Times New Roman"/>
-          <w:b w:val="0"/>
-          <w:i w:val="0"/>
-          <w:sz w:val="21"/>
-        </w:rPr>
-        <w:t>9-15：</w:t>
-      </w:r>
-      <w:r>
-        <w:rPr>
-          <w:rFonts w:hint="eastAsia" w:ascii="Times New Roman" w:hAnsi="Times New Roman" w:eastAsia="FangSong" w:cs="Times New Roman"/>
-          <w:b w:val="0"/>
-          <w:i w:val="0"/>
-          <w:sz w:val="21"/>
-        </w:rPr>
-        <w:t>平面四方场轨道分裂能级图</w:t>
-      </w:r>
-    </w:p>
-    <w:p>
-      <w:pPr>
-        <w:pStyle w:val="FirstParagraph"/>
+        <w:spacing w:before="120" w:after="80"/>
         <w:ind w:firstLine="420"/>
       </w:pPr>
       <w:r>
@@ -23517,199 +24130,266 @@
         <w:t xml:space="preserve">。</w:t>
       </w:r>
     </w:p>
+    <w:tbl>
+      <w:tblPr>
+        <w:tblStyle w:val="Table"/>
+        <w:tblW w:type="pct" w:w="5000"/>
+        <w:tblLayout w:type="fixed"/>
+        <w:tblLook w:firstRow="1" w:lastRow="0" w:firstColumn="0" w:lastColumn="0" w:noHBand="0" w:noVBand="0" w:val="0020"/>
+        <w:jc w:val="center"/>
+        <w:tblBorders>
+          <w:top w:val="single" w:sz="12" w:space="0" w:color="333333"/>
+          <w:bottom w:val="single" w:sz="12" w:space="0" w:color="333333"/>
+          <w:left w:val="none"/>
+          <w:right w:val="none"/>
+          <w:insideH w:val="none"/>
+          <w:insideV w:val="none"/>
+        </w:tblBorders>
+      </w:tblPr>
+      <w:tblGrid>
+        <w:gridCol w:w="3960"/>
+        <w:gridCol w:w="3960"/>
+      </w:tblGrid>
+      <w:tr>
+        <w:trPr>
+          <w:tblHeader w:val="on"/>
+        </w:trPr>
+        <w:tc>
+          <w:tcPr>
+            <w:tcBorders>
+              <w:bottom w:val="single" w:sz="6" w:space="0" w:color="333333"/>
+            </w:tcBorders>
+          </w:tcPr>
+          <w:p>
+            <w:pPr>
+              <w:pStyle w:val="Compact"/>
+              <w:jc w:val="center"/>
+            </w:pPr>
+            <w:r>
+              <w:rPr>
+                <w:rFonts w:hint="eastAsia" w:ascii="Times New Roman" w:hAnsi="Times New Roman" w:eastAsia="SimHei" w:cs="Times New Roman"/>
+                <w:b/>
+              </w:rPr>
+              <w:t xml:space="preserve">七种配位几何晶体场分裂能</w:t>
+            </w:r>
+          </w:p>
+        </w:tc>
+        <w:tc>
+          <w:tcPr>
+            <w:tcBorders>
+              <w:bottom w:val="single" w:sz="6" w:space="0" w:color="333333"/>
+            </w:tcBorders>
+          </w:tcPr>
+          <w:p>
+            <w:pPr>
+              <w:pStyle w:val="Compact"/>
+              <w:jc w:val="center"/>
+            </w:pPr>
+            <w:r>
+              <w:rPr>
+                <w:rFonts w:hint="eastAsia" w:ascii="Times New Roman" w:hAnsi="Times New Roman" w:eastAsia="SimHei" w:cs="Times New Roman"/>
+                <w:b/>
+              </w:rPr>
+              <w:t xml:space="preserve">三种对称场中轨道分裂对比</w:t>
+            </w:r>
+          </w:p>
+        </w:tc>
+      </w:tr>
+      <w:tr>
+        <w:tc>
+          <w:tcPr/>
+          <w:p>
+            <w:pPr>
+              <w:pStyle w:val="Compact"/>
+              <w:jc w:val="center"/>
+            </w:pPr>
+            <w:r>
+              <w:rPr>
+                <w:rFonts w:ascii="Times New Roman" w:hAnsi="Times New Roman" w:eastAsia="Times New Roman" w:cs="Times New Roman"/>
+              </w:rPr>
+              <w:drawing>
+                <wp:inline>
+                  <wp:extent cx="2381250" cy="1732252"/>
+                  <wp:effectExtent b="0" l="0" r="0" t="0"/>
+                  <wp:docPr descr="" title="" id="58" name="Picture"/>
+                  <a:graphic>
+                    <a:graphicData uri="http://schemas.openxmlformats.org/drawingml/2006/picture">
+                      <pic:pic>
+                        <pic:nvPicPr>
+                          <pic:cNvPr descr="fd5b7f66c5e0ac2f09cdc9b1972d4ac867193db5a4ab939f93e6f02e27a5ece0.jpg" id="59" name="Picture"/>
+                          <pic:cNvPicPr>
+                            <a:picLocks noChangeArrowheads="1" noChangeAspect="1"/>
+                          </pic:cNvPicPr>
+                        </pic:nvPicPr>
+                        <pic:blipFill>
+                          <a:blip r:embed="rId57"/>
+                          <a:stretch>
+                            <a:fillRect/>
+                          </a:stretch>
+                        </pic:blipFill>
+                        <pic:spPr bwMode="auto">
+                          <a:xfrm>
+                            <a:off x="0" y="0"/>
+                            <a:ext cx="2381250" cy="1732252"/>
+                          </a:xfrm>
+                          <a:prstGeom prst="rect">
+                            <a:avLst/>
+                          </a:prstGeom>
+                          <a:noFill/>
+                          <a:ln w="9525">
+                            <a:noFill/>
+                            <a:headEnd/>
+                            <a:tailEnd/>
+                          </a:ln>
+                        </pic:spPr>
+                      </pic:pic>
+                    </a:graphicData>
+                  </a:graphic>
+                </wp:inline>
+              </w:drawing>
+            </w:r>
+          </w:p>
+        </w:tc>
+        <w:tc>
+          <w:tcPr/>
+          <w:p>
+            <w:pPr>
+              <w:pStyle w:val="Compact"/>
+              <w:jc w:val="center"/>
+            </w:pPr>
+            <w:r>
+              <w:rPr>
+                <w:rFonts w:ascii="Times New Roman" w:hAnsi="Times New Roman" w:eastAsia="Times New Roman" w:cs="Times New Roman"/>
+              </w:rPr>
+              <w:drawing>
+                <wp:inline>
+                  <wp:extent cx="2381250" cy="949918"/>
+                  <wp:effectExtent b="0" l="0" r="0" t="0"/>
+                  <wp:docPr descr="" title="" id="61" name="Picture"/>
+                  <a:graphic>
+                    <a:graphicData uri="http://schemas.openxmlformats.org/drawingml/2006/picture">
+                      <pic:pic>
+                        <pic:nvPicPr>
+                          <pic:cNvPr descr="e24689caf3117fe72dc27d03961a30f2e9a41988159b39887b4aa3a15c0ee84c.png" id="62" name="Picture"/>
+                          <pic:cNvPicPr>
+                            <a:picLocks noChangeArrowheads="1" noChangeAspect="1"/>
+                          </pic:cNvPicPr>
+                        </pic:nvPicPr>
+                        <pic:blipFill>
+                          <a:blip r:embed="rId60"/>
+                          <a:stretch>
+                            <a:fillRect/>
+                          </a:stretch>
+                        </pic:blipFill>
+                        <pic:spPr bwMode="auto">
+                          <a:xfrm>
+                            <a:off x="0" y="0"/>
+                            <a:ext cx="2381250" cy="949918"/>
+                          </a:xfrm>
+                          <a:prstGeom prst="rect">
+                            <a:avLst/>
+                          </a:prstGeom>
+                          <a:noFill/>
+                          <a:ln w="9525">
+                            <a:noFill/>
+                            <a:headEnd/>
+                            <a:tailEnd/>
+                          </a:ln>
+                        </pic:spPr>
+                      </pic:pic>
+                    </a:graphicData>
+                  </a:graphic>
+                </wp:inline>
+              </w:drawing>
+            </w:r>
+          </w:p>
+        </w:tc>
+      </w:tr>
+      <w:tr>
+        <w:tc>
+          <w:tcPr/>
+          <w:p>
+            <w:pPr>
+              <w:pStyle w:val="Compact"/>
+              <w:jc w:val="center"/>
+            </w:pPr>
+            <w:r>
+              <w:rPr>
+                <w:rFonts w:ascii="Times New Roman" w:hAnsi="Times New Roman" w:eastAsia="Times New Roman" w:cs="Times New Roman"/>
+              </w:rPr>
+              <w:t xml:space="preserve">&gt; </w:t>
+            </w:r>
+            <w:r>
+              <w:rPr>
+                <w:rFonts w:hint="eastAsia" w:ascii="Times New Roman" w:hAnsi="Times New Roman" w:eastAsia="FangSong" w:cs="Times New Roman"/>
+              </w:rPr>
+              <w:t xml:space="preserve">图</w:t>
+            </w:r>
+            <w:r>
+              <w:rPr>
+                <w:rFonts w:ascii="Times New Roman" w:hAnsi="Times New Roman" w:eastAsia="Times New Roman" w:cs="Times New Roman"/>
+              </w:rPr>
+              <w:t xml:space="preserve"> </w:t>
+            </w:r>
+            <w:r>
+              <w:rPr>
+                <w:rFonts w:hint="eastAsia" w:ascii="Times New Roman" w:hAnsi="Times New Roman" w:eastAsia="Times New Roman" w:cs="Times New Roman"/>
+              </w:rPr>
+              <w:t>9-16：</w:t>
+            </w:r>
+            <w:r>
+              <w:rPr>
+                <w:rFonts w:hint="eastAsia" w:ascii="Times New Roman" w:hAnsi="Times New Roman" w:eastAsia="FangSong" w:cs="Times New Roman"/>
+              </w:rPr>
+              <w:t>七种配位几何晶体场分裂能级</w:t>
+            </w:r>
+          </w:p>
+        </w:tc>
+        <w:tc>
+          <w:tcPr/>
+          <w:p>
+            <w:pPr>
+              <w:pStyle w:val="Compact"/>
+              <w:jc w:val="center"/>
+            </w:pPr>
+            <w:r>
+              <w:rPr>
+                <w:rFonts w:ascii="Times New Roman" w:hAnsi="Times New Roman" w:eastAsia="Times New Roman" w:cs="Times New Roman"/>
+              </w:rPr>
+              <w:t xml:space="preserve">&gt; </w:t>
+            </w:r>
+            <w:r>
+              <w:rPr>
+                <w:rFonts w:hint="eastAsia" w:ascii="Times New Roman" w:hAnsi="Times New Roman" w:eastAsia="FangSong" w:cs="Times New Roman"/>
+              </w:rPr>
+              <w:t xml:space="preserve">图</w:t>
+            </w:r>
+            <w:r>
+              <w:rPr>
+                <w:rFonts w:ascii="Times New Roman" w:hAnsi="Times New Roman" w:eastAsia="Times New Roman" w:cs="Times New Roman"/>
+              </w:rPr>
+              <w:t xml:space="preserve"> </w:t>
+            </w:r>
+            <w:r>
+              <w:rPr>
+                <w:rFonts w:hint="eastAsia" w:ascii="Times New Roman" w:hAnsi="Times New Roman" w:eastAsia="Times New Roman" w:cs="Times New Roman"/>
+              </w:rPr>
+              <w:t>9-17：</w:t>
+            </w:r>
+            <w:r>
+              <w:rPr>
+                <w:rFonts w:hint="eastAsia" w:ascii="Times New Roman" w:hAnsi="Times New Roman" w:eastAsia="FangSong" w:cs="Times New Roman"/>
+              </w:rPr>
+              <w:t>三种对称场中轨道分裂对比</w:t>
+            </w:r>
+          </w:p>
+        </w:tc>
+      </w:tr>
+    </w:tbl>
     <w:p>
       <w:pPr>
         <w:pStyle w:val="BodyText"/>
-        <w:spacing w:before="160" w:after="80"/>
-        <w:jc w:val="center"/>
-      </w:pPr>
-      <w:r>
-        <w:rPr>
-          <w:rFonts w:ascii="Times New Roman" w:hAnsi="Times New Roman" w:eastAsia="Times New Roman" w:cs="Times New Roman"/>
-        </w:rPr>
-        <w:drawing>
-          <wp:inline>
-            <wp:extent cx="2667000" cy="1940122"/>
-            <wp:effectExtent b="0" l="0" r="0" t="0"/>
-            <wp:docPr descr="" title="" id="58" name="Picture"/>
-            <a:graphic>
-              <a:graphicData uri="http://schemas.openxmlformats.org/drawingml/2006/picture">
-                <pic:pic>
-                  <pic:nvPicPr>
-                    <pic:cNvPr descr="fd5b7f66c5e0ac2f09cdc9b1972d4ac867193db5a4ab939f93e6f02e27a5ece0.jpg" id="59" name="Picture"/>
-                    <pic:cNvPicPr>
-                      <a:picLocks noChangeArrowheads="1" noChangeAspect="1"/>
-                    </pic:cNvPicPr>
-                  </pic:nvPicPr>
-                  <pic:blipFill>
-                    <a:blip r:embed="rId57"/>
-                    <a:stretch>
-                      <a:fillRect/>
-                    </a:stretch>
-                  </pic:blipFill>
-                  <pic:spPr bwMode="auto">
-                    <a:xfrm>
-                      <a:off x="0" y="0"/>
-                      <a:ext cx="2667000" cy="1940122"/>
-                    </a:xfrm>
-                    <a:prstGeom prst="rect">
-                      <a:avLst/>
-                    </a:prstGeom>
-                    <a:noFill/>
-                    <a:ln w="9525">
-                      <a:noFill/>
-                      <a:headEnd/>
-                      <a:tailEnd/>
-                    </a:ln>
-                  </pic:spPr>
-                </pic:pic>
-              </a:graphicData>
-            </a:graphic>
-          </wp:inline>
-        </w:drawing>
-      </w:r>
-    </w:p>
-    <w:p>
-      <w:pPr>
-        <w:pStyle w:val="BlockText"/>
-        <w:spacing w:before="40" w:after="160"/>
-        <w:jc w:val="center"/>
-      </w:pPr>
-      <w:r>
-        <w:rPr>
-          <w:rFonts w:hint="eastAsia" w:ascii="Times New Roman" w:hAnsi="Times New Roman" w:eastAsia="FangSong" w:cs="Times New Roman"/>
-          <w:b w:val="0"/>
-          <w:i w:val="0"/>
-          <w:sz w:val="21"/>
-        </w:rPr>
-        <w:t xml:space="preserve">图</w:t>
-      </w:r>
-      <w:r>
-        <w:rPr>
-          <w:rFonts w:ascii="Times New Roman" w:hAnsi="Times New Roman" w:eastAsia="FangSong" w:cs="Times New Roman"/>
-          <w:b w:val="0"/>
-          <w:i w:val="0"/>
-          <w:sz w:val="21"/>
-        </w:rPr>
-        <w:t xml:space="preserve"> </w:t>
-      </w:r>
-      <w:r>
-        <w:rPr>
-          <w:rFonts w:hint="eastAsia" w:ascii="Times New Roman" w:hAnsi="Times New Roman" w:eastAsia="FangSong" w:cs="Times New Roman"/>
-          <w:b w:val="0"/>
-          <w:i w:val="0"/>
-          <w:sz w:val="21"/>
-        </w:rPr>
-        <w:t>9-16：</w:t>
-      </w:r>
-      <w:r>
-        <w:rPr>
-          <w:rFonts w:hint="eastAsia" w:ascii="Times New Roman" w:hAnsi="Times New Roman" w:eastAsia="FangSong" w:cs="Times New Roman"/>
-          <w:b w:val="0"/>
-          <w:i w:val="0"/>
-          <w:sz w:val="21"/>
-        </w:rPr>
-        <w:t>七种配位几何晶体场分裂能级</w:t>
-      </w:r>
-    </w:p>
-    <w:p>
-      <w:pPr>
-        <w:pStyle w:val="FirstParagraph"/>
-        <w:spacing w:before="160" w:after="80"/>
-        <w:jc w:val="center"/>
-      </w:pPr>
-      <w:r>
-        <w:rPr>
-          <w:rFonts w:ascii="Times New Roman" w:hAnsi="Times New Roman" w:eastAsia="Times New Roman" w:cs="Times New Roman"/>
-        </w:rPr>
-        <w:drawing>
-          <wp:inline>
-            <wp:extent cx="2667000" cy="1063908"/>
-            <wp:effectExtent b="0" l="0" r="0" t="0"/>
-            <wp:docPr descr="" title="" id="61" name="Picture"/>
-            <a:graphic>
-              <a:graphicData uri="http://schemas.openxmlformats.org/drawingml/2006/picture">
-                <pic:pic>
-                  <pic:nvPicPr>
-                    <pic:cNvPr descr="e24689caf3117fe72dc27d03961a30f2e9a41988159b39887b4aa3a15c0ee84c.png" id="62" name="Picture"/>
-                    <pic:cNvPicPr>
-                      <a:picLocks noChangeArrowheads="1" noChangeAspect="1"/>
-                    </pic:cNvPicPr>
-                  </pic:nvPicPr>
-                  <pic:blipFill>
-                    <a:blip r:embed="rId60"/>
-                    <a:stretch>
-                      <a:fillRect/>
-                    </a:stretch>
-                  </pic:blipFill>
-                  <pic:spPr bwMode="auto">
-                    <a:xfrm>
-                      <a:off x="0" y="0"/>
-                      <a:ext cx="2667000" cy="1063908"/>
-                    </a:xfrm>
-                    <a:prstGeom prst="rect">
-                      <a:avLst/>
-                    </a:prstGeom>
-                    <a:noFill/>
-                    <a:ln w="9525">
-                      <a:noFill/>
-                      <a:headEnd/>
-                      <a:tailEnd/>
-                    </a:ln>
-                  </pic:spPr>
-                </pic:pic>
-              </a:graphicData>
-            </a:graphic>
-          </wp:inline>
-        </w:drawing>
-      </w:r>
-    </w:p>
-    <w:p>
-      <w:pPr>
-        <w:pStyle w:val="BlockText"/>
-        <w:spacing w:before="40" w:after="160"/>
-        <w:jc w:val="center"/>
-      </w:pPr>
-      <w:r>
-        <w:rPr>
-          <w:rFonts w:hint="eastAsia" w:ascii="Times New Roman" w:hAnsi="Times New Roman" w:eastAsia="FangSong" w:cs="Times New Roman"/>
-          <w:b w:val="0"/>
-          <w:i w:val="0"/>
-          <w:sz w:val="21"/>
-        </w:rPr>
-        <w:t xml:space="preserve">图</w:t>
-      </w:r>
-      <w:r>
-        <w:rPr>
-          <w:rFonts w:ascii="Times New Roman" w:hAnsi="Times New Roman" w:eastAsia="FangSong" w:cs="Times New Roman"/>
-          <w:b w:val="0"/>
-          <w:i w:val="0"/>
-          <w:sz w:val="21"/>
-        </w:rPr>
-        <w:t xml:space="preserve"> </w:t>
-      </w:r>
-      <w:r>
-        <w:rPr>
-          <w:rFonts w:hint="eastAsia" w:ascii="Times New Roman" w:hAnsi="Times New Roman" w:eastAsia="FangSong" w:cs="Times New Roman"/>
-          <w:b w:val="0"/>
-          <w:i w:val="0"/>
-          <w:sz w:val="21"/>
-        </w:rPr>
-        <w:t>9-17：</w:t>
-      </w:r>
-      <w:r>
-        <w:rPr>
-          <w:rFonts w:hint="eastAsia" w:ascii="Times New Roman" w:hAnsi="Times New Roman" w:eastAsia="FangSong" w:cs="Times New Roman"/>
-          <w:b w:val="0"/>
-          <w:i w:val="0"/>
-          <w:sz w:val="21"/>
-        </w:rPr>
-        <w:t>三种对称场中轨道分裂对比</w:t>
-      </w:r>
-    </w:p>
-    <w:p>
-      <w:pPr>
-        <w:pStyle w:val="FirstParagraph"/>
+        <w:spacing w:before="120"/>
         <w:ind w:firstLine="420"/>
       </w:pPr>
       <w:r>
@@ -25648,6 +26328,7 @@
     <w:p>
       <w:pPr>
         <w:pStyle w:val="FirstParagraph"/>
+        <w:spacing w:after="80"/>
         <w:ind w:firstLine="420"/>
       </w:pPr>
       <w:r>
@@ -25852,104 +26533,152 @@
         <w:t>。</w:t>
       </w:r>
     </w:p>
+    <w:tbl>
+      <w:tblPr>
+        <w:tblStyle w:val="Table"/>
+        <w:tblW w:type="pct" w:w="5000"/>
+        <w:tblLayout w:type="fixed"/>
+        <w:tblLook w:firstRow="1" w:lastRow="0" w:firstColumn="0" w:lastColumn="0" w:noHBand="0" w:noVBand="0" w:val="0020"/>
+        <w:jc w:val="center"/>
+        <w:tblBorders>
+          <w:top w:val="single" w:sz="12" w:space="0" w:color="333333"/>
+          <w:bottom w:val="single" w:sz="12" w:space="0" w:color="333333"/>
+          <w:left w:val="none"/>
+          <w:right w:val="none"/>
+          <w:insideH w:val="none"/>
+          <w:insideV w:val="none"/>
+        </w:tblBorders>
+      </w:tblPr>
+      <w:tblGrid>
+        <w:gridCol w:w="7920"/>
+      </w:tblGrid>
+      <w:tr>
+        <w:trPr>
+          <w:tblHeader w:val="on"/>
+        </w:trPr>
+        <w:tc>
+          <w:tcPr>
+            <w:tcBorders>
+              <w:bottom w:val="single" w:sz="6" w:space="0" w:color="333333"/>
+            </w:tcBorders>
+          </w:tcPr>
+          <w:p>
+            <w:pPr>
+              <w:pStyle w:val="Compact"/>
+              <w:jc w:val="center"/>
+            </w:pPr>
+            <w:r>
+              <w:rPr>
+                <w:rFonts w:hint="eastAsia" w:ascii="Times New Roman" w:hAnsi="Times New Roman" w:eastAsia="SimHei" w:cs="Times New Roman"/>
+                <w:b/>
+              </w:rPr>
+              <w:t xml:space="preserve">光谱化学序列配位场强</w:t>
+            </w:r>
+          </w:p>
+        </w:tc>
+      </w:tr>
+      <w:tr>
+        <w:tc>
+          <w:tcPr/>
+          <w:p>
+            <w:pPr>
+              <w:pStyle w:val="Compact"/>
+              <w:jc w:val="center"/>
+            </w:pPr>
+            <w:r>
+              <w:rPr>
+                <w:rFonts w:ascii="Times New Roman" w:hAnsi="Times New Roman" w:eastAsia="Times New Roman" w:cs="Times New Roman"/>
+              </w:rPr>
+              <w:drawing>
+                <wp:inline>
+                  <wp:extent cx="2667000" cy="918286"/>
+                  <wp:effectExtent b="0" l="0" r="0" t="0"/>
+                  <wp:docPr descr="" title="" id="65" name="Picture"/>
+                  <a:graphic>
+                    <a:graphicData uri="http://schemas.openxmlformats.org/drawingml/2006/picture">
+                      <pic:pic>
+                        <pic:nvPicPr>
+                          <pic:cNvPr descr="d72347c3cfbe30dc1a3de473003eec8081ff501dd0bd3a719c73a5b18f824230.png" id="66" name="Picture"/>
+                          <pic:cNvPicPr>
+                            <a:picLocks noChangeArrowheads="1" noChangeAspect="1"/>
+                          </pic:cNvPicPr>
+                        </pic:nvPicPr>
+                        <pic:blipFill>
+                          <a:blip r:embed="rId64"/>
+                          <a:stretch>
+                            <a:fillRect/>
+                          </a:stretch>
+                        </pic:blipFill>
+                        <pic:spPr bwMode="auto">
+                          <a:xfrm>
+                            <a:off x="0" y="0"/>
+                            <a:ext cx="2667000" cy="918286"/>
+                          </a:xfrm>
+                          <a:prstGeom prst="rect">
+                            <a:avLst/>
+                          </a:prstGeom>
+                          <a:noFill/>
+                          <a:ln w="9525">
+                            <a:noFill/>
+                            <a:headEnd/>
+                            <a:tailEnd/>
+                          </a:ln>
+                        </pic:spPr>
+                      </pic:pic>
+                    </a:graphicData>
+                  </a:graphic>
+                </wp:inline>
+              </w:drawing>
+            </w:r>
+          </w:p>
+        </w:tc>
+      </w:tr>
+      <w:tr>
+        <w:tc>
+          <w:tcPr/>
+          <w:p>
+            <w:pPr>
+              <w:pStyle w:val="Compact"/>
+              <w:jc w:val="center"/>
+            </w:pPr>
+            <w:r>
+              <w:rPr>
+                <w:rFonts w:ascii="Times New Roman" w:hAnsi="Times New Roman" w:eastAsia="Times New Roman" w:cs="Times New Roman"/>
+              </w:rPr>
+              <w:t xml:space="preserve">&gt; </w:t>
+            </w:r>
+            <w:r>
+              <w:rPr>
+                <w:rFonts w:hint="eastAsia" w:ascii="Times New Roman" w:hAnsi="Times New Roman" w:eastAsia="FangSong" w:cs="Times New Roman"/>
+              </w:rPr>
+              <w:t xml:space="preserve">图</w:t>
+            </w:r>
+            <w:r>
+              <w:rPr>
+                <w:rFonts w:ascii="Times New Roman" w:hAnsi="Times New Roman" w:eastAsia="Times New Roman" w:cs="Times New Roman"/>
+              </w:rPr>
+              <w:t xml:space="preserve"> </w:t>
+            </w:r>
+            <w:r>
+              <w:rPr>
+                <w:rFonts w:hint="eastAsia" w:ascii="Times New Roman" w:hAnsi="Times New Roman" w:eastAsia="Times New Roman" w:cs="Times New Roman"/>
+              </w:rPr>
+              <w:t>9-18：</w:t>
+            </w:r>
+            <w:r>
+              <w:rPr>
+                <w:rFonts w:hint="eastAsia" w:ascii="Times New Roman" w:hAnsi="Times New Roman" w:eastAsia="FangSong" w:cs="Times New Roman"/>
+              </w:rPr>
+              <w:t>光谱化学序列配位场强演化图</w:t>
+            </w:r>
+          </w:p>
+        </w:tc>
+      </w:tr>
+    </w:tbl>
     <w:p>
       <w:pPr>
         <w:pStyle w:val="BodyText"/>
-        <w:spacing w:before="160" w:after="80"/>
-        <w:jc w:val="center"/>
-      </w:pPr>
-      <w:r>
-        <w:rPr>
-          <w:rFonts w:ascii="Times New Roman" w:hAnsi="Times New Roman" w:eastAsia="Times New Roman" w:cs="Times New Roman"/>
-        </w:rPr>
-        <w:drawing>
-          <wp:inline>
-            <wp:extent cx="2667000" cy="918286"/>
-            <wp:effectExtent b="0" l="0" r="0" t="0"/>
-            <wp:docPr descr="" title="" id="65" name="Picture"/>
-            <a:graphic>
-              <a:graphicData uri="http://schemas.openxmlformats.org/drawingml/2006/picture">
-                <pic:pic>
-                  <pic:nvPicPr>
-                    <pic:cNvPr descr="d72347c3cfbe30dc1a3de473003eec8081ff501dd0bd3a719c73a5b18f824230.png" id="66" name="Picture"/>
-                    <pic:cNvPicPr>
-                      <a:picLocks noChangeArrowheads="1" noChangeAspect="1"/>
-                    </pic:cNvPicPr>
-                  </pic:nvPicPr>
-                  <pic:blipFill>
-                    <a:blip r:embed="rId64"/>
-                    <a:stretch>
-                      <a:fillRect/>
-                    </a:stretch>
-                  </pic:blipFill>
-                  <pic:spPr bwMode="auto">
-                    <a:xfrm>
-                      <a:off x="0" y="0"/>
-                      <a:ext cx="2667000" cy="918286"/>
-                    </a:xfrm>
-                    <a:prstGeom prst="rect">
-                      <a:avLst/>
-                    </a:prstGeom>
-                    <a:noFill/>
-                    <a:ln w="9525">
-                      <a:noFill/>
-                      <a:headEnd/>
-                      <a:tailEnd/>
-                    </a:ln>
-                  </pic:spPr>
-                </pic:pic>
-              </a:graphicData>
-            </a:graphic>
-          </wp:inline>
-        </w:drawing>
-      </w:r>
-    </w:p>
-    <w:p>
-      <w:pPr>
-        <w:pStyle w:val="BlockText"/>
-        <w:spacing w:before="40" w:after="160"/>
-        <w:jc w:val="center"/>
-      </w:pPr>
-      <w:r>
-        <w:rPr>
-          <w:rFonts w:hint="eastAsia" w:ascii="Times New Roman" w:hAnsi="Times New Roman" w:eastAsia="FangSong" w:cs="Times New Roman"/>
-          <w:b w:val="0"/>
-          <w:i w:val="0"/>
-          <w:sz w:val="21"/>
-        </w:rPr>
-        <w:t xml:space="preserve">图</w:t>
-      </w:r>
-      <w:r>
-        <w:rPr>
-          <w:rFonts w:ascii="Times New Roman" w:hAnsi="Times New Roman" w:eastAsia="FangSong" w:cs="Times New Roman"/>
-          <w:b w:val="0"/>
-          <w:i w:val="0"/>
-          <w:sz w:val="21"/>
-        </w:rPr>
-        <w:t xml:space="preserve"> </w:t>
-      </w:r>
-      <w:r>
-        <w:rPr>
-          <w:rFonts w:hint="eastAsia" w:ascii="Times New Roman" w:hAnsi="Times New Roman" w:eastAsia="FangSong" w:cs="Times New Roman"/>
-          <w:b w:val="0"/>
-          <w:i w:val="0"/>
-          <w:sz w:val="21"/>
-        </w:rPr>
-        <w:t>9-18：</w:t>
-      </w:r>
-      <w:r>
-        <w:rPr>
-          <w:rFonts w:hint="eastAsia" w:ascii="Times New Roman" w:hAnsi="Times New Roman" w:eastAsia="FangSong" w:cs="Times New Roman"/>
-          <w:b w:val="0"/>
-          <w:i w:val="0"/>
-          <w:sz w:val="21"/>
-        </w:rPr>
-        <w:t>光谱化学序列配位场强演化图</w:t>
-      </w:r>
-    </w:p>
-    <w:p>
-      <w:pPr>
-        <w:pStyle w:val="FirstParagraph"/>
+        <w:spacing w:before="120"/>
         <w:ind w:firstLine="420"/>
       </w:pPr>
       <w:r>
@@ -31285,6 +32014,7 @@
     <w:p>
       <w:pPr>
         <w:pStyle w:val="FirstParagraph"/>
+        <w:spacing w:after="80"/>
         <w:ind w:firstLine="420"/>
       </w:pPr>
       <w:r>
@@ -31699,104 +32429,152 @@
         <w:t>。</w:t>
       </w:r>
     </w:p>
+    <w:tbl>
+      <w:tblPr>
+        <w:tblStyle w:val="Table"/>
+        <w:tblW w:type="pct" w:w="5000"/>
+        <w:tblLayout w:type="fixed"/>
+        <w:tblLook w:firstRow="1" w:lastRow="0" w:firstColumn="0" w:lastColumn="0" w:noHBand="0" w:noVBand="0" w:val="0020"/>
+        <w:jc w:val="center"/>
+        <w:tblBorders>
+          <w:top w:val="single" w:sz="12" w:space="0" w:color="333333"/>
+          <w:bottom w:val="single" w:sz="12" w:space="0" w:color="333333"/>
+          <w:left w:val="none"/>
+          <w:right w:val="none"/>
+          <w:insideH w:val="none"/>
+          <w:insideV w:val="none"/>
+        </w:tblBorders>
+      </w:tblPr>
+      <w:tblGrid>
+        <w:gridCol w:w="7920"/>
+      </w:tblGrid>
+      <w:tr>
+        <w:trPr>
+          <w:tblHeader w:val="on"/>
+        </w:trPr>
+        <w:tc>
+          <w:tcPr>
+            <w:tcBorders>
+              <w:bottom w:val="single" w:sz="6" w:space="0" w:color="333333"/>
+            </w:tcBorders>
+          </w:tcPr>
+          <w:p>
+            <w:pPr>
+              <w:pStyle w:val="Compact"/>
+              <w:jc w:val="center"/>
+            </w:pPr>
+            <w:r>
+              <w:rPr>
+                <w:rFonts w:hint="eastAsia" w:ascii="Times New Roman" w:hAnsi="Times New Roman" w:eastAsia="SimHei" w:cs="Times New Roman"/>
+                <w:b/>
+              </w:rPr>
+              <w:t xml:space="preserve">水合钛离子电子吸收光谱</w:t>
+            </w:r>
+          </w:p>
+        </w:tc>
+      </w:tr>
+      <w:tr>
+        <w:tc>
+          <w:tcPr/>
+          <w:p>
+            <w:pPr>
+              <w:pStyle w:val="Compact"/>
+              <w:jc w:val="center"/>
+            </w:pPr>
+            <w:r>
+              <w:rPr>
+                <w:rFonts w:ascii="Times New Roman" w:hAnsi="Times New Roman" w:eastAsia="Times New Roman" w:cs="Times New Roman"/>
+              </w:rPr>
+              <w:drawing>
+                <wp:inline>
+                  <wp:extent cx="2667000" cy="3793389"/>
+                  <wp:effectExtent b="0" l="0" r="0" t="0"/>
+                  <wp:docPr descr="" title="" id="69" name="Picture"/>
+                  <a:graphic>
+                    <a:graphicData uri="http://schemas.openxmlformats.org/drawingml/2006/picture">
+                      <pic:pic>
+                        <pic:nvPicPr>
+                          <pic:cNvPr descr="6f6203fa402ca02c108360e2102f257d0c01147d1dd56821d6d1f16019afd82f.jpg" id="70" name="Picture"/>
+                          <pic:cNvPicPr>
+                            <a:picLocks noChangeArrowheads="1" noChangeAspect="1"/>
+                          </pic:cNvPicPr>
+                        </pic:nvPicPr>
+                        <pic:blipFill>
+                          <a:blip r:embed="rId68"/>
+                          <a:stretch>
+                            <a:fillRect/>
+                          </a:stretch>
+                        </pic:blipFill>
+                        <pic:spPr bwMode="auto">
+                          <a:xfrm>
+                            <a:off x="0" y="0"/>
+                            <a:ext cx="2667000" cy="3793389"/>
+                          </a:xfrm>
+                          <a:prstGeom prst="rect">
+                            <a:avLst/>
+                          </a:prstGeom>
+                          <a:noFill/>
+                          <a:ln w="9525">
+                            <a:noFill/>
+                            <a:headEnd/>
+                            <a:tailEnd/>
+                          </a:ln>
+                        </pic:spPr>
+                      </pic:pic>
+                    </a:graphicData>
+                  </a:graphic>
+                </wp:inline>
+              </w:drawing>
+            </w:r>
+          </w:p>
+        </w:tc>
+      </w:tr>
+      <w:tr>
+        <w:tc>
+          <w:tcPr/>
+          <w:p>
+            <w:pPr>
+              <w:pStyle w:val="Compact"/>
+              <w:jc w:val="center"/>
+            </w:pPr>
+            <w:r>
+              <w:rPr>
+                <w:rFonts w:ascii="Times New Roman" w:hAnsi="Times New Roman" w:eastAsia="Times New Roman" w:cs="Times New Roman"/>
+              </w:rPr>
+              <w:t xml:space="preserve">&gt; </w:t>
+            </w:r>
+            <w:r>
+              <w:rPr>
+                <w:rFonts w:hint="eastAsia" w:ascii="Times New Roman" w:hAnsi="Times New Roman" w:eastAsia="FangSong" w:cs="Times New Roman"/>
+              </w:rPr>
+              <w:t xml:space="preserve">图</w:t>
+            </w:r>
+            <w:r>
+              <w:rPr>
+                <w:rFonts w:ascii="Times New Roman" w:hAnsi="Times New Roman" w:eastAsia="Times New Roman" w:cs="Times New Roman"/>
+              </w:rPr>
+              <w:t xml:space="preserve"> </w:t>
+            </w:r>
+            <w:r>
+              <w:rPr>
+                <w:rFonts w:hint="eastAsia" w:ascii="Times New Roman" w:hAnsi="Times New Roman" w:eastAsia="Times New Roman" w:cs="Times New Roman"/>
+              </w:rPr>
+              <w:t>9-19：</w:t>
+            </w:r>
+            <w:r>
+              <w:rPr>
+                <w:rFonts w:hint="eastAsia" w:ascii="Times New Roman" w:hAnsi="Times New Roman" w:eastAsia="FangSong" w:cs="Times New Roman"/>
+              </w:rPr>
+              <w:t>水合钛离子电子吸收光谱曲线</w:t>
+            </w:r>
+          </w:p>
+        </w:tc>
+      </w:tr>
+    </w:tbl>
     <w:p>
       <w:pPr>
         <w:pStyle w:val="BodyText"/>
-        <w:spacing w:before="160" w:after="80"/>
-        <w:jc w:val="center"/>
-      </w:pPr>
-      <w:r>
-        <w:rPr>
-          <w:rFonts w:ascii="Times New Roman" w:hAnsi="Times New Roman" w:eastAsia="Times New Roman" w:cs="Times New Roman"/>
-        </w:rPr>
-        <w:drawing>
-          <wp:inline>
-            <wp:extent cx="2667000" cy="3793389"/>
-            <wp:effectExtent b="0" l="0" r="0" t="0"/>
-            <wp:docPr descr="" title="" id="69" name="Picture"/>
-            <a:graphic>
-              <a:graphicData uri="http://schemas.openxmlformats.org/drawingml/2006/picture">
-                <pic:pic>
-                  <pic:nvPicPr>
-                    <pic:cNvPr descr="6f6203fa402ca02c108360e2102f257d0c01147d1dd56821d6d1f16019afd82f.jpg" id="70" name="Picture"/>
-                    <pic:cNvPicPr>
-                      <a:picLocks noChangeArrowheads="1" noChangeAspect="1"/>
-                    </pic:cNvPicPr>
-                  </pic:nvPicPr>
-                  <pic:blipFill>
-                    <a:blip r:embed="rId68"/>
-                    <a:stretch>
-                      <a:fillRect/>
-                    </a:stretch>
-                  </pic:blipFill>
-                  <pic:spPr bwMode="auto">
-                    <a:xfrm>
-                      <a:off x="0" y="0"/>
-                      <a:ext cx="2667000" cy="3793389"/>
-                    </a:xfrm>
-                    <a:prstGeom prst="rect">
-                      <a:avLst/>
-                    </a:prstGeom>
-                    <a:noFill/>
-                    <a:ln w="9525">
-                      <a:noFill/>
-                      <a:headEnd/>
-                      <a:tailEnd/>
-                    </a:ln>
-                  </pic:spPr>
-                </pic:pic>
-              </a:graphicData>
-            </a:graphic>
-          </wp:inline>
-        </w:drawing>
-      </w:r>
-    </w:p>
-    <w:p>
-      <w:pPr>
-        <w:pStyle w:val="BlockText"/>
-        <w:spacing w:before="40" w:after="160"/>
-        <w:jc w:val="center"/>
-      </w:pPr>
-      <w:r>
-        <w:rPr>
-          <w:rFonts w:hint="eastAsia" w:ascii="Times New Roman" w:hAnsi="Times New Roman" w:eastAsia="FangSong" w:cs="Times New Roman"/>
-          <w:b w:val="0"/>
-          <w:i w:val="0"/>
-          <w:sz w:val="21"/>
-        </w:rPr>
-        <w:t xml:space="preserve">图</w:t>
-      </w:r>
-      <w:r>
-        <w:rPr>
-          <w:rFonts w:ascii="Times New Roman" w:hAnsi="Times New Roman" w:eastAsia="FangSong" w:cs="Times New Roman"/>
-          <w:b w:val="0"/>
-          <w:i w:val="0"/>
-          <w:sz w:val="21"/>
-        </w:rPr>
-        <w:t xml:space="preserve"> </w:t>
-      </w:r>
-      <w:r>
-        <w:rPr>
-          <w:rFonts w:hint="eastAsia" w:ascii="Times New Roman" w:hAnsi="Times New Roman" w:eastAsia="FangSong" w:cs="Times New Roman"/>
-          <w:b w:val="0"/>
-          <w:i w:val="0"/>
-          <w:sz w:val="21"/>
-        </w:rPr>
-        <w:t>9-19：</w:t>
-      </w:r>
-      <w:r>
-        <w:rPr>
-          <w:rFonts w:hint="eastAsia" w:ascii="Times New Roman" w:hAnsi="Times New Roman" w:eastAsia="FangSong" w:cs="Times New Roman"/>
-          <w:b w:val="0"/>
-          <w:i w:val="0"/>
-          <w:sz w:val="21"/>
-        </w:rPr>
-        <w:t>水合钛离子电子吸收光谱曲线</w:t>
-      </w:r>
-    </w:p>
-    <w:p>
-      <w:pPr>
-        <w:pStyle w:val="FirstParagraph"/>
+        <w:spacing w:before="120"/>
         <w:ind w:firstLine="420"/>
       </w:pPr>
       <w:r>
@@ -37894,6 +38672,7 @@
     <w:p>
       <w:pPr>
         <w:pStyle w:val="BodyText"/>
+        <w:spacing w:after="80"/>
         <w:ind w:firstLine="420"/>
       </w:pPr>
       <w:r>
@@ -38005,104 +38784,151 @@
         <w:t>。</w:t>
       </w:r>
     </w:p>
+    <w:tbl>
+      <w:tblPr>
+        <w:tblStyle w:val="Table"/>
+        <w:tblW w:type="auto" w:w="0"/>
+        <w:tblLook w:firstRow="1" w:lastRow="0" w:firstColumn="0" w:lastColumn="0" w:noHBand="0" w:noVBand="0" w:val="0020"/>
+        <w:jc w:val="center"/>
+        <w:tblBorders>
+          <w:top w:val="single" w:sz="12" w:space="0" w:color="333333"/>
+          <w:bottom w:val="single" w:sz="12" w:space="0" w:color="333333"/>
+          <w:left w:val="none"/>
+          <w:right w:val="none"/>
+          <w:insideH w:val="none"/>
+          <w:insideV w:val="none"/>
+        </w:tblBorders>
+      </w:tblPr>
+      <w:tblGrid>
+        <w:gridCol w:w="7920"/>
+      </w:tblGrid>
+      <w:tr>
+        <w:trPr>
+          <w:tblHeader w:val="on"/>
+        </w:trPr>
+        <w:tc>
+          <w:tcPr>
+            <w:tcBorders>
+              <w:bottom w:val="single" w:sz="6" w:space="0" w:color="333333"/>
+            </w:tcBorders>
+          </w:tcPr>
+          <w:p>
+            <w:pPr>
+              <w:pStyle w:val="Compact"/>
+              <w:jc w:val="center"/>
+            </w:pPr>
+            <w:r>
+              <w:rPr>
+                <w:rFonts w:hint="eastAsia" w:ascii="Times New Roman" w:hAnsi="Times New Roman" w:eastAsia="SimHei" w:cs="Times New Roman"/>
+                <w:b/>
+              </w:rPr>
+              <w:t xml:space="preserve">二电子体系田边菅野能级图</w:t>
+            </w:r>
+          </w:p>
+        </w:tc>
+      </w:tr>
+      <w:tr>
+        <w:tc>
+          <w:tcPr/>
+          <w:p>
+            <w:pPr>
+              <w:pStyle w:val="Compact"/>
+              <w:jc w:val="center"/>
+            </w:pPr>
+            <w:r>
+              <w:rPr>
+                <w:rFonts w:ascii="Times New Roman" w:hAnsi="Times New Roman" w:eastAsia="Times New Roman" w:cs="Times New Roman"/>
+              </w:rPr>
+              <w:drawing>
+                <wp:inline>
+                  <wp:extent cx="2667000" cy="3429595"/>
+                  <wp:effectExtent b="0" l="0" r="0" t="0"/>
+                  <wp:docPr descr="" title="" id="74" name="Picture"/>
+                  <a:graphic>
+                    <a:graphicData uri="http://schemas.openxmlformats.org/drawingml/2006/picture">
+                      <pic:pic>
+                        <pic:nvPicPr>
+                          <pic:cNvPr descr="TS_d2_diagram.png" id="75" name="Picture"/>
+                          <pic:cNvPicPr>
+                            <a:picLocks noChangeArrowheads="1" noChangeAspect="1"/>
+                          </pic:cNvPicPr>
+                        </pic:nvPicPr>
+                        <pic:blipFill>
+                          <a:blip r:embed="rId73"/>
+                          <a:stretch>
+                            <a:fillRect/>
+                          </a:stretch>
+                        </pic:blipFill>
+                        <pic:spPr bwMode="auto">
+                          <a:xfrm>
+                            <a:off x="0" y="0"/>
+                            <a:ext cx="2667000" cy="3429595"/>
+                          </a:xfrm>
+                          <a:prstGeom prst="rect">
+                            <a:avLst/>
+                          </a:prstGeom>
+                          <a:noFill/>
+                          <a:ln w="9525">
+                            <a:noFill/>
+                            <a:headEnd/>
+                            <a:tailEnd/>
+                          </a:ln>
+                        </pic:spPr>
+                      </pic:pic>
+                    </a:graphicData>
+                  </a:graphic>
+                </wp:inline>
+              </w:drawing>
+            </w:r>
+          </w:p>
+        </w:tc>
+      </w:tr>
+      <w:tr>
+        <w:tc>
+          <w:tcPr/>
+          <w:p>
+            <w:pPr>
+              <w:pStyle w:val="Compact"/>
+              <w:jc w:val="center"/>
+            </w:pPr>
+            <w:r>
+              <w:rPr>
+                <w:rFonts w:ascii="Times New Roman" w:hAnsi="Times New Roman" w:eastAsia="Times New Roman" w:cs="Times New Roman"/>
+              </w:rPr>
+              <w:t xml:space="preserve">&gt; </w:t>
+            </w:r>
+            <w:r>
+              <w:rPr>
+                <w:rFonts w:hint="eastAsia" w:ascii="Times New Roman" w:hAnsi="Times New Roman" w:eastAsia="FangSong" w:cs="Times New Roman"/>
+              </w:rPr>
+              <w:t xml:space="preserve">图</w:t>
+            </w:r>
+            <w:r>
+              <w:rPr>
+                <w:rFonts w:ascii="Times New Roman" w:hAnsi="Times New Roman" w:eastAsia="Times New Roman" w:cs="Times New Roman"/>
+              </w:rPr>
+              <w:t xml:space="preserve"> </w:t>
+            </w:r>
+            <w:r>
+              <w:rPr>
+                <w:rFonts w:hint="eastAsia" w:ascii="Times New Roman" w:hAnsi="Times New Roman" w:eastAsia="Times New Roman" w:cs="Times New Roman"/>
+              </w:rPr>
+              <w:t>9-20：</w:t>
+            </w:r>
+            <w:r>
+              <w:rPr>
+                <w:rFonts w:hint="eastAsia" w:ascii="Times New Roman" w:hAnsi="Times New Roman" w:eastAsia="FangSong" w:cs="Times New Roman"/>
+              </w:rPr>
+              <w:t>二电子体系田边菅野能级图</w:t>
+            </w:r>
+          </w:p>
+        </w:tc>
+      </w:tr>
+    </w:tbl>
     <w:p>
       <w:pPr>
         <w:pStyle w:val="BodyText"/>
-        <w:spacing w:before="160" w:after="80"/>
-        <w:jc w:val="center"/>
-      </w:pPr>
-      <w:r>
-        <w:rPr>
-          <w:rFonts w:ascii="Times New Roman" w:hAnsi="Times New Roman" w:eastAsia="Times New Roman" w:cs="Times New Roman"/>
-        </w:rPr>
-        <w:drawing>
-          <wp:inline>
-            <wp:extent cx="2667000" cy="3429595"/>
-            <wp:effectExtent b="0" l="0" r="0" t="0"/>
-            <wp:docPr descr="" title="" id="74" name="Picture"/>
-            <a:graphic>
-              <a:graphicData uri="http://schemas.openxmlformats.org/drawingml/2006/picture">
-                <pic:pic>
-                  <pic:nvPicPr>
-                    <pic:cNvPr descr="TS_d2_diagram.png" id="75" name="Picture"/>
-                    <pic:cNvPicPr>
-                      <a:picLocks noChangeArrowheads="1" noChangeAspect="1"/>
-                    </pic:cNvPicPr>
-                  </pic:nvPicPr>
-                  <pic:blipFill>
-                    <a:blip r:embed="rId73"/>
-                    <a:stretch>
-                      <a:fillRect/>
-                    </a:stretch>
-                  </pic:blipFill>
-                  <pic:spPr bwMode="auto">
-                    <a:xfrm>
-                      <a:off x="0" y="0"/>
-                      <a:ext cx="2667000" cy="3429595"/>
-                    </a:xfrm>
-                    <a:prstGeom prst="rect">
-                      <a:avLst/>
-                    </a:prstGeom>
-                    <a:noFill/>
-                    <a:ln w="9525">
-                      <a:noFill/>
-                      <a:headEnd/>
-                      <a:tailEnd/>
-                    </a:ln>
-                  </pic:spPr>
-                </pic:pic>
-              </a:graphicData>
-            </a:graphic>
-          </wp:inline>
-        </w:drawing>
-      </w:r>
-    </w:p>
-    <w:p>
-      <w:pPr>
-        <w:pStyle w:val="BlockText"/>
-        <w:spacing w:before="40" w:after="160"/>
-        <w:jc w:val="center"/>
-      </w:pPr>
-      <w:r>
-        <w:rPr>
-          <w:rFonts w:hint="eastAsia" w:ascii="Times New Roman" w:hAnsi="Times New Roman" w:eastAsia="FangSong" w:cs="Times New Roman"/>
-          <w:b w:val="0"/>
-          <w:i w:val="0"/>
-          <w:sz w:val="21"/>
-        </w:rPr>
-        <w:t xml:space="preserve">图</w:t>
-      </w:r>
-      <w:r>
-        <w:rPr>
-          <w:rFonts w:ascii="Times New Roman" w:hAnsi="Times New Roman" w:eastAsia="FangSong" w:cs="Times New Roman"/>
-          <w:b w:val="0"/>
-          <w:i w:val="0"/>
-          <w:sz w:val="21"/>
-        </w:rPr>
-        <w:t xml:space="preserve"> </w:t>
-      </w:r>
-      <w:r>
-        <w:rPr>
-          <w:rFonts w:hint="eastAsia" w:ascii="Times New Roman" w:hAnsi="Times New Roman" w:eastAsia="FangSong" w:cs="Times New Roman"/>
-          <w:b w:val="0"/>
-          <w:i w:val="0"/>
-          <w:sz w:val="21"/>
-        </w:rPr>
-        <w:t>9-20：</w:t>
-      </w:r>
-      <w:r>
-        <w:rPr>
-          <w:rFonts w:hint="eastAsia" w:ascii="Times New Roman" w:hAnsi="Times New Roman" w:eastAsia="FangSong" w:cs="Times New Roman"/>
-          <w:b w:val="0"/>
-          <w:i w:val="0"/>
-          <w:sz w:val="21"/>
-        </w:rPr>
-        <w:t>二电子体系田边菅野能级图</w:t>
-      </w:r>
-    </w:p>
-    <w:p>
-      <w:pPr>
-        <w:pStyle w:val="FirstParagraph"/>
+        <w:spacing w:before="120"/>
         <w:ind w:firstLine="420"/>
       </w:pPr>
       <w:r>
@@ -41386,6 +42212,7 @@
     <w:p>
       <w:pPr>
         <w:pStyle w:val="BodyText"/>
+        <w:spacing w:after="80"/>
         <w:ind w:firstLine="420"/>
       </w:pPr>
       <w:r>
@@ -41535,104 +42362,152 @@
         <w:t>。</w:t>
       </w:r>
     </w:p>
+    <w:tbl>
+      <w:tblPr>
+        <w:tblStyle w:val="Table"/>
+        <w:tblW w:type="pct" w:w="5000"/>
+        <w:tblLayout w:type="fixed"/>
+        <w:tblLook w:firstRow="1" w:lastRow="0" w:firstColumn="0" w:lastColumn="0" w:noHBand="0" w:noVBand="0" w:val="0020"/>
+        <w:jc w:val="center"/>
+        <w:tblBorders>
+          <w:top w:val="single" w:sz="12" w:space="0" w:color="333333"/>
+          <w:bottom w:val="single" w:sz="12" w:space="0" w:color="333333"/>
+          <w:left w:val="none"/>
+          <w:right w:val="none"/>
+          <w:insideH w:val="none"/>
+          <w:insideV w:val="none"/>
+        </w:tblBorders>
+      </w:tblPr>
+      <w:tblGrid>
+        <w:gridCol w:w="7920"/>
+      </w:tblGrid>
+      <w:tr>
+        <w:trPr>
+          <w:tblHeader w:val="on"/>
+        </w:trPr>
+        <w:tc>
+          <w:tcPr>
+            <w:tcBorders>
+              <w:bottom w:val="single" w:sz="6" w:space="0" w:color="333333"/>
+            </w:tcBorders>
+          </w:tcPr>
+          <w:p>
+            <w:pPr>
+              <w:pStyle w:val="Compact"/>
+              <w:jc w:val="center"/>
+            </w:pPr>
+            <w:r>
+              <w:rPr>
+                <w:rFonts w:hint="eastAsia" w:ascii="Times New Roman" w:hAnsi="Times New Roman" w:eastAsia="SimHei" w:cs="Times New Roman"/>
+                <w:b/>
+              </w:rPr>
+              <w:t xml:space="preserve">姜泰勒效应拉长八面体构型</w:t>
+            </w:r>
+          </w:p>
+        </w:tc>
+      </w:tr>
+      <w:tr>
+        <w:tc>
+          <w:tcPr/>
+          <w:p>
+            <w:pPr>
+              <w:pStyle w:val="Compact"/>
+              <w:jc w:val="center"/>
+            </w:pPr>
+            <w:r>
+              <w:rPr>
+                <w:rFonts w:ascii="Times New Roman" w:hAnsi="Times New Roman" w:eastAsia="Times New Roman" w:cs="Times New Roman"/>
+              </w:rPr>
+              <w:drawing>
+                <wp:inline>
+                  <wp:extent cx="2667000" cy="918267"/>
+                  <wp:effectExtent b="0" l="0" r="0" t="0"/>
+                  <wp:docPr descr="" title="" id="78" name="Picture"/>
+                  <a:graphic>
+                    <a:graphicData uri="http://schemas.openxmlformats.org/drawingml/2006/picture">
+                      <pic:pic>
+                        <pic:nvPicPr>
+                          <pic:cNvPr descr="733d5cd6b7c50c4f85af83fda6c8d39a5745cc400e8c51ada56accd436f38d99.jpg" id="79" name="Picture"/>
+                          <pic:cNvPicPr>
+                            <a:picLocks noChangeArrowheads="1" noChangeAspect="1"/>
+                          </pic:cNvPicPr>
+                        </pic:nvPicPr>
+                        <pic:blipFill>
+                          <a:blip r:embed="rId77"/>
+                          <a:stretch>
+                            <a:fillRect/>
+                          </a:stretch>
+                        </pic:blipFill>
+                        <pic:spPr bwMode="auto">
+                          <a:xfrm>
+                            <a:off x="0" y="0"/>
+                            <a:ext cx="2667000" cy="918267"/>
+                          </a:xfrm>
+                          <a:prstGeom prst="rect">
+                            <a:avLst/>
+                          </a:prstGeom>
+                          <a:noFill/>
+                          <a:ln w="9525">
+                            <a:noFill/>
+                            <a:headEnd/>
+                            <a:tailEnd/>
+                          </a:ln>
+                        </pic:spPr>
+                      </pic:pic>
+                    </a:graphicData>
+                  </a:graphic>
+                </wp:inline>
+              </w:drawing>
+            </w:r>
+          </w:p>
+        </w:tc>
+      </w:tr>
+      <w:tr>
+        <w:tc>
+          <w:tcPr/>
+          <w:p>
+            <w:pPr>
+              <w:pStyle w:val="Compact"/>
+              <w:jc w:val="center"/>
+            </w:pPr>
+            <w:r>
+              <w:rPr>
+                <w:rFonts w:ascii="Times New Roman" w:hAnsi="Times New Roman" w:eastAsia="Times New Roman" w:cs="Times New Roman"/>
+              </w:rPr>
+              <w:t xml:space="preserve">&gt; </w:t>
+            </w:r>
+            <w:r>
+              <w:rPr>
+                <w:rFonts w:hint="eastAsia" w:ascii="Times New Roman" w:hAnsi="Times New Roman" w:eastAsia="FangSong" w:cs="Times New Roman"/>
+              </w:rPr>
+              <w:t xml:space="preserve">图</w:t>
+            </w:r>
+            <w:r>
+              <w:rPr>
+                <w:rFonts w:ascii="Times New Roman" w:hAnsi="Times New Roman" w:eastAsia="Times New Roman" w:cs="Times New Roman"/>
+              </w:rPr>
+              <w:t xml:space="preserve"> </w:t>
+            </w:r>
+            <w:r>
+              <w:rPr>
+                <w:rFonts w:hint="eastAsia" w:ascii="Times New Roman" w:hAnsi="Times New Roman" w:eastAsia="Times New Roman" w:cs="Times New Roman"/>
+              </w:rPr>
+              <w:t>9-21：</w:t>
+            </w:r>
+            <w:r>
+              <w:rPr>
+                <w:rFonts w:hint="eastAsia" w:ascii="Times New Roman" w:hAnsi="Times New Roman" w:eastAsia="FangSong" w:cs="Times New Roman"/>
+              </w:rPr>
+              <w:t>姜泰勒效应拉长八面体构型畸变</w:t>
+            </w:r>
+          </w:p>
+        </w:tc>
+      </w:tr>
+    </w:tbl>
     <w:p>
       <w:pPr>
         <w:pStyle w:val="BodyText"/>
-        <w:spacing w:before="160" w:after="80"/>
-        <w:jc w:val="center"/>
-      </w:pPr>
-      <w:r>
-        <w:rPr>
-          <w:rFonts w:ascii="Times New Roman" w:hAnsi="Times New Roman" w:eastAsia="Times New Roman" w:cs="Times New Roman"/>
-        </w:rPr>
-        <w:drawing>
-          <wp:inline>
-            <wp:extent cx="2667000" cy="918267"/>
-            <wp:effectExtent b="0" l="0" r="0" t="0"/>
-            <wp:docPr descr="" title="" id="78" name="Picture"/>
-            <a:graphic>
-              <a:graphicData uri="http://schemas.openxmlformats.org/drawingml/2006/picture">
-                <pic:pic>
-                  <pic:nvPicPr>
-                    <pic:cNvPr descr="733d5cd6b7c50c4f85af83fda6c8d39a5745cc400e8c51ada56accd436f38d99.jpg" id="79" name="Picture"/>
-                    <pic:cNvPicPr>
-                      <a:picLocks noChangeArrowheads="1" noChangeAspect="1"/>
-                    </pic:cNvPicPr>
-                  </pic:nvPicPr>
-                  <pic:blipFill>
-                    <a:blip r:embed="rId77"/>
-                    <a:stretch>
-                      <a:fillRect/>
-                    </a:stretch>
-                  </pic:blipFill>
-                  <pic:spPr bwMode="auto">
-                    <a:xfrm>
-                      <a:off x="0" y="0"/>
-                      <a:ext cx="2667000" cy="918267"/>
-                    </a:xfrm>
-                    <a:prstGeom prst="rect">
-                      <a:avLst/>
-                    </a:prstGeom>
-                    <a:noFill/>
-                    <a:ln w="9525">
-                      <a:noFill/>
-                      <a:headEnd/>
-                      <a:tailEnd/>
-                    </a:ln>
-                  </pic:spPr>
-                </pic:pic>
-              </a:graphicData>
-            </a:graphic>
-          </wp:inline>
-        </w:drawing>
-      </w:r>
-    </w:p>
-    <w:p>
-      <w:pPr>
-        <w:pStyle w:val="BlockText"/>
-        <w:spacing w:before="40" w:after="160"/>
-        <w:jc w:val="center"/>
-      </w:pPr>
-      <w:r>
-        <w:rPr>
-          <w:rFonts w:hint="eastAsia" w:ascii="Times New Roman" w:hAnsi="Times New Roman" w:eastAsia="FangSong" w:cs="Times New Roman"/>
-          <w:b w:val="0"/>
-          <w:i w:val="0"/>
-          <w:sz w:val="21"/>
-        </w:rPr>
-        <w:t xml:space="preserve">图</w:t>
-      </w:r>
-      <w:r>
-        <w:rPr>
-          <w:rFonts w:ascii="Times New Roman" w:hAnsi="Times New Roman" w:eastAsia="FangSong" w:cs="Times New Roman"/>
-          <w:b w:val="0"/>
-          <w:i w:val="0"/>
-          <w:sz w:val="21"/>
-        </w:rPr>
-        <w:t xml:space="preserve"> </w:t>
-      </w:r>
-      <w:r>
-        <w:rPr>
-          <w:rFonts w:hint="eastAsia" w:ascii="Times New Roman" w:hAnsi="Times New Roman" w:eastAsia="FangSong" w:cs="Times New Roman"/>
-          <w:b w:val="0"/>
-          <w:i w:val="0"/>
-          <w:sz w:val="21"/>
-        </w:rPr>
-        <w:t>9-21：</w:t>
-      </w:r>
-      <w:r>
-        <w:rPr>
-          <w:rFonts w:hint="eastAsia" w:ascii="Times New Roman" w:hAnsi="Times New Roman" w:eastAsia="FangSong" w:cs="Times New Roman"/>
-          <w:b w:val="0"/>
-          <w:i w:val="0"/>
-          <w:sz w:val="21"/>
-        </w:rPr>
-        <w:t>姜泰勒效应拉长八面体构型畸变</w:t>
-      </w:r>
-    </w:p>
-    <w:p>
-      <w:pPr>
-        <w:pStyle w:val="FirstParagraph"/>
+        <w:spacing w:before="120"/>
         <w:ind w:firstLine="420"/>
       </w:pPr>
       <w:r>
@@ -43344,6 +44219,7 @@
     <w:p>
       <w:pPr>
         <w:pStyle w:val="FirstParagraph"/>
+        <w:spacing w:after="80"/>
         <w:ind w:firstLine="420"/>
       </w:pPr>
       <w:r>
@@ -43383,199 +44259,266 @@
         <w:t>。</w:t>
       </w:r>
     </w:p>
+    <w:tbl>
+      <w:tblPr>
+        <w:tblStyle w:val="Table"/>
+        <w:tblW w:type="pct" w:w="5000"/>
+        <w:tblLayout w:type="fixed"/>
+        <w:tblLook w:firstRow="1" w:lastRow="0" w:firstColumn="0" w:lastColumn="0" w:noHBand="0" w:noVBand="0" w:val="0020"/>
+        <w:jc w:val="center"/>
+        <w:tblBorders>
+          <w:top w:val="single" w:sz="12" w:space="0" w:color="333333"/>
+          <w:bottom w:val="single" w:sz="12" w:space="0" w:color="333333"/>
+          <w:left w:val="none"/>
+          <w:right w:val="none"/>
+          <w:insideH w:val="none"/>
+          <w:insideV w:val="none"/>
+        </w:tblBorders>
+      </w:tblPr>
+      <w:tblGrid>
+        <w:gridCol w:w="3960"/>
+        <w:gridCol w:w="3960"/>
+      </w:tblGrid>
+      <w:tr>
+        <w:trPr>
+          <w:tblHeader w:val="on"/>
+        </w:trPr>
+        <w:tc>
+          <w:tcPr>
+            <w:tcBorders>
+              <w:bottom w:val="single" w:sz="6" w:space="0" w:color="333333"/>
+            </w:tcBorders>
+          </w:tcPr>
+          <w:p>
+            <w:pPr>
+              <w:pStyle w:val="Compact"/>
+              <w:jc w:val="center"/>
+            </w:pPr>
+            <w:r>
+              <w:rPr>
+                <w:rFonts w:hint="eastAsia" w:ascii="Times New Roman" w:hAnsi="Times New Roman" w:eastAsia="SimHei" w:cs="Times New Roman"/>
+                <w:b/>
+              </w:rPr>
+              <w:t xml:space="preserve">二价铜平面四方能级分裂</w:t>
+            </w:r>
+          </w:p>
+        </w:tc>
+        <w:tc>
+          <w:tcPr>
+            <w:tcBorders>
+              <w:bottom w:val="single" w:sz="6" w:space="0" w:color="333333"/>
+            </w:tcBorders>
+          </w:tcPr>
+          <w:p>
+            <w:pPr>
+              <w:pStyle w:val="Compact"/>
+              <w:jc w:val="center"/>
+            </w:pPr>
+            <w:r>
+              <w:rPr>
+                <w:rFonts w:hint="eastAsia" w:ascii="Times New Roman" w:hAnsi="Times New Roman" w:eastAsia="SimHei" w:cs="Times New Roman"/>
+                <w:b/>
+              </w:rPr>
+              <w:t xml:space="preserve">平面四方四氰合钯强场电子</w:t>
+            </w:r>
+          </w:p>
+        </w:tc>
+      </w:tr>
+      <w:tr>
+        <w:tc>
+          <w:tcPr/>
+          <w:p>
+            <w:pPr>
+              <w:pStyle w:val="Compact"/>
+              <w:jc w:val="center"/>
+            </w:pPr>
+            <w:r>
+              <w:rPr>
+                <w:rFonts w:ascii="Times New Roman" w:hAnsi="Times New Roman" w:eastAsia="Times New Roman" w:cs="Times New Roman"/>
+              </w:rPr>
+              <w:drawing>
+                <wp:inline>
+                  <wp:extent cx="2381250" cy="1868049"/>
+                  <wp:effectExtent b="0" l="0" r="0" t="0"/>
+                  <wp:docPr descr="" title="" id="81" name="Picture"/>
+                  <a:graphic>
+                    <a:graphicData uri="http://schemas.openxmlformats.org/drawingml/2006/picture">
+                      <pic:pic>
+                        <pic:nvPicPr>
+                          <pic:cNvPr descr="41d3c43e30af8fec49ea1b3d56f8b8f1bb508b810d4a32464af587a8341edd3f.jpg" id="82" name="Picture"/>
+                          <pic:cNvPicPr>
+                            <a:picLocks noChangeArrowheads="1" noChangeAspect="1"/>
+                          </pic:cNvPicPr>
+                        </pic:nvPicPr>
+                        <pic:blipFill>
+                          <a:blip r:embed="rId80"/>
+                          <a:stretch>
+                            <a:fillRect/>
+                          </a:stretch>
+                        </pic:blipFill>
+                        <pic:spPr bwMode="auto">
+                          <a:xfrm>
+                            <a:off x="0" y="0"/>
+                            <a:ext cx="2381250" cy="1868049"/>
+                          </a:xfrm>
+                          <a:prstGeom prst="rect">
+                            <a:avLst/>
+                          </a:prstGeom>
+                          <a:noFill/>
+                          <a:ln w="9525">
+                            <a:noFill/>
+                            <a:headEnd/>
+                            <a:tailEnd/>
+                          </a:ln>
+                        </pic:spPr>
+                      </pic:pic>
+                    </a:graphicData>
+                  </a:graphic>
+                </wp:inline>
+              </w:drawing>
+            </w:r>
+          </w:p>
+        </w:tc>
+        <w:tc>
+          <w:tcPr/>
+          <w:p>
+            <w:pPr>
+              <w:pStyle w:val="Compact"/>
+              <w:jc w:val="center"/>
+            </w:pPr>
+            <w:r>
+              <w:rPr>
+                <w:rFonts w:ascii="Times New Roman" w:hAnsi="Times New Roman" w:eastAsia="Times New Roman" w:cs="Times New Roman"/>
+              </w:rPr>
+              <w:drawing>
+                <wp:inline>
+                  <wp:extent cx="2381250" cy="1580744"/>
+                  <wp:effectExtent b="0" l="0" r="0" t="0"/>
+                  <wp:docPr descr="" title="" id="84" name="Picture"/>
+                  <a:graphic>
+                    <a:graphicData uri="http://schemas.openxmlformats.org/drawingml/2006/picture">
+                      <pic:pic>
+                        <pic:nvPicPr>
+                          <pic:cNvPr descr="6aa921d2d5d6ba5c5209e4a3e47606b1c06328a34b9a0397c8ac282e97314833.jpg" id="85" name="Picture"/>
+                          <pic:cNvPicPr>
+                            <a:picLocks noChangeArrowheads="1" noChangeAspect="1"/>
+                          </pic:cNvPicPr>
+                        </pic:nvPicPr>
+                        <pic:blipFill>
+                          <a:blip r:embed="rId83"/>
+                          <a:stretch>
+                            <a:fillRect/>
+                          </a:stretch>
+                        </pic:blipFill>
+                        <pic:spPr bwMode="auto">
+                          <a:xfrm>
+                            <a:off x="0" y="0"/>
+                            <a:ext cx="2381250" cy="1580744"/>
+                          </a:xfrm>
+                          <a:prstGeom prst="rect">
+                            <a:avLst/>
+                          </a:prstGeom>
+                          <a:noFill/>
+                          <a:ln w="9525">
+                            <a:noFill/>
+                            <a:headEnd/>
+                            <a:tailEnd/>
+                          </a:ln>
+                        </pic:spPr>
+                      </pic:pic>
+                    </a:graphicData>
+                  </a:graphic>
+                </wp:inline>
+              </w:drawing>
+            </w:r>
+          </w:p>
+        </w:tc>
+      </w:tr>
+      <w:tr>
+        <w:tc>
+          <w:tcPr/>
+          <w:p>
+            <w:pPr>
+              <w:pStyle w:val="Compact"/>
+              <w:jc w:val="center"/>
+            </w:pPr>
+            <w:r>
+              <w:rPr>
+                <w:rFonts w:ascii="Times New Roman" w:hAnsi="Times New Roman" w:eastAsia="Times New Roman" w:cs="Times New Roman"/>
+              </w:rPr>
+              <w:t xml:space="preserve">&gt; </w:t>
+            </w:r>
+            <w:r>
+              <w:rPr>
+                <w:rFonts w:hint="eastAsia" w:ascii="Times New Roman" w:hAnsi="Times New Roman" w:eastAsia="FangSong" w:cs="Times New Roman"/>
+              </w:rPr>
+              <w:t xml:space="preserve">图</w:t>
+            </w:r>
+            <w:r>
+              <w:rPr>
+                <w:rFonts w:ascii="Times New Roman" w:hAnsi="Times New Roman" w:eastAsia="Times New Roman" w:cs="Times New Roman"/>
+              </w:rPr>
+              <w:t xml:space="preserve"> </w:t>
+            </w:r>
+            <w:r>
+              <w:rPr>
+                <w:rFonts w:hint="eastAsia" w:ascii="Times New Roman" w:hAnsi="Times New Roman" w:eastAsia="Times New Roman" w:cs="Times New Roman"/>
+              </w:rPr>
+              <w:t>9-22：</w:t>
+            </w:r>
+            <w:r>
+              <w:rPr>
+                <w:rFonts w:hint="eastAsia" w:ascii="Times New Roman" w:hAnsi="Times New Roman" w:eastAsia="FangSong" w:cs="Times New Roman"/>
+              </w:rPr>
+              <w:t>二价铜平面四方能级分裂与排布</w:t>
+            </w:r>
+          </w:p>
+        </w:tc>
+        <w:tc>
+          <w:tcPr/>
+          <w:p>
+            <w:pPr>
+              <w:pStyle w:val="Compact"/>
+              <w:jc w:val="center"/>
+            </w:pPr>
+            <w:r>
+              <w:rPr>
+                <w:rFonts w:ascii="Times New Roman" w:hAnsi="Times New Roman" w:eastAsia="Times New Roman" w:cs="Times New Roman"/>
+              </w:rPr>
+              <w:t xml:space="preserve">&gt; </w:t>
+            </w:r>
+            <w:r>
+              <w:rPr>
+                <w:rFonts w:hint="eastAsia" w:ascii="Times New Roman" w:hAnsi="Times New Roman" w:eastAsia="FangSong" w:cs="Times New Roman"/>
+              </w:rPr>
+              <w:t xml:space="preserve">图</w:t>
+            </w:r>
+            <w:r>
+              <w:rPr>
+                <w:rFonts w:ascii="Times New Roman" w:hAnsi="Times New Roman" w:eastAsia="Times New Roman" w:cs="Times New Roman"/>
+              </w:rPr>
+              <w:t xml:space="preserve"> </w:t>
+            </w:r>
+            <w:r>
+              <w:rPr>
+                <w:rFonts w:hint="eastAsia" w:ascii="Times New Roman" w:hAnsi="Times New Roman" w:eastAsia="Times New Roman" w:cs="Times New Roman"/>
+              </w:rPr>
+              <w:t>9-23：</w:t>
+            </w:r>
+            <w:r>
+              <w:rPr>
+                <w:rFonts w:hint="eastAsia" w:ascii="Times New Roman" w:hAnsi="Times New Roman" w:eastAsia="FangSong" w:cs="Times New Roman"/>
+              </w:rPr>
+              <w:t>平面四方四氰合钯强场电子排布</w:t>
+            </w:r>
+          </w:p>
+        </w:tc>
+      </w:tr>
+    </w:tbl>
     <w:p>
       <w:pPr>
         <w:pStyle w:val="BodyText"/>
-        <w:spacing w:before="160" w:after="80"/>
-        <w:jc w:val="center"/>
-      </w:pPr>
-      <w:r>
-        <w:rPr>
-          <w:rFonts w:ascii="Times New Roman" w:hAnsi="Times New Roman" w:eastAsia="Times New Roman" w:cs="Times New Roman"/>
-        </w:rPr>
-        <w:drawing>
-          <wp:inline>
-            <wp:extent cx="2667000" cy="2092215"/>
-            <wp:effectExtent b="0" l="0" r="0" t="0"/>
-            <wp:docPr descr="" title="" id="81" name="Picture"/>
-            <a:graphic>
-              <a:graphicData uri="http://schemas.openxmlformats.org/drawingml/2006/picture">
-                <pic:pic>
-                  <pic:nvPicPr>
-                    <pic:cNvPr descr="41d3c43e30af8fec49ea1b3d56f8b8f1bb508b810d4a32464af587a8341edd3f.jpg" id="82" name="Picture"/>
-                    <pic:cNvPicPr>
-                      <a:picLocks noChangeArrowheads="1" noChangeAspect="1"/>
-                    </pic:cNvPicPr>
-                  </pic:nvPicPr>
-                  <pic:blipFill>
-                    <a:blip r:embed="rId80"/>
-                    <a:stretch>
-                      <a:fillRect/>
-                    </a:stretch>
-                  </pic:blipFill>
-                  <pic:spPr bwMode="auto">
-                    <a:xfrm>
-                      <a:off x="0" y="0"/>
-                      <a:ext cx="2667000" cy="2092215"/>
-                    </a:xfrm>
-                    <a:prstGeom prst="rect">
-                      <a:avLst/>
-                    </a:prstGeom>
-                    <a:noFill/>
-                    <a:ln w="9525">
-                      <a:noFill/>
-                      <a:headEnd/>
-                      <a:tailEnd/>
-                    </a:ln>
-                  </pic:spPr>
-                </pic:pic>
-              </a:graphicData>
-            </a:graphic>
-          </wp:inline>
-        </w:drawing>
-      </w:r>
-    </w:p>
-    <w:p>
-      <w:pPr>
-        <w:pStyle w:val="BlockText"/>
-        <w:spacing w:before="40" w:after="160"/>
-        <w:jc w:val="center"/>
-      </w:pPr>
-      <w:r>
-        <w:rPr>
-          <w:rFonts w:hint="eastAsia" w:ascii="Times New Roman" w:hAnsi="Times New Roman" w:eastAsia="FangSong" w:cs="Times New Roman"/>
-          <w:b w:val="0"/>
-          <w:i w:val="0"/>
-          <w:sz w:val="21"/>
-        </w:rPr>
-        <w:t xml:space="preserve">图</w:t>
-      </w:r>
-      <w:r>
-        <w:rPr>
-          <w:rFonts w:ascii="Times New Roman" w:hAnsi="Times New Roman" w:eastAsia="FangSong" w:cs="Times New Roman"/>
-          <w:b w:val="0"/>
-          <w:i w:val="0"/>
-          <w:sz w:val="21"/>
-        </w:rPr>
-        <w:t xml:space="preserve"> </w:t>
-      </w:r>
-      <w:r>
-        <w:rPr>
-          <w:rFonts w:hint="eastAsia" w:ascii="Times New Roman" w:hAnsi="Times New Roman" w:eastAsia="FangSong" w:cs="Times New Roman"/>
-          <w:b w:val="0"/>
-          <w:i w:val="0"/>
-          <w:sz w:val="21"/>
-        </w:rPr>
-        <w:t>9-22：</w:t>
-      </w:r>
-      <w:r>
-        <w:rPr>
-          <w:rFonts w:hint="eastAsia" w:ascii="Times New Roman" w:hAnsi="Times New Roman" w:eastAsia="FangSong" w:cs="Times New Roman"/>
-          <w:b w:val="0"/>
-          <w:i w:val="0"/>
-          <w:sz w:val="21"/>
-        </w:rPr>
-        <w:t>二价铜平面四方能级分裂与排布</w:t>
-      </w:r>
-    </w:p>
-    <w:p>
-      <w:pPr>
-        <w:pStyle w:val="FirstParagraph"/>
-        <w:spacing w:before="160" w:after="80"/>
-        <w:jc w:val="center"/>
-      </w:pPr>
-      <w:r>
-        <w:rPr>
-          <w:rFonts w:ascii="Times New Roman" w:hAnsi="Times New Roman" w:eastAsia="Times New Roman" w:cs="Times New Roman"/>
-        </w:rPr>
-        <w:drawing>
-          <wp:inline>
-            <wp:extent cx="2667000" cy="1770434"/>
-            <wp:effectExtent b="0" l="0" r="0" t="0"/>
-            <wp:docPr descr="" title="" id="84" name="Picture"/>
-            <a:graphic>
-              <a:graphicData uri="http://schemas.openxmlformats.org/drawingml/2006/picture">
-                <pic:pic>
-                  <pic:nvPicPr>
-                    <pic:cNvPr descr="6aa921d2d5d6ba5c5209e4a3e47606b1c06328a34b9a0397c8ac282e97314833.jpg" id="85" name="Picture"/>
-                    <pic:cNvPicPr>
-                      <a:picLocks noChangeArrowheads="1" noChangeAspect="1"/>
-                    </pic:cNvPicPr>
-                  </pic:nvPicPr>
-                  <pic:blipFill>
-                    <a:blip r:embed="rId83"/>
-                    <a:stretch>
-                      <a:fillRect/>
-                    </a:stretch>
-                  </pic:blipFill>
-                  <pic:spPr bwMode="auto">
-                    <a:xfrm>
-                      <a:off x="0" y="0"/>
-                      <a:ext cx="2667000" cy="1770434"/>
-                    </a:xfrm>
-                    <a:prstGeom prst="rect">
-                      <a:avLst/>
-                    </a:prstGeom>
-                    <a:noFill/>
-                    <a:ln w="9525">
-                      <a:noFill/>
-                      <a:headEnd/>
-                      <a:tailEnd/>
-                    </a:ln>
-                  </pic:spPr>
-                </pic:pic>
-              </a:graphicData>
-            </a:graphic>
-          </wp:inline>
-        </w:drawing>
-      </w:r>
-    </w:p>
-    <w:p>
-      <w:pPr>
-        <w:pStyle w:val="BlockText"/>
-        <w:spacing w:before="40" w:after="160"/>
-        <w:jc w:val="center"/>
-      </w:pPr>
-      <w:r>
-        <w:rPr>
-          <w:rFonts w:hint="eastAsia" w:ascii="Times New Roman" w:hAnsi="Times New Roman" w:eastAsia="FangSong" w:cs="Times New Roman"/>
-          <w:b w:val="0"/>
-          <w:i w:val="0"/>
-          <w:sz w:val="21"/>
-        </w:rPr>
-        <w:t xml:space="preserve">图</w:t>
-      </w:r>
-      <w:r>
-        <w:rPr>
-          <w:rFonts w:ascii="Times New Roman" w:hAnsi="Times New Roman" w:eastAsia="FangSong" w:cs="Times New Roman"/>
-          <w:b w:val="0"/>
-          <w:i w:val="0"/>
-          <w:sz w:val="21"/>
-        </w:rPr>
-        <w:t xml:space="preserve"> </w:t>
-      </w:r>
-      <w:r>
-        <w:rPr>
-          <w:rFonts w:hint="eastAsia" w:ascii="Times New Roman" w:hAnsi="Times New Roman" w:eastAsia="FangSong" w:cs="Times New Roman"/>
-          <w:b w:val="0"/>
-          <w:i w:val="0"/>
-          <w:sz w:val="21"/>
-        </w:rPr>
-        <w:t>9-23：</w:t>
-      </w:r>
-      <w:r>
-        <w:rPr>
-          <w:rFonts w:hint="eastAsia" w:ascii="Times New Roman" w:hAnsi="Times New Roman" w:eastAsia="FangSong" w:cs="Times New Roman"/>
-          <w:b w:val="0"/>
-          <w:i w:val="0"/>
-          <w:sz w:val="21"/>
-        </w:rPr>
-        <w:t>平面四方四氰合钯强场电子排布</w:t>
-      </w:r>
-    </w:p>
-    <w:p>
-      <w:pPr>
-        <w:pStyle w:val="FirstParagraph"/>
+        <w:spacing w:before="120"/>
         <w:ind w:firstLine="420"/>
       </w:pPr>
       <w:r>
@@ -46050,6 +46993,7 @@
     <w:p>
       <w:pPr>
         <w:pStyle w:val="BodyText"/>
+        <w:spacing w:after="80"/>
         <w:ind w:firstLine="420"/>
       </w:pPr>
       <w:r>
@@ -46209,199 +47153,266 @@
         <w:t>。</w:t>
       </w:r>
     </w:p>
+    <w:tbl>
+      <w:tblPr>
+        <w:tblStyle w:val="Table"/>
+        <w:tblW w:type="pct" w:w="5000"/>
+        <w:tblLayout w:type="fixed"/>
+        <w:tblLook w:firstRow="1" w:lastRow="0" w:firstColumn="0" w:lastColumn="0" w:noHBand="0" w:noVBand="0" w:val="0020"/>
+        <w:jc w:val="center"/>
+        <w:tblBorders>
+          <w:top w:val="single" w:sz="12" w:space="0" w:color="333333"/>
+          <w:bottom w:val="single" w:sz="12" w:space="0" w:color="333333"/>
+          <w:left w:val="none"/>
+          <w:right w:val="none"/>
+          <w:insideH w:val="none"/>
+          <w:insideV w:val="none"/>
+        </w:tblBorders>
+      </w:tblPr>
+      <w:tblGrid>
+        <w:gridCol w:w="3960"/>
+        <w:gridCol w:w="3960"/>
+      </w:tblGrid>
+      <w:tr>
+        <w:trPr>
+          <w:tblHeader w:val="on"/>
+        </w:trPr>
+        <w:tc>
+          <w:tcPr>
+            <w:tcBorders>
+              <w:bottom w:val="single" w:sz="6" w:space="0" w:color="333333"/>
+            </w:tcBorders>
+          </w:tcPr>
+          <w:p>
+            <w:pPr>
+              <w:pStyle w:val="Compact"/>
+              <w:jc w:val="center"/>
+            </w:pPr>
+            <w:r>
+              <w:rPr>
+                <w:rFonts w:hint="eastAsia" w:ascii="Times New Roman" w:hAnsi="Times New Roman" w:eastAsia="SimHei" w:cs="Times New Roman"/>
+                <w:b/>
+              </w:rPr>
+              <w:t xml:space="preserve">姜泰勒效应对金属水交换速</w:t>
+            </w:r>
+          </w:p>
+        </w:tc>
+        <w:tc>
+          <w:tcPr>
+            <w:tcBorders>
+              <w:bottom w:val="single" w:sz="6" w:space="0" w:color="333333"/>
+            </w:tcBorders>
+          </w:tcPr>
+          <w:p>
+            <w:pPr>
+              <w:pStyle w:val="Compact"/>
+              <w:jc w:val="center"/>
+            </w:pPr>
+            <w:r>
+              <w:rPr>
+                <w:rFonts w:hint="eastAsia" w:ascii="Times New Roman" w:hAnsi="Times New Roman" w:eastAsia="SimHei" w:cs="Times New Roman"/>
+                <w:b/>
+              </w:rPr>
+              <w:t xml:space="preserve">水交换速率常数双峰</w:t>
+            </w:r>
+          </w:p>
+        </w:tc>
+      </w:tr>
+      <w:tr>
+        <w:tc>
+          <w:tcPr/>
+          <w:p>
+            <w:pPr>
+              <w:pStyle w:val="Compact"/>
+              <w:jc w:val="center"/>
+            </w:pPr>
+            <w:r>
+              <w:rPr>
+                <w:rFonts w:ascii="Times New Roman" w:hAnsi="Times New Roman" w:eastAsia="Times New Roman" w:cs="Times New Roman"/>
+              </w:rPr>
+              <w:drawing>
+                <wp:inline>
+                  <wp:extent cx="2381250" cy="1315734"/>
+                  <wp:effectExtent b="0" l="0" r="0" t="0"/>
+                  <wp:docPr descr="" title="" id="87" name="Picture"/>
+                  <a:graphic>
+                    <a:graphicData uri="http://schemas.openxmlformats.org/drawingml/2006/picture">
+                      <pic:pic>
+                        <pic:nvPicPr>
+                          <pic:cNvPr descr="ee93040a7a663e19c733aaddd2f923a082b50591baeeb1ee85766b3e87157181.jpg" id="88" name="Picture"/>
+                          <pic:cNvPicPr>
+                            <a:picLocks noChangeArrowheads="1" noChangeAspect="1"/>
+                          </pic:cNvPicPr>
+                        </pic:nvPicPr>
+                        <pic:blipFill>
+                          <a:blip r:embed="rId86"/>
+                          <a:stretch>
+                            <a:fillRect/>
+                          </a:stretch>
+                        </pic:blipFill>
+                        <pic:spPr bwMode="auto">
+                          <a:xfrm>
+                            <a:off x="0" y="0"/>
+                            <a:ext cx="2381250" cy="1315734"/>
+                          </a:xfrm>
+                          <a:prstGeom prst="rect">
+                            <a:avLst/>
+                          </a:prstGeom>
+                          <a:noFill/>
+                          <a:ln w="9525">
+                            <a:noFill/>
+                            <a:headEnd/>
+                            <a:tailEnd/>
+                          </a:ln>
+                        </pic:spPr>
+                      </pic:pic>
+                    </a:graphicData>
+                  </a:graphic>
+                </wp:inline>
+              </w:drawing>
+            </w:r>
+          </w:p>
+        </w:tc>
+        <w:tc>
+          <w:tcPr/>
+          <w:p>
+            <w:pPr>
+              <w:pStyle w:val="Compact"/>
+              <w:jc w:val="center"/>
+            </w:pPr>
+            <w:r>
+              <w:rPr>
+                <w:rFonts w:ascii="Times New Roman" w:hAnsi="Times New Roman" w:eastAsia="Times New Roman" w:cs="Times New Roman"/>
+              </w:rPr>
+              <w:drawing>
+                <wp:inline>
+                  <wp:extent cx="2381250" cy="3097028"/>
+                  <wp:effectExtent b="0" l="0" r="0" t="0"/>
+                  <wp:docPr descr="" title="" id="90" name="Picture"/>
+                  <a:graphic>
+                    <a:graphicData uri="http://schemas.openxmlformats.org/drawingml/2006/picture">
+                      <pic:pic>
+                        <pic:nvPicPr>
+                          <pic:cNvPr descr="9ea24f1ec0a45fbba62b375e1af7cb45b61dcd26b98e0ac0377e4a5ca3f040b8.jpg" id="91" name="Picture"/>
+                          <pic:cNvPicPr>
+                            <a:picLocks noChangeArrowheads="1" noChangeAspect="1"/>
+                          </pic:cNvPicPr>
+                        </pic:nvPicPr>
+                        <pic:blipFill>
+                          <a:blip r:embed="rId89"/>
+                          <a:stretch>
+                            <a:fillRect/>
+                          </a:stretch>
+                        </pic:blipFill>
+                        <pic:spPr bwMode="auto">
+                          <a:xfrm>
+                            <a:off x="0" y="0"/>
+                            <a:ext cx="2381250" cy="3097028"/>
+                          </a:xfrm>
+                          <a:prstGeom prst="rect">
+                            <a:avLst/>
+                          </a:prstGeom>
+                          <a:noFill/>
+                          <a:ln w="9525">
+                            <a:noFill/>
+                            <a:headEnd/>
+                            <a:tailEnd/>
+                          </a:ln>
+                        </pic:spPr>
+                      </pic:pic>
+                    </a:graphicData>
+                  </a:graphic>
+                </wp:inline>
+              </w:drawing>
+            </w:r>
+          </w:p>
+        </w:tc>
+      </w:tr>
+      <w:tr>
+        <w:tc>
+          <w:tcPr/>
+          <w:p>
+            <w:pPr>
+              <w:pStyle w:val="Compact"/>
+              <w:jc w:val="center"/>
+            </w:pPr>
+            <w:r>
+              <w:rPr>
+                <w:rFonts w:ascii="Times New Roman" w:hAnsi="Times New Roman" w:eastAsia="Times New Roman" w:cs="Times New Roman"/>
+              </w:rPr>
+              <w:t xml:space="preserve">&gt; </w:t>
+            </w:r>
+            <w:r>
+              <w:rPr>
+                <w:rFonts w:hint="eastAsia" w:ascii="Times New Roman" w:hAnsi="Times New Roman" w:eastAsia="FangSong" w:cs="Times New Roman"/>
+              </w:rPr>
+              <w:t xml:space="preserve">图</w:t>
+            </w:r>
+            <w:r>
+              <w:rPr>
+                <w:rFonts w:ascii="Times New Roman" w:hAnsi="Times New Roman" w:eastAsia="Times New Roman" w:cs="Times New Roman"/>
+              </w:rPr>
+              <w:t xml:space="preserve"> </w:t>
+            </w:r>
+            <w:r>
+              <w:rPr>
+                <w:rFonts w:hint="eastAsia" w:ascii="Times New Roman" w:hAnsi="Times New Roman" w:eastAsia="Times New Roman" w:cs="Times New Roman"/>
+              </w:rPr>
+              <w:t>9-24：</w:t>
+            </w:r>
+            <w:r>
+              <w:rPr>
+                <w:rFonts w:hint="eastAsia" w:ascii="Times New Roman" w:hAnsi="Times New Roman" w:eastAsia="FangSong" w:cs="Times New Roman"/>
+              </w:rPr>
+              <w:t>姜泰勒效应对金属水交换速率影响</w:t>
+            </w:r>
+          </w:p>
+        </w:tc>
+        <w:tc>
+          <w:tcPr/>
+          <w:p>
+            <w:pPr>
+              <w:pStyle w:val="Compact"/>
+              <w:jc w:val="center"/>
+            </w:pPr>
+            <w:r>
+              <w:rPr>
+                <w:rFonts w:ascii="Times New Roman" w:hAnsi="Times New Roman" w:eastAsia="Times New Roman" w:cs="Times New Roman"/>
+              </w:rPr>
+              <w:t xml:space="preserve">&gt; </w:t>
+            </w:r>
+            <w:r>
+              <w:rPr>
+                <w:rFonts w:hint="eastAsia" w:ascii="Times New Roman" w:hAnsi="Times New Roman" w:eastAsia="FangSong" w:cs="Times New Roman"/>
+              </w:rPr>
+              <w:t xml:space="preserve">图</w:t>
+            </w:r>
+            <w:r>
+              <w:rPr>
+                <w:rFonts w:ascii="Times New Roman" w:hAnsi="Times New Roman" w:eastAsia="Times New Roman" w:cs="Times New Roman"/>
+              </w:rPr>
+              <w:t xml:space="preserve"> </w:t>
+            </w:r>
+            <w:r>
+              <w:rPr>
+                <w:rFonts w:hint="eastAsia" w:ascii="Times New Roman" w:hAnsi="Times New Roman" w:eastAsia="Times New Roman" w:cs="Times New Roman"/>
+              </w:rPr>
+              <w:t>9-25：</w:t>
+            </w:r>
+            <w:r>
+              <w:rPr>
+                <w:rFonts w:hint="eastAsia" w:ascii="Times New Roman" w:hAnsi="Times New Roman" w:eastAsia="FangSong" w:cs="Times New Roman"/>
+              </w:rPr>
+              <w:t>水交换速率常数双峰变化趋势图</w:t>
+            </w:r>
+          </w:p>
+        </w:tc>
+      </w:tr>
+    </w:tbl>
     <w:p>
       <w:pPr>
         <w:pStyle w:val="BodyText"/>
-        <w:spacing w:before="160" w:after="80"/>
-        <w:jc w:val="center"/>
-      </w:pPr>
-      <w:r>
-        <w:rPr>
-          <w:rFonts w:ascii="Times New Roman" w:hAnsi="Times New Roman" w:eastAsia="Times New Roman" w:cs="Times New Roman"/>
-        </w:rPr>
-        <w:drawing>
-          <wp:inline>
-            <wp:extent cx="2667000" cy="1473622"/>
-            <wp:effectExtent b="0" l="0" r="0" t="0"/>
-            <wp:docPr descr="" title="" id="87" name="Picture"/>
-            <a:graphic>
-              <a:graphicData uri="http://schemas.openxmlformats.org/drawingml/2006/picture">
-                <pic:pic>
-                  <pic:nvPicPr>
-                    <pic:cNvPr descr="ee93040a7a663e19c733aaddd2f923a082b50591baeeb1ee85766b3e87157181.jpg" id="88" name="Picture"/>
-                    <pic:cNvPicPr>
-                      <a:picLocks noChangeArrowheads="1" noChangeAspect="1"/>
-                    </pic:cNvPicPr>
-                  </pic:nvPicPr>
-                  <pic:blipFill>
-                    <a:blip r:embed="rId86"/>
-                    <a:stretch>
-                      <a:fillRect/>
-                    </a:stretch>
-                  </pic:blipFill>
-                  <pic:spPr bwMode="auto">
-                    <a:xfrm>
-                      <a:off x="0" y="0"/>
-                      <a:ext cx="2667000" cy="1473622"/>
-                    </a:xfrm>
-                    <a:prstGeom prst="rect">
-                      <a:avLst/>
-                    </a:prstGeom>
-                    <a:noFill/>
-                    <a:ln w="9525">
-                      <a:noFill/>
-                      <a:headEnd/>
-                      <a:tailEnd/>
-                    </a:ln>
-                  </pic:spPr>
-                </pic:pic>
-              </a:graphicData>
-            </a:graphic>
-          </wp:inline>
-        </w:drawing>
-      </w:r>
-    </w:p>
-    <w:p>
-      <w:pPr>
-        <w:pStyle w:val="BlockText"/>
-        <w:spacing w:before="40" w:after="160"/>
-        <w:jc w:val="center"/>
-      </w:pPr>
-      <w:r>
-        <w:rPr>
-          <w:rFonts w:hint="eastAsia" w:ascii="Times New Roman" w:hAnsi="Times New Roman" w:eastAsia="FangSong" w:cs="Times New Roman"/>
-          <w:b w:val="0"/>
-          <w:i w:val="0"/>
-          <w:sz w:val="21"/>
-        </w:rPr>
-        <w:t xml:space="preserve">图</w:t>
-      </w:r>
-      <w:r>
-        <w:rPr>
-          <w:rFonts w:ascii="Times New Roman" w:hAnsi="Times New Roman" w:eastAsia="FangSong" w:cs="Times New Roman"/>
-          <w:b w:val="0"/>
-          <w:i w:val="0"/>
-          <w:sz w:val="21"/>
-        </w:rPr>
-        <w:t xml:space="preserve"> </w:t>
-      </w:r>
-      <w:r>
-        <w:rPr>
-          <w:rFonts w:hint="eastAsia" w:ascii="Times New Roman" w:hAnsi="Times New Roman" w:eastAsia="FangSong" w:cs="Times New Roman"/>
-          <w:b w:val="0"/>
-          <w:i w:val="0"/>
-          <w:sz w:val="21"/>
-        </w:rPr>
-        <w:t>9-24：</w:t>
-      </w:r>
-      <w:r>
-        <w:rPr>
-          <w:rFonts w:hint="eastAsia" w:ascii="Times New Roman" w:hAnsi="Times New Roman" w:eastAsia="FangSong" w:cs="Times New Roman"/>
-          <w:b w:val="0"/>
-          <w:i w:val="0"/>
-          <w:sz w:val="21"/>
-        </w:rPr>
-        <w:t>姜泰勒效应对金属水交换速率影响</w:t>
-      </w:r>
-    </w:p>
-    <w:p>
-      <w:pPr>
-        <w:pStyle w:val="FirstParagraph"/>
-        <w:spacing w:before="160" w:after="80"/>
-        <w:jc w:val="center"/>
-      </w:pPr>
-      <w:r>
-        <w:rPr>
-          <w:rFonts w:ascii="Times New Roman" w:hAnsi="Times New Roman" w:eastAsia="Times New Roman" w:cs="Times New Roman"/>
-        </w:rPr>
-        <w:drawing>
-          <wp:inline>
-            <wp:extent cx="2667000" cy="3468671"/>
-            <wp:effectExtent b="0" l="0" r="0" t="0"/>
-            <wp:docPr descr="" title="" id="90" name="Picture"/>
-            <a:graphic>
-              <a:graphicData uri="http://schemas.openxmlformats.org/drawingml/2006/picture">
-                <pic:pic>
-                  <pic:nvPicPr>
-                    <pic:cNvPr descr="9ea24f1ec0a45fbba62b375e1af7cb45b61dcd26b98e0ac0377e4a5ca3f040b8.jpg" id="91" name="Picture"/>
-                    <pic:cNvPicPr>
-                      <a:picLocks noChangeArrowheads="1" noChangeAspect="1"/>
-                    </pic:cNvPicPr>
-                  </pic:nvPicPr>
-                  <pic:blipFill>
-                    <a:blip r:embed="rId89"/>
-                    <a:stretch>
-                      <a:fillRect/>
-                    </a:stretch>
-                  </pic:blipFill>
-                  <pic:spPr bwMode="auto">
-                    <a:xfrm>
-                      <a:off x="0" y="0"/>
-                      <a:ext cx="2667000" cy="3468671"/>
-                    </a:xfrm>
-                    <a:prstGeom prst="rect">
-                      <a:avLst/>
-                    </a:prstGeom>
-                    <a:noFill/>
-                    <a:ln w="9525">
-                      <a:noFill/>
-                      <a:headEnd/>
-                      <a:tailEnd/>
-                    </a:ln>
-                  </pic:spPr>
-                </pic:pic>
-              </a:graphicData>
-            </a:graphic>
-          </wp:inline>
-        </w:drawing>
-      </w:r>
-    </w:p>
-    <w:p>
-      <w:pPr>
-        <w:pStyle w:val="BlockText"/>
-        <w:spacing w:before="40" w:after="160"/>
-        <w:jc w:val="center"/>
-      </w:pPr>
-      <w:r>
-        <w:rPr>
-          <w:rFonts w:hint="eastAsia" w:ascii="Times New Roman" w:hAnsi="Times New Roman" w:eastAsia="FangSong" w:cs="Times New Roman"/>
-          <w:b w:val="0"/>
-          <w:i w:val="0"/>
-          <w:sz w:val="21"/>
-        </w:rPr>
-        <w:t xml:space="preserve">图</w:t>
-      </w:r>
-      <w:r>
-        <w:rPr>
-          <w:rFonts w:ascii="Times New Roman" w:hAnsi="Times New Roman" w:eastAsia="FangSong" w:cs="Times New Roman"/>
-          <w:b w:val="0"/>
-          <w:i w:val="0"/>
-          <w:sz w:val="21"/>
-        </w:rPr>
-        <w:t xml:space="preserve"> </w:t>
-      </w:r>
-      <w:r>
-        <w:rPr>
-          <w:rFonts w:hint="eastAsia" w:ascii="Times New Roman" w:hAnsi="Times New Roman" w:eastAsia="FangSong" w:cs="Times New Roman"/>
-          <w:b w:val="0"/>
-          <w:i w:val="0"/>
-          <w:sz w:val="21"/>
-        </w:rPr>
-        <w:t>9-25：</w:t>
-      </w:r>
-      <w:r>
-        <w:rPr>
-          <w:rFonts w:hint="eastAsia" w:ascii="Times New Roman" w:hAnsi="Times New Roman" w:eastAsia="FangSong" w:cs="Times New Roman"/>
-          <w:b w:val="0"/>
-          <w:i w:val="0"/>
-          <w:sz w:val="21"/>
-        </w:rPr>
-        <w:t>水交换速率常数双峰变化趋势图</w:t>
-      </w:r>
-    </w:p>
-    <w:p>
-      <w:pPr>
-        <w:pStyle w:val="FirstParagraph"/>
+        <w:spacing w:before="120"/>
         <w:ind w:firstLine="420"/>
       </w:pPr>
       <w:r>
